--- a/CH/Laba1/ASVT_Lab_1.docx
+++ b/CH/Laba1/ASVT_Lab_1.docx
@@ -433,7 +433,7 @@
     <w:p/>
     <w:p>
       <w:pPr>
-        <w:pStyle w:val="af3"/>
+        <w:pStyle w:val="ListParagraph"/>
         <w:numPr>
           <w:ilvl w:val="0"/>
           <w:numId w:val="11"/>
@@ -463,7 +463,7 @@
     </w:p>
     <w:p>
       <w:pPr>
-        <w:pStyle w:val="af3"/>
+        <w:pStyle w:val="ListParagraph"/>
         <w:numPr>
           <w:ilvl w:val="0"/>
           <w:numId w:val="11"/>
@@ -520,25 +520,12 @@
           <w:rFonts w:cs="Times New Roman"/>
         </w:rPr>
         <w:tab/>
-      </w:r>
-      <w:proofErr w:type="spellStart"/>
-      <w:r>
-        <w:rPr>
-          <w:rFonts w:cs="Times New Roman"/>
-        </w:rPr>
-        <w:t>Библив</w:t>
-      </w:r>
-      <w:proofErr w:type="spellEnd"/>
-      <w:r>
-        <w:rPr>
-          <w:rFonts w:cs="Times New Roman"/>
-        </w:rPr>
-        <w:t xml:space="preserve"> А. И.</w:t>
-      </w:r>
-    </w:p>
-    <w:p>
-      <w:pPr>
-        <w:pStyle w:val="af3"/>
+        <w:t>Библив А. И.</w:t>
+      </w:r>
+    </w:p>
+    <w:p>
+      <w:pPr>
+        <w:pStyle w:val="ListParagraph"/>
         <w:tabs>
           <w:tab w:val="left" w:pos="4746"/>
           <w:tab w:val="left" w:pos="6840"/>
@@ -622,24 +609,16 @@
         </w:rPr>
         <w:tab/>
       </w:r>
-      <w:proofErr w:type="spellStart"/>
       <w:r>
         <w:rPr>
           <w:rFonts w:cs="Times New Roman"/>
         </w:rPr>
-        <w:t>Михайлич</w:t>
-      </w:r>
-      <w:proofErr w:type="spellEnd"/>
-      <w:r>
-        <w:rPr>
-          <w:rFonts w:cs="Times New Roman"/>
-        </w:rPr>
-        <w:t xml:space="preserve"> М. И.</w:t>
-      </w:r>
-    </w:p>
-    <w:p>
-      <w:pPr>
-        <w:pStyle w:val="af3"/>
+        <w:t>Михайлич М. И.</w:t>
+      </w:r>
+    </w:p>
+    <w:p>
+      <w:pPr>
+        <w:pStyle w:val="ListParagraph"/>
         <w:tabs>
           <w:tab w:val="left" w:pos="4746"/>
           <w:tab w:val="left" w:pos="6840"/>
@@ -697,7 +676,7 @@
     </w:p>
     <w:p>
       <w:pPr>
-        <w:pStyle w:val="af3"/>
+        <w:pStyle w:val="ListParagraph"/>
         <w:tabs>
           <w:tab w:val="left" w:pos="4746"/>
           <w:tab w:val="left" w:pos="6840"/>
@@ -720,7 +699,7 @@
     </w:p>
     <w:p>
       <w:pPr>
-        <w:pStyle w:val="af3"/>
+        <w:pStyle w:val="ListParagraph"/>
         <w:numPr>
           <w:ilvl w:val="0"/>
           <w:numId w:val="11"/>
@@ -738,7 +717,7 @@
     </w:p>
     <w:p>
       <w:pPr>
-        <w:pStyle w:val="af3"/>
+        <w:pStyle w:val="ListParagraph"/>
         <w:numPr>
           <w:ilvl w:val="0"/>
           <w:numId w:val="11"/>
@@ -830,7 +809,7 @@
     </w:p>
     <w:p>
       <w:pPr>
-        <w:pStyle w:val="af3"/>
+        <w:pStyle w:val="ListParagraph"/>
         <w:tabs>
           <w:tab w:val="left" w:pos="3960"/>
           <w:tab w:val="left" w:pos="6840"/>
@@ -910,7 +889,7 @@
     </w:p>
     <w:p>
       <w:pPr>
-        <w:pStyle w:val="af3"/>
+        <w:pStyle w:val="ListParagraph"/>
         <w:numPr>
           <w:ilvl w:val="0"/>
           <w:numId w:val="11"/>
@@ -1012,7 +991,7 @@
     </w:p>
     <w:p>
       <w:pPr>
-        <w:pStyle w:val="af9"/>
+        <w:pStyle w:val="a9"/>
         <w:rPr>
           <w:lang w:val="en-US"/>
         </w:rPr>
@@ -1039,31 +1018,7 @@
         <w:t>ы</w:t>
       </w:r>
       <w:r>
-        <w:t xml:space="preserve"> программирования микроконтроллеров семейства </w:t>
-      </w:r>
-      <w:proofErr w:type="spellStart"/>
-      <w:r>
-        <w:t>Atmel</w:t>
-      </w:r>
-      <w:proofErr w:type="spellEnd"/>
-      <w:r>
-        <w:t xml:space="preserve"> </w:t>
-      </w:r>
-      <w:proofErr w:type="spellStart"/>
-      <w:r>
-        <w:t>ATmega</w:t>
-      </w:r>
-      <w:proofErr w:type="spellEnd"/>
-      <w:r>
-        <w:t xml:space="preserve"> в среде разработки </w:t>
-      </w:r>
-      <w:proofErr w:type="spellStart"/>
-      <w:r>
-        <w:t>Atmel</w:t>
-      </w:r>
-      <w:proofErr w:type="spellEnd"/>
-      <w:r>
-        <w:t xml:space="preserve"> Studio. </w:t>
+        <w:t xml:space="preserve"> программирования микроконтроллеров семейства Atmel ATmega в среде разработки Atmel Studio. </w:t>
       </w:r>
       <w:r>
         <w:t>Ознакомиться</w:t>
@@ -1074,7 +1029,7 @@
     </w:p>
     <w:p>
       <w:pPr>
-        <w:pStyle w:val="af9"/>
+        <w:pStyle w:val="a9"/>
       </w:pPr>
       <w:r>
         <w:t>Постановка задачи</w:t>
@@ -1116,94 +1071,66 @@
         <w:t>Studio</w:t>
       </w:r>
       <w:r>
-        <w:t xml:space="preserve"> на языке ассемблера, разместить исходный код из п.1 в файле проекта. </w:t>
+        <w:t xml:space="preserve"> на языке ассемблера, разместить исходный код из п.1 в файле проекта. Сформирофать «</w:t>
+      </w:r>
+      <w:r>
+        <w:t>.</w:t>
       </w:r>
       <w:proofErr w:type="spellStart"/>
       <w:r>
-        <w:t>Сформирофать</w:t>
+        <w:rPr>
+          <w:lang w:val="en-US"/>
+        </w:rPr>
+        <w:t>lss</w:t>
       </w:r>
       <w:proofErr w:type="spellEnd"/>
       <w:r>
-        <w:t xml:space="preserve"> </w:t>
-      </w:r>
-      <w:proofErr w:type="gramStart"/>
-      <w:r>
-        <w:t>«</w:t>
+        <w:t>»-файл и «</w:t>
       </w:r>
       <w:r>
         <w:t>.</w:t>
       </w:r>
+      <w:r>
+        <w:rPr>
+          <w:lang w:val="en-US"/>
+        </w:rPr>
+        <w:t>hex</w:t>
+      </w:r>
+      <w:r>
+        <w:t>»</w:t>
+      </w:r>
+      <w:r>
+        <w:t>-</w:t>
+      </w:r>
+      <w:r>
+        <w:t>файл. Записать «</w:t>
+      </w:r>
+      <w:r>
+        <w:t>.</w:t>
+      </w:r>
+      <w:r>
+        <w:rPr>
+          <w:lang w:val="en-US"/>
+        </w:rPr>
+        <w:t>hex</w:t>
+      </w:r>
+      <w:r>
+        <w:t>»</w:t>
+      </w:r>
+      <w:r>
+        <w:t>-</w:t>
+      </w:r>
+      <w:r>
+        <w:t xml:space="preserve">файл в контроллер с помощью программы  </w:t>
+      </w:r>
       <w:proofErr w:type="spellStart"/>
       <w:r>
         <w:rPr>
           <w:lang w:val="en-US"/>
         </w:rPr>
-        <w:t>lss</w:t>
+        <w:t>AVRFlash</w:t>
       </w:r>
       <w:proofErr w:type="spellEnd"/>
-      <w:proofErr w:type="gramEnd"/>
-      <w:r>
-        <w:t xml:space="preserve">»-файл и </w:t>
-      </w:r>
-      <w:proofErr w:type="gramStart"/>
-      <w:r>
-        <w:t>«</w:t>
-      </w:r>
-      <w:r>
-        <w:t>.</w:t>
-      </w:r>
-      <w:r>
-        <w:rPr>
-          <w:lang w:val="en-US"/>
-        </w:rPr>
-        <w:t>hex</w:t>
-      </w:r>
-      <w:proofErr w:type="gramEnd"/>
-      <w:r>
-        <w:t>»</w:t>
-      </w:r>
-      <w:r>
-        <w:t>-</w:t>
-      </w:r>
-      <w:r>
-        <w:t xml:space="preserve">файл. Записать </w:t>
-      </w:r>
-      <w:proofErr w:type="gramStart"/>
-      <w:r>
-        <w:t>«</w:t>
-      </w:r>
-      <w:r>
-        <w:t>.</w:t>
-      </w:r>
-      <w:r>
-        <w:rPr>
-          <w:lang w:val="en-US"/>
-        </w:rPr>
-        <w:t>hex</w:t>
-      </w:r>
-      <w:proofErr w:type="gramEnd"/>
-      <w:r>
-        <w:t>»</w:t>
-      </w:r>
-      <w:r>
-        <w:t>-</w:t>
-      </w:r>
-      <w:r>
-        <w:t xml:space="preserve">файл в контроллер с помощью </w:t>
-      </w:r>
-      <w:proofErr w:type="gramStart"/>
-      <w:r>
-        <w:t xml:space="preserve">программы  </w:t>
-      </w:r>
-      <w:proofErr w:type="spellStart"/>
-      <w:r>
-        <w:rPr>
-          <w:lang w:val="en-US"/>
-        </w:rPr>
-        <w:t>AVRFlash</w:t>
-      </w:r>
-      <w:proofErr w:type="spellEnd"/>
-      <w:proofErr w:type="gramEnd"/>
       <w:r>
         <w:t>;</w:t>
       </w:r>
@@ -1325,11 +1252,7 @@
         <w:ind w:left="709" w:right="-1" w:firstLine="0"/>
       </w:pPr>
       <w:r>
-        <w:t xml:space="preserve">Изучить сформированный </w:t>
-      </w:r>
-      <w:proofErr w:type="gramStart"/>
-      <w:r>
-        <w:t>«</w:t>
+        <w:t>Изучить сформированный «</w:t>
       </w:r>
       <w:r>
         <w:t>.</w:t>
@@ -1342,7 +1265,6 @@
         <w:t>lss</w:t>
       </w:r>
       <w:proofErr w:type="spellEnd"/>
-      <w:proofErr w:type="gramEnd"/>
       <w:r>
         <w:t>»</w:t>
       </w:r>
@@ -1362,11 +1284,7 @@
         <w:ind w:left="709" w:right="-1" w:firstLine="0"/>
       </w:pPr>
       <w:r>
-        <w:t xml:space="preserve">Изучить структуру сформированного </w:t>
-      </w:r>
-      <w:proofErr w:type="gramStart"/>
-      <w:r>
-        <w:t>«</w:t>
+        <w:t>Изучить структуру сформированного «</w:t>
       </w:r>
       <w:r>
         <w:t>.</w:t>
@@ -1377,7 +1295,6 @@
         </w:rPr>
         <w:t>hex</w:t>
       </w:r>
-      <w:proofErr w:type="gramEnd"/>
       <w:r>
         <w:t>»-файла, определить количество записей в файле и количество машинных слов программы</w:t>
       </w:r>
@@ -1419,20 +1336,7 @@
         <w:t>тить</w:t>
       </w:r>
       <w:r>
-        <w:t xml:space="preserve"> полученные команды с аргументами в конец программы из п.1, сформируйте </w:t>
-      </w:r>
-      <w:proofErr w:type="gramStart"/>
-      <w:r>
-        <w:t>«.</w:t>
-      </w:r>
-      <w:proofErr w:type="spellStart"/>
-      <w:r>
-        <w:t>lss</w:t>
-      </w:r>
-      <w:proofErr w:type="spellEnd"/>
-      <w:proofErr w:type="gramEnd"/>
-      <w:r>
-        <w:t>»-файл и най</w:t>
+        <w:t xml:space="preserve"> полученные команды с аргументами в конец программы из п.1, сформируйте «.lss»-файл и най</w:t>
       </w:r>
       <w:r>
         <w:t>ти</w:t>
@@ -1449,7 +1353,7 @@
     </w:p>
     <w:p>
       <w:pPr>
-        <w:pStyle w:val="af9"/>
+        <w:pStyle w:val="a9"/>
         <w:rPr>
           <w:lang w:val="en-US"/>
         </w:rPr>
@@ -1460,7 +1364,7 @@
     </w:p>
     <w:p>
       <w:pPr>
-        <w:pStyle w:val="af3"/>
+        <w:pStyle w:val="ListParagraph"/>
         <w:numPr>
           <w:ilvl w:val="0"/>
           <w:numId w:val="44"/>
@@ -1479,7 +1383,7 @@
     </w:p>
     <w:p>
       <w:pPr>
-        <w:pStyle w:val="af6"/>
+        <w:pStyle w:val="a8"/>
         <w:rPr>
           <w:sz w:val="24"/>
           <w:szCs w:val="24"/>
@@ -1528,7 +1432,7 @@
     </w:p>
     <w:p>
       <w:pPr>
-        <w:pStyle w:val="af6"/>
+        <w:pStyle w:val="a8"/>
         <w:rPr>
           <w:sz w:val="24"/>
           <w:szCs w:val="24"/>
@@ -1595,7 +1499,7 @@
     </w:p>
     <w:p>
       <w:pPr>
-        <w:pStyle w:val="af3"/>
+        <w:pStyle w:val="ListParagraph"/>
         <w:numPr>
           <w:ilvl w:val="0"/>
           <w:numId w:val="44"/>
@@ -1610,7 +1514,7 @@
     </w:p>
     <w:p>
       <w:pPr>
-        <w:pStyle w:val="af6"/>
+        <w:pStyle w:val="a8"/>
         <w:rPr>
           <w:sz w:val="24"/>
           <w:szCs w:val="24"/>
@@ -1618,6 +1522,7 @@
       </w:pPr>
       <w:r>
         <w:rPr>
+          <w:noProof/>
           <w:sz w:val="24"/>
           <w:szCs w:val="24"/>
         </w:rPr>
@@ -1670,7 +1575,7 @@
     </w:p>
     <w:p>
       <w:pPr>
-        <w:pStyle w:val="af6"/>
+        <w:pStyle w:val="a8"/>
         <w:rPr>
           <w:sz w:val="24"/>
           <w:szCs w:val="24"/>
@@ -1681,7 +1586,21 @@
           <w:sz w:val="24"/>
           <w:szCs w:val="24"/>
         </w:rPr>
-        <w:t xml:space="preserve">Рисунок </w:t>
+        <w:t>Рис</w:t>
+      </w:r>
+      <w:r>
+        <w:rPr>
+          <w:sz w:val="24"/>
+          <w:szCs w:val="24"/>
+        </w:rPr>
+        <w:t xml:space="preserve"> </w:t>
+      </w:r>
+      <w:r>
+        <w:rPr>
+          <w:sz w:val="24"/>
+          <w:szCs w:val="24"/>
+        </w:rPr>
+        <w:t xml:space="preserve">унок </w:t>
       </w:r>
       <w:r>
         <w:rPr>
@@ -1774,9 +1693,12 @@
     </w:p>
     <w:p>
       <w:pPr>
-        <w:pStyle w:val="af6"/>
-      </w:pPr>
-      <w:r>
+        <w:pStyle w:val="a8"/>
+      </w:pPr>
+      <w:r>
+        <w:rPr>
+          <w:noProof/>
+        </w:rPr>
         <w:lastRenderedPageBreak/>
         <w:drawing>
           <wp:inline distT="0" distB="0" distL="0" distR="0" wp14:anchorId="245726B2" wp14:editId="6D9D8B0A">
@@ -1817,7 +1739,7 @@
     </w:p>
     <w:p>
       <w:pPr>
-        <w:pStyle w:val="af6"/>
+        <w:pStyle w:val="a8"/>
         <w:rPr>
           <w:sz w:val="24"/>
           <w:szCs w:val="24"/>
@@ -1877,7 +1799,7 @@
     <w:p/>
     <w:p>
       <w:pPr>
-        <w:pStyle w:val="af3"/>
+        <w:pStyle w:val="ListParagraph"/>
         <w:numPr>
           <w:ilvl w:val="0"/>
           <w:numId w:val="44"/>
@@ -1894,7 +1816,7 @@
     </w:p>
     <w:p>
       <w:pPr>
-        <w:pStyle w:val="af3"/>
+        <w:pStyle w:val="ListParagraph"/>
         <w:ind w:left="709" w:firstLine="0"/>
       </w:pPr>
       <w:r>
@@ -1975,7 +1897,13 @@
     </w:p>
     <w:p>
       <w:pPr>
-        <w:pStyle w:val="af3"/>
+        <w:pStyle w:val="ListParagraph"/>
+        <w:pBdr>
+          <w:top w:val="single" w:sz="4" w:space="1" w:color="auto"/>
+          <w:left w:val="single" w:sz="4" w:space="1" w:color="auto"/>
+          <w:bottom w:val="single" w:sz="4" w:space="1" w:color="auto"/>
+          <w:right w:val="single" w:sz="4" w:space="1" w:color="auto"/>
+        </w:pBdr>
         <w:ind w:left="709" w:firstLine="0"/>
         <w:rPr>
           <w:rFonts w:ascii="Courier New" w:hAnsi="Courier New" w:cs="Courier New"/>
@@ -1989,25 +1917,699 @@
           <w:sz w:val="18"/>
           <w:szCs w:val="18"/>
         </w:rPr>
-        <w:t>.</w:t>
-      </w:r>
-      <w:proofErr w:type="spellStart"/>
-      <w:r>
-        <w:rPr>
-          <w:rFonts w:ascii="Courier New" w:hAnsi="Courier New" w:cs="Courier New"/>
-          <w:sz w:val="18"/>
-          <w:szCs w:val="18"/>
-        </w:rPr>
-        <w:t>def</w:t>
-      </w:r>
-      <w:proofErr w:type="spellEnd"/>
-      <w:r>
-        <w:rPr>
-          <w:rFonts w:ascii="Courier New" w:hAnsi="Courier New" w:cs="Courier New"/>
-          <w:sz w:val="18"/>
-          <w:szCs w:val="18"/>
-        </w:rPr>
-        <w:t xml:space="preserve"> TMP = R20        </w:t>
+        <w:t>.def TMP = R20          ; временный регистр</w:t>
+      </w:r>
+    </w:p>
+    <w:p>
+      <w:pPr>
+        <w:pStyle w:val="ListParagraph"/>
+        <w:pBdr>
+          <w:top w:val="single" w:sz="4" w:space="1" w:color="auto"/>
+          <w:left w:val="single" w:sz="4" w:space="1" w:color="auto"/>
+          <w:bottom w:val="single" w:sz="4" w:space="1" w:color="auto"/>
+          <w:right w:val="single" w:sz="4" w:space="1" w:color="auto"/>
+        </w:pBdr>
+        <w:ind w:left="709" w:firstLine="0"/>
+        <w:rPr>
+          <w:rFonts w:ascii="Courier New" w:hAnsi="Courier New" w:cs="Courier New"/>
+          <w:sz w:val="18"/>
+          <w:szCs w:val="18"/>
+        </w:rPr>
+      </w:pPr>
+      <w:r>
+        <w:rPr>
+          <w:rFonts w:ascii="Courier New" w:hAnsi="Courier New" w:cs="Courier New"/>
+          <w:sz w:val="18"/>
+          <w:szCs w:val="18"/>
+        </w:rPr>
+        <w:t>.org $000</w:t>
+      </w:r>
+    </w:p>
+    <w:p>
+      <w:pPr>
+        <w:pStyle w:val="ListParagraph"/>
+        <w:pBdr>
+          <w:top w:val="single" w:sz="4" w:space="1" w:color="auto"/>
+          <w:left w:val="single" w:sz="4" w:space="1" w:color="auto"/>
+          <w:bottom w:val="single" w:sz="4" w:space="1" w:color="auto"/>
+          <w:right w:val="single" w:sz="4" w:space="1" w:color="auto"/>
+        </w:pBdr>
+        <w:ind w:left="709" w:firstLine="0"/>
+        <w:rPr>
+          <w:rFonts w:ascii="Courier New" w:hAnsi="Courier New" w:cs="Courier New"/>
+          <w:sz w:val="18"/>
+          <w:szCs w:val="18"/>
+        </w:rPr>
+      </w:pPr>
+      <w:r>
+        <w:rPr>
+          <w:rFonts w:ascii="Courier New" w:hAnsi="Courier New" w:cs="Courier New"/>
+          <w:sz w:val="18"/>
+          <w:szCs w:val="18"/>
+        </w:rPr>
+        <w:t>JMP reset               ; указатель на начало программы (переход в reset)</w:t>
+      </w:r>
+    </w:p>
+    <w:p>
+      <w:pPr>
+        <w:pStyle w:val="ListParagraph"/>
+        <w:pBdr>
+          <w:top w:val="single" w:sz="4" w:space="1" w:color="auto"/>
+          <w:left w:val="single" w:sz="4" w:space="1" w:color="auto"/>
+          <w:bottom w:val="single" w:sz="4" w:space="1" w:color="auto"/>
+          <w:right w:val="single" w:sz="4" w:space="1" w:color="auto"/>
+        </w:pBdr>
+        <w:ind w:left="709" w:firstLine="0"/>
+        <w:rPr>
+          <w:rFonts w:ascii="Courier New" w:hAnsi="Courier New" w:cs="Courier New"/>
+          <w:sz w:val="18"/>
+          <w:szCs w:val="18"/>
+        </w:rPr>
+      </w:pPr>
+      <w:r>
+        <w:rPr>
+          <w:rFonts w:ascii="Courier New" w:hAnsi="Courier New" w:cs="Courier New"/>
+          <w:sz w:val="18"/>
+          <w:szCs w:val="18"/>
+        </w:rPr>
+        <w:t>; Подпрограмма задержки (delay)</w:t>
+      </w:r>
+    </w:p>
+    <w:p>
+      <w:pPr>
+        <w:pStyle w:val="ListParagraph"/>
+        <w:pBdr>
+          <w:top w:val="single" w:sz="4" w:space="1" w:color="auto"/>
+          <w:left w:val="single" w:sz="4" w:space="1" w:color="auto"/>
+          <w:bottom w:val="single" w:sz="4" w:space="1" w:color="auto"/>
+          <w:right w:val="single" w:sz="4" w:space="1" w:color="auto"/>
+        </w:pBdr>
+        <w:ind w:left="709" w:firstLine="0"/>
+        <w:rPr>
+          <w:rFonts w:ascii="Courier New" w:hAnsi="Courier New" w:cs="Courier New"/>
+          <w:sz w:val="18"/>
+          <w:szCs w:val="18"/>
+        </w:rPr>
+      </w:pPr>
+      <w:r>
+        <w:rPr>
+          <w:rFonts w:ascii="Courier New" w:hAnsi="Courier New" w:cs="Courier New"/>
+          <w:sz w:val="18"/>
+          <w:szCs w:val="18"/>
+        </w:rPr>
+        <w:t>; Регистр R30 = y (внешний счётчик), R29 = x (внутренний счётчик)</w:t>
+      </w:r>
+    </w:p>
+    <w:p>
+      <w:pPr>
+        <w:pStyle w:val="ListParagraph"/>
+        <w:pBdr>
+          <w:top w:val="single" w:sz="4" w:space="1" w:color="auto"/>
+          <w:left w:val="single" w:sz="4" w:space="1" w:color="auto"/>
+          <w:bottom w:val="single" w:sz="4" w:space="1" w:color="auto"/>
+          <w:right w:val="single" w:sz="4" w:space="1" w:color="auto"/>
+        </w:pBdr>
+        <w:ind w:left="709" w:firstLine="0"/>
+        <w:rPr>
+          <w:rFonts w:ascii="Courier New" w:hAnsi="Courier New" w:cs="Courier New"/>
+          <w:sz w:val="18"/>
+          <w:szCs w:val="18"/>
+        </w:rPr>
+      </w:pPr>
+      <w:r>
+        <w:rPr>
+          <w:rFonts w:ascii="Courier New" w:hAnsi="Courier New" w:cs="Courier New"/>
+          <w:sz w:val="18"/>
+          <w:szCs w:val="18"/>
+        </w:rPr>
+        <w:t>; Внутренний цикл построен на INC R29 до переполнения в 0</w:t>
+      </w:r>
+    </w:p>
+    <w:p>
+      <w:pPr>
+        <w:pStyle w:val="ListParagraph"/>
+        <w:pBdr>
+          <w:top w:val="single" w:sz="4" w:space="1" w:color="auto"/>
+          <w:left w:val="single" w:sz="4" w:space="1" w:color="auto"/>
+          <w:bottom w:val="single" w:sz="4" w:space="1" w:color="auto"/>
+          <w:right w:val="single" w:sz="4" w:space="1" w:color="auto"/>
+        </w:pBdr>
+        <w:ind w:left="709" w:firstLine="0"/>
+        <w:rPr>
+          <w:rFonts w:ascii="Courier New" w:hAnsi="Courier New" w:cs="Courier New"/>
+          <w:sz w:val="18"/>
+          <w:szCs w:val="18"/>
+        </w:rPr>
+      </w:pPr>
+      <w:r>
+        <w:rPr>
+          <w:rFonts w:ascii="Courier New" w:hAnsi="Courier New" w:cs="Courier New"/>
+          <w:sz w:val="18"/>
+          <w:szCs w:val="18"/>
+        </w:rPr>
+        <w:t>delay:</w:t>
+      </w:r>
+    </w:p>
+    <w:p>
+      <w:pPr>
+        <w:pStyle w:val="ListParagraph"/>
+        <w:pBdr>
+          <w:top w:val="single" w:sz="4" w:space="1" w:color="auto"/>
+          <w:left w:val="single" w:sz="4" w:space="1" w:color="auto"/>
+          <w:bottom w:val="single" w:sz="4" w:space="1" w:color="auto"/>
+          <w:right w:val="single" w:sz="4" w:space="1" w:color="auto"/>
+        </w:pBdr>
+        <w:ind w:left="709" w:firstLine="0"/>
+        <w:rPr>
+          <w:rFonts w:ascii="Courier New" w:hAnsi="Courier New" w:cs="Courier New"/>
+          <w:sz w:val="18"/>
+          <w:szCs w:val="18"/>
+        </w:rPr>
+      </w:pPr>
+      <w:r>
+        <w:rPr>
+          <w:rFonts w:ascii="Courier New" w:hAnsi="Courier New" w:cs="Courier New"/>
+          <w:sz w:val="18"/>
+          <w:szCs w:val="18"/>
+        </w:rPr>
+        <w:t xml:space="preserve">    LDI R30, 200         ; y </w:t>
+      </w:r>
+      <w:r>
+        <w:rPr>
+          <w:rFonts w:ascii="Courier New" w:hAnsi="Courier New" w:cs="Courier New"/>
+          <w:sz w:val="18"/>
+          <w:szCs w:val="18"/>
+        </w:rPr>
+        <w:t>-</w:t>
+      </w:r>
+      <w:r>
+        <w:rPr>
+          <w:rFonts w:ascii="Courier New" w:hAnsi="Courier New" w:cs="Courier New"/>
+          <w:sz w:val="18"/>
+          <w:szCs w:val="18"/>
+        </w:rPr>
+        <w:t xml:space="preserve"> внешний параметр задержки </w:t>
+      </w:r>
+    </w:p>
+    <w:p>
+      <w:pPr>
+        <w:pStyle w:val="ListParagraph"/>
+        <w:pBdr>
+          <w:top w:val="single" w:sz="4" w:space="1" w:color="auto"/>
+          <w:left w:val="single" w:sz="4" w:space="1" w:color="auto"/>
+          <w:bottom w:val="single" w:sz="4" w:space="1" w:color="auto"/>
+          <w:right w:val="single" w:sz="4" w:space="1" w:color="auto"/>
+        </w:pBdr>
+        <w:ind w:left="709" w:firstLine="0"/>
+        <w:rPr>
+          <w:rFonts w:ascii="Courier New" w:hAnsi="Courier New" w:cs="Courier New"/>
+          <w:sz w:val="18"/>
+          <w:szCs w:val="18"/>
+        </w:rPr>
+      </w:pPr>
+      <w:r>
+        <w:rPr>
+          <w:rFonts w:ascii="Courier New" w:hAnsi="Courier New" w:cs="Courier New"/>
+          <w:sz w:val="18"/>
+          <w:szCs w:val="18"/>
+        </w:rPr>
+        <w:t xml:space="preserve">    LDI R29, 153         ; x </w:t>
+      </w:r>
+      <w:r>
+        <w:rPr>
+          <w:rFonts w:ascii="Courier New" w:hAnsi="Courier New" w:cs="Courier New"/>
+          <w:sz w:val="18"/>
+          <w:szCs w:val="18"/>
+        </w:rPr>
+        <w:t>-</w:t>
+      </w:r>
+      <w:r>
+        <w:rPr>
+          <w:rFonts w:ascii="Courier New" w:hAnsi="Courier New" w:cs="Courier New"/>
+          <w:sz w:val="18"/>
+          <w:szCs w:val="18"/>
+        </w:rPr>
+        <w:t xml:space="preserve"> внутренний параметр задержки </w:t>
+      </w:r>
+    </w:p>
+    <w:p>
+      <w:pPr>
+        <w:pStyle w:val="ListParagraph"/>
+        <w:pBdr>
+          <w:top w:val="single" w:sz="4" w:space="1" w:color="auto"/>
+          <w:left w:val="single" w:sz="4" w:space="1" w:color="auto"/>
+          <w:bottom w:val="single" w:sz="4" w:space="1" w:color="auto"/>
+          <w:right w:val="single" w:sz="4" w:space="1" w:color="auto"/>
+        </w:pBdr>
+        <w:ind w:left="709" w:firstLine="0"/>
+        <w:rPr>
+          <w:rFonts w:ascii="Courier New" w:hAnsi="Courier New" w:cs="Courier New"/>
+          <w:sz w:val="18"/>
+          <w:szCs w:val="18"/>
+        </w:rPr>
+      </w:pPr>
+      <w:r>
+        <w:rPr>
+          <w:rFonts w:ascii="Courier New" w:hAnsi="Courier New" w:cs="Courier New"/>
+          <w:sz w:val="18"/>
+          <w:szCs w:val="18"/>
+        </w:rPr>
+        <w:t>delay_sub:</w:t>
+      </w:r>
+    </w:p>
+    <w:p>
+      <w:pPr>
+        <w:pStyle w:val="ListParagraph"/>
+        <w:pBdr>
+          <w:top w:val="single" w:sz="4" w:space="1" w:color="auto"/>
+          <w:left w:val="single" w:sz="4" w:space="1" w:color="auto"/>
+          <w:bottom w:val="single" w:sz="4" w:space="1" w:color="auto"/>
+          <w:right w:val="single" w:sz="4" w:space="1" w:color="auto"/>
+        </w:pBdr>
+        <w:ind w:left="709" w:firstLine="0"/>
+        <w:rPr>
+          <w:rFonts w:ascii="Courier New" w:hAnsi="Courier New" w:cs="Courier New"/>
+          <w:sz w:val="18"/>
+          <w:szCs w:val="18"/>
+        </w:rPr>
+      </w:pPr>
+      <w:r>
+        <w:rPr>
+          <w:rFonts w:ascii="Courier New" w:hAnsi="Courier New" w:cs="Courier New"/>
+          <w:sz w:val="18"/>
+          <w:szCs w:val="18"/>
+        </w:rPr>
+        <w:t xml:space="preserve">    INC R29              ; инкремент внутреннего счётчика</w:t>
+      </w:r>
+    </w:p>
+    <w:p>
+      <w:pPr>
+        <w:pStyle w:val="ListParagraph"/>
+        <w:pBdr>
+          <w:top w:val="single" w:sz="4" w:space="1" w:color="auto"/>
+          <w:left w:val="single" w:sz="4" w:space="1" w:color="auto"/>
+          <w:bottom w:val="single" w:sz="4" w:space="1" w:color="auto"/>
+          <w:right w:val="single" w:sz="4" w:space="1" w:color="auto"/>
+        </w:pBdr>
+        <w:ind w:left="709" w:firstLine="0"/>
+        <w:rPr>
+          <w:rFonts w:ascii="Courier New" w:hAnsi="Courier New" w:cs="Courier New"/>
+          <w:sz w:val="18"/>
+          <w:szCs w:val="18"/>
+        </w:rPr>
+      </w:pPr>
+      <w:r>
+        <w:rPr>
+          <w:rFonts w:ascii="Courier New" w:hAnsi="Courier New" w:cs="Courier New"/>
+          <w:sz w:val="18"/>
+          <w:szCs w:val="18"/>
+        </w:rPr>
+        <w:t xml:space="preserve">    BRNE delay_sub       ; пока R29 != 0, повторять (выход при переполнении в 0)</w:t>
+      </w:r>
+    </w:p>
+    <w:p>
+      <w:pPr>
+        <w:pStyle w:val="ListParagraph"/>
+        <w:pBdr>
+          <w:top w:val="single" w:sz="4" w:space="1" w:color="auto"/>
+          <w:left w:val="single" w:sz="4" w:space="1" w:color="auto"/>
+          <w:bottom w:val="single" w:sz="4" w:space="1" w:color="auto"/>
+          <w:right w:val="single" w:sz="4" w:space="1" w:color="auto"/>
+        </w:pBdr>
+        <w:ind w:left="709" w:firstLine="0"/>
+        <w:rPr>
+          <w:rFonts w:ascii="Courier New" w:hAnsi="Courier New" w:cs="Courier New"/>
+          <w:sz w:val="18"/>
+          <w:szCs w:val="18"/>
+        </w:rPr>
+      </w:pPr>
+      <w:r>
+        <w:rPr>
+          <w:rFonts w:ascii="Courier New" w:hAnsi="Courier New" w:cs="Courier New"/>
+          <w:sz w:val="18"/>
+          <w:szCs w:val="18"/>
+        </w:rPr>
+        <w:t xml:space="preserve">    NOP                  ; дополнительный такт (корректировка задержки)</w:t>
+      </w:r>
+    </w:p>
+    <w:p>
+      <w:pPr>
+        <w:pStyle w:val="ListParagraph"/>
+        <w:pBdr>
+          <w:top w:val="single" w:sz="4" w:space="1" w:color="auto"/>
+          <w:left w:val="single" w:sz="4" w:space="1" w:color="auto"/>
+          <w:bottom w:val="single" w:sz="4" w:space="1" w:color="auto"/>
+          <w:right w:val="single" w:sz="4" w:space="1" w:color="auto"/>
+        </w:pBdr>
+        <w:ind w:left="709" w:firstLine="0"/>
+        <w:rPr>
+          <w:rFonts w:ascii="Courier New" w:hAnsi="Courier New" w:cs="Courier New"/>
+          <w:sz w:val="18"/>
+          <w:szCs w:val="18"/>
+        </w:rPr>
+      </w:pPr>
+      <w:r>
+        <w:rPr>
+          <w:rFonts w:ascii="Courier New" w:hAnsi="Courier New" w:cs="Courier New"/>
+          <w:sz w:val="18"/>
+          <w:szCs w:val="18"/>
+        </w:rPr>
+        <w:t xml:space="preserve">    DEC R30              ; декремент внешнего счётчика</w:t>
+      </w:r>
+    </w:p>
+    <w:p>
+      <w:pPr>
+        <w:pStyle w:val="ListParagraph"/>
+        <w:pBdr>
+          <w:top w:val="single" w:sz="4" w:space="1" w:color="auto"/>
+          <w:left w:val="single" w:sz="4" w:space="1" w:color="auto"/>
+          <w:bottom w:val="single" w:sz="4" w:space="1" w:color="auto"/>
+          <w:right w:val="single" w:sz="4" w:space="1" w:color="auto"/>
+        </w:pBdr>
+        <w:ind w:left="709" w:firstLine="0"/>
+        <w:rPr>
+          <w:rFonts w:ascii="Courier New" w:hAnsi="Courier New" w:cs="Courier New"/>
+          <w:sz w:val="18"/>
+          <w:szCs w:val="18"/>
+        </w:rPr>
+      </w:pPr>
+      <w:r>
+        <w:rPr>
+          <w:rFonts w:ascii="Courier New" w:hAnsi="Courier New" w:cs="Courier New"/>
+          <w:sz w:val="18"/>
+          <w:szCs w:val="18"/>
+        </w:rPr>
+        <w:t xml:space="preserve">    BRNE delay_sub       ; пока R30 != 0, повторять внешний цикл</w:t>
+      </w:r>
+    </w:p>
+    <w:p>
+      <w:pPr>
+        <w:pStyle w:val="ListParagraph"/>
+        <w:pBdr>
+          <w:top w:val="single" w:sz="4" w:space="1" w:color="auto"/>
+          <w:left w:val="single" w:sz="4" w:space="1" w:color="auto"/>
+          <w:bottom w:val="single" w:sz="4" w:space="1" w:color="auto"/>
+          <w:right w:val="single" w:sz="4" w:space="1" w:color="auto"/>
+        </w:pBdr>
+        <w:ind w:left="709" w:firstLine="0"/>
+        <w:rPr>
+          <w:rFonts w:ascii="Courier New" w:hAnsi="Courier New" w:cs="Courier New"/>
+          <w:sz w:val="18"/>
+          <w:szCs w:val="18"/>
+        </w:rPr>
+      </w:pPr>
+      <w:r>
+        <w:rPr>
+          <w:rFonts w:ascii="Courier New" w:hAnsi="Courier New" w:cs="Courier New"/>
+          <w:sz w:val="18"/>
+          <w:szCs w:val="18"/>
+        </w:rPr>
+        <w:t xml:space="preserve">    RET                  ; возврат из подпрограммы</w:t>
+      </w:r>
+    </w:p>
+    <w:p>
+      <w:pPr>
+        <w:pStyle w:val="ListParagraph"/>
+        <w:pBdr>
+          <w:top w:val="single" w:sz="4" w:space="1" w:color="auto"/>
+          <w:left w:val="single" w:sz="4" w:space="1" w:color="auto"/>
+          <w:bottom w:val="single" w:sz="4" w:space="1" w:color="auto"/>
+          <w:right w:val="single" w:sz="4" w:space="1" w:color="auto"/>
+        </w:pBdr>
+        <w:ind w:left="709" w:firstLine="0"/>
+        <w:rPr>
+          <w:rFonts w:ascii="Courier New" w:hAnsi="Courier New" w:cs="Courier New"/>
+          <w:sz w:val="18"/>
+          <w:szCs w:val="18"/>
+        </w:rPr>
+      </w:pPr>
+      <w:r>
+        <w:rPr>
+          <w:rFonts w:ascii="Courier New" w:hAnsi="Courier New" w:cs="Courier New"/>
+          <w:sz w:val="18"/>
+          <w:szCs w:val="18"/>
+        </w:rPr>
+        <w:t>; Инициализация (reset)</w:t>
+      </w:r>
+    </w:p>
+    <w:p>
+      <w:pPr>
+        <w:pStyle w:val="ListParagraph"/>
+        <w:pBdr>
+          <w:top w:val="single" w:sz="4" w:space="1" w:color="auto"/>
+          <w:left w:val="single" w:sz="4" w:space="1" w:color="auto"/>
+          <w:bottom w:val="single" w:sz="4" w:space="1" w:color="auto"/>
+          <w:right w:val="single" w:sz="4" w:space="1" w:color="auto"/>
+        </w:pBdr>
+        <w:ind w:left="709" w:firstLine="0"/>
+        <w:rPr>
+          <w:rFonts w:ascii="Courier New" w:hAnsi="Courier New" w:cs="Courier New"/>
+          <w:sz w:val="18"/>
+          <w:szCs w:val="18"/>
+        </w:rPr>
+      </w:pPr>
+      <w:r>
+        <w:rPr>
+          <w:rFonts w:ascii="Courier New" w:hAnsi="Courier New" w:cs="Courier New"/>
+          <w:sz w:val="18"/>
+          <w:szCs w:val="18"/>
+        </w:rPr>
+        <w:t>reset:</w:t>
+      </w:r>
+    </w:p>
+    <w:p>
+      <w:pPr>
+        <w:pStyle w:val="ListParagraph"/>
+        <w:pBdr>
+          <w:top w:val="single" w:sz="4" w:space="1" w:color="auto"/>
+          <w:left w:val="single" w:sz="4" w:space="1" w:color="auto"/>
+          <w:bottom w:val="single" w:sz="4" w:space="1" w:color="auto"/>
+          <w:right w:val="single" w:sz="4" w:space="1" w:color="auto"/>
+        </w:pBdr>
+        <w:ind w:left="709" w:firstLine="0"/>
+        <w:rPr>
+          <w:rFonts w:ascii="Courier New" w:hAnsi="Courier New" w:cs="Courier New"/>
+          <w:sz w:val="18"/>
+          <w:szCs w:val="18"/>
+        </w:rPr>
+      </w:pPr>
+      <w:r>
+        <w:rPr>
+          <w:rFonts w:ascii="Courier New" w:hAnsi="Courier New" w:cs="Courier New"/>
+          <w:sz w:val="18"/>
+          <w:szCs w:val="18"/>
+        </w:rPr>
+        <w:t xml:space="preserve">    ; начальные значения 32-битного числа</w:t>
+      </w:r>
+    </w:p>
+    <w:p>
+      <w:pPr>
+        <w:pStyle w:val="ListParagraph"/>
+        <w:pBdr>
+          <w:top w:val="single" w:sz="4" w:space="1" w:color="auto"/>
+          <w:left w:val="single" w:sz="4" w:space="1" w:color="auto"/>
+          <w:bottom w:val="single" w:sz="4" w:space="1" w:color="auto"/>
+          <w:right w:val="single" w:sz="4" w:space="1" w:color="auto"/>
+        </w:pBdr>
+        <w:ind w:left="709" w:firstLine="0"/>
+        <w:rPr>
+          <w:rFonts w:ascii="Courier New" w:hAnsi="Courier New" w:cs="Courier New"/>
+          <w:sz w:val="18"/>
+          <w:szCs w:val="18"/>
+        </w:rPr>
+      </w:pPr>
+      <w:r>
+        <w:rPr>
+          <w:rFonts w:ascii="Courier New" w:hAnsi="Courier New" w:cs="Courier New"/>
+          <w:sz w:val="18"/>
+          <w:szCs w:val="18"/>
+        </w:rPr>
+        <w:t xml:space="preserve">    LDI TMP, 0x01</w:t>
+      </w:r>
+    </w:p>
+    <w:p>
+      <w:pPr>
+        <w:pStyle w:val="ListParagraph"/>
+        <w:pBdr>
+          <w:top w:val="single" w:sz="4" w:space="1" w:color="auto"/>
+          <w:left w:val="single" w:sz="4" w:space="1" w:color="auto"/>
+          <w:bottom w:val="single" w:sz="4" w:space="1" w:color="auto"/>
+          <w:right w:val="single" w:sz="4" w:space="1" w:color="auto"/>
+        </w:pBdr>
+        <w:ind w:left="709" w:firstLine="0"/>
+        <w:rPr>
+          <w:rFonts w:ascii="Courier New" w:hAnsi="Courier New" w:cs="Courier New"/>
+          <w:sz w:val="18"/>
+          <w:szCs w:val="18"/>
+        </w:rPr>
+      </w:pPr>
+      <w:r>
+        <w:rPr>
+          <w:rFonts w:ascii="Courier New" w:hAnsi="Courier New" w:cs="Courier New"/>
+          <w:sz w:val="18"/>
+          <w:szCs w:val="18"/>
+        </w:rPr>
+        <w:t xml:space="preserve">    MOV R0, TMP          ; младший байт = 1</w:t>
+      </w:r>
+    </w:p>
+    <w:p>
+      <w:pPr>
+        <w:pStyle w:val="ListParagraph"/>
+        <w:pBdr>
+          <w:top w:val="single" w:sz="4" w:space="1" w:color="auto"/>
+          <w:left w:val="single" w:sz="4" w:space="1" w:color="auto"/>
+          <w:bottom w:val="single" w:sz="4" w:space="1" w:color="auto"/>
+          <w:right w:val="single" w:sz="4" w:space="1" w:color="auto"/>
+        </w:pBdr>
+        <w:ind w:left="709" w:firstLine="0"/>
+        <w:rPr>
+          <w:rFonts w:ascii="Courier New" w:hAnsi="Courier New" w:cs="Courier New"/>
+          <w:sz w:val="18"/>
+          <w:szCs w:val="18"/>
+        </w:rPr>
+      </w:pPr>
+      <w:r>
+        <w:rPr>
+          <w:rFonts w:ascii="Courier New" w:hAnsi="Courier New" w:cs="Courier New"/>
+          <w:sz w:val="18"/>
+          <w:szCs w:val="18"/>
+        </w:rPr>
+        <w:t xml:space="preserve">    CLR TMP</w:t>
+      </w:r>
+    </w:p>
+    <w:p>
+      <w:pPr>
+        <w:pStyle w:val="ListParagraph"/>
+        <w:pBdr>
+          <w:top w:val="single" w:sz="4" w:space="1" w:color="auto"/>
+          <w:left w:val="single" w:sz="4" w:space="1" w:color="auto"/>
+          <w:bottom w:val="single" w:sz="4" w:space="1" w:color="auto"/>
+          <w:right w:val="single" w:sz="4" w:space="1" w:color="auto"/>
+        </w:pBdr>
+        <w:ind w:left="709" w:firstLine="0"/>
+        <w:rPr>
+          <w:rFonts w:ascii="Courier New" w:hAnsi="Courier New" w:cs="Courier New"/>
+          <w:sz w:val="18"/>
+          <w:szCs w:val="18"/>
+        </w:rPr>
+      </w:pPr>
+      <w:r>
+        <w:rPr>
+          <w:rFonts w:ascii="Courier New" w:hAnsi="Courier New" w:cs="Courier New"/>
+          <w:sz w:val="18"/>
+          <w:szCs w:val="18"/>
+        </w:rPr>
+        <w:t xml:space="preserve">    MOV R1, TMP          ; остальные байты = 0</w:t>
+      </w:r>
+    </w:p>
+    <w:p>
+      <w:pPr>
+        <w:pStyle w:val="ListParagraph"/>
+        <w:pBdr>
+          <w:top w:val="single" w:sz="4" w:space="1" w:color="auto"/>
+          <w:left w:val="single" w:sz="4" w:space="1" w:color="auto"/>
+          <w:bottom w:val="single" w:sz="4" w:space="1" w:color="auto"/>
+          <w:right w:val="single" w:sz="4" w:space="1" w:color="auto"/>
+        </w:pBdr>
+        <w:ind w:left="709" w:firstLine="0"/>
+        <w:rPr>
+          <w:rFonts w:ascii="Courier New" w:hAnsi="Courier New" w:cs="Courier New"/>
+          <w:sz w:val="18"/>
+          <w:szCs w:val="18"/>
+        </w:rPr>
+      </w:pPr>
+      <w:r>
+        <w:rPr>
+          <w:rFonts w:ascii="Courier New" w:hAnsi="Courier New" w:cs="Courier New"/>
+          <w:sz w:val="18"/>
+          <w:szCs w:val="18"/>
+        </w:rPr>
+        <w:t xml:space="preserve">    MOV R2, TMP</w:t>
+      </w:r>
+    </w:p>
+    <w:p>
+      <w:pPr>
+        <w:pStyle w:val="ListParagraph"/>
+        <w:pBdr>
+          <w:top w:val="single" w:sz="4" w:space="1" w:color="auto"/>
+          <w:left w:val="single" w:sz="4" w:space="1" w:color="auto"/>
+          <w:bottom w:val="single" w:sz="4" w:space="1" w:color="auto"/>
+          <w:right w:val="single" w:sz="4" w:space="1" w:color="auto"/>
+        </w:pBdr>
+        <w:ind w:left="709" w:firstLine="0"/>
+        <w:rPr>
+          <w:rFonts w:ascii="Courier New" w:hAnsi="Courier New" w:cs="Courier New"/>
+          <w:sz w:val="18"/>
+          <w:szCs w:val="18"/>
+        </w:rPr>
+      </w:pPr>
+      <w:r>
+        <w:rPr>
+          <w:rFonts w:ascii="Courier New" w:hAnsi="Courier New" w:cs="Courier New"/>
+          <w:sz w:val="18"/>
+          <w:szCs w:val="18"/>
+        </w:rPr>
+        <w:t xml:space="preserve">    MOV R3, TMP          ; старший байт</w:t>
+      </w:r>
+    </w:p>
+    <w:p>
+      <w:pPr>
+        <w:pStyle w:val="ListParagraph"/>
+        <w:pBdr>
+          <w:top w:val="single" w:sz="4" w:space="1" w:color="auto"/>
+          <w:left w:val="single" w:sz="4" w:space="1" w:color="auto"/>
+          <w:bottom w:val="single" w:sz="4" w:space="1" w:color="auto"/>
+          <w:right w:val="single" w:sz="4" w:space="1" w:color="auto"/>
+        </w:pBdr>
+        <w:ind w:left="709" w:firstLine="0"/>
+        <w:rPr>
+          <w:rFonts w:ascii="Courier New" w:hAnsi="Courier New" w:cs="Courier New"/>
+          <w:sz w:val="18"/>
+          <w:szCs w:val="18"/>
+        </w:rPr>
+      </w:pPr>
+      <w:r>
+        <w:rPr>
+          <w:rFonts w:ascii="Courier New" w:hAnsi="Courier New" w:cs="Courier New"/>
+          <w:sz w:val="18"/>
+          <w:szCs w:val="18"/>
+        </w:rPr>
+        <w:t xml:space="preserve">    ; настройка портов ввода-вывода как выходы</w:t>
+      </w:r>
+    </w:p>
+    <w:p>
+      <w:pPr>
+        <w:pStyle w:val="ListParagraph"/>
+        <w:pBdr>
+          <w:top w:val="single" w:sz="4" w:space="1" w:color="auto"/>
+          <w:left w:val="single" w:sz="4" w:space="1" w:color="auto"/>
+          <w:bottom w:val="single" w:sz="4" w:space="1" w:color="auto"/>
+          <w:right w:val="single" w:sz="4" w:space="1" w:color="auto"/>
+        </w:pBdr>
+        <w:ind w:left="709" w:firstLine="0"/>
+        <w:rPr>
+          <w:rFonts w:ascii="Courier New" w:hAnsi="Courier New" w:cs="Courier New"/>
+          <w:sz w:val="18"/>
+          <w:szCs w:val="18"/>
+          <w:lang w:val="en-US"/>
+        </w:rPr>
+      </w:pPr>
+      <w:r>
+        <w:rPr>
+          <w:rFonts w:ascii="Courier New" w:hAnsi="Courier New" w:cs="Courier New"/>
+          <w:sz w:val="18"/>
+          <w:szCs w:val="18"/>
+        </w:rPr>
+        <w:t xml:space="preserve">    </w:t>
+      </w:r>
+      <w:r>
+        <w:rPr>
+          <w:rFonts w:ascii="Courier New" w:hAnsi="Courier New" w:cs="Courier New"/>
+          <w:sz w:val="18"/>
+          <w:szCs w:val="18"/>
+          <w:lang w:val="en-US"/>
+        </w:rPr>
+        <w:t xml:space="preserve">SER TMP            </w:t>
       </w:r>
       <w:proofErr w:type="gramStart"/>
       <w:r>
@@ -2015,6 +2617,7 @@
           <w:rFonts w:ascii="Courier New" w:hAnsi="Courier New" w:cs="Courier New"/>
           <w:sz w:val="18"/>
           <w:szCs w:val="18"/>
+          <w:lang w:val="en-US"/>
         </w:rPr>
         <w:t xml:space="preserve">  ;</w:t>
       </w:r>
@@ -2024,111 +2627,318 @@
           <w:rFonts w:ascii="Courier New" w:hAnsi="Courier New" w:cs="Courier New"/>
           <w:sz w:val="18"/>
           <w:szCs w:val="18"/>
-        </w:rPr>
-        <w:t xml:space="preserve"> временный регистр</w:t>
-      </w:r>
-    </w:p>
-    <w:p>
-      <w:pPr>
-        <w:pStyle w:val="af3"/>
+          <w:lang w:val="en-US"/>
+        </w:rPr>
+        <w:t xml:space="preserve"> TMP = 0xFF</w:t>
+      </w:r>
+    </w:p>
+    <w:p>
+      <w:pPr>
+        <w:pStyle w:val="ListParagraph"/>
+        <w:pBdr>
+          <w:top w:val="single" w:sz="4" w:space="1" w:color="auto"/>
+          <w:left w:val="single" w:sz="4" w:space="1" w:color="auto"/>
+          <w:bottom w:val="single" w:sz="4" w:space="1" w:color="auto"/>
+          <w:right w:val="single" w:sz="4" w:space="1" w:color="auto"/>
+        </w:pBdr>
         <w:ind w:left="709" w:firstLine="0"/>
         <w:rPr>
           <w:rFonts w:ascii="Courier New" w:hAnsi="Courier New" w:cs="Courier New"/>
           <w:sz w:val="18"/>
           <w:szCs w:val="18"/>
-        </w:rPr>
-      </w:pPr>
-      <w:r>
-        <w:rPr>
-          <w:rFonts w:ascii="Courier New" w:hAnsi="Courier New" w:cs="Courier New"/>
-          <w:sz w:val="18"/>
-          <w:szCs w:val="18"/>
-        </w:rPr>
-        <w:t>.</w:t>
-      </w:r>
-      <w:proofErr w:type="spellStart"/>
-      <w:r>
-        <w:rPr>
-          <w:rFonts w:ascii="Courier New" w:hAnsi="Courier New" w:cs="Courier New"/>
-          <w:sz w:val="18"/>
-          <w:szCs w:val="18"/>
-        </w:rPr>
-        <w:t>org</w:t>
-      </w:r>
-      <w:proofErr w:type="spellEnd"/>
-      <w:r>
-        <w:rPr>
-          <w:rFonts w:ascii="Courier New" w:hAnsi="Courier New" w:cs="Courier New"/>
-          <w:sz w:val="18"/>
-          <w:szCs w:val="18"/>
-        </w:rPr>
-        <w:t xml:space="preserve"> $000</w:t>
-      </w:r>
-    </w:p>
-    <w:p>
-      <w:pPr>
-        <w:pStyle w:val="af3"/>
+          <w:lang w:val="en-US"/>
+        </w:rPr>
+      </w:pPr>
+      <w:r>
+        <w:rPr>
+          <w:rFonts w:ascii="Courier New" w:hAnsi="Courier New" w:cs="Courier New"/>
+          <w:sz w:val="18"/>
+          <w:szCs w:val="18"/>
+          <w:lang w:val="en-US"/>
+        </w:rPr>
+        <w:t xml:space="preserve">    OUT DDRA, TMP</w:t>
+      </w:r>
+    </w:p>
+    <w:p>
+      <w:pPr>
+        <w:pStyle w:val="ListParagraph"/>
+        <w:pBdr>
+          <w:top w:val="single" w:sz="4" w:space="1" w:color="auto"/>
+          <w:left w:val="single" w:sz="4" w:space="1" w:color="auto"/>
+          <w:bottom w:val="single" w:sz="4" w:space="1" w:color="auto"/>
+          <w:right w:val="single" w:sz="4" w:space="1" w:color="auto"/>
+        </w:pBdr>
         <w:ind w:left="709" w:firstLine="0"/>
         <w:rPr>
           <w:rFonts w:ascii="Courier New" w:hAnsi="Courier New" w:cs="Courier New"/>
           <w:sz w:val="18"/>
           <w:szCs w:val="18"/>
-        </w:rPr>
-      </w:pPr>
-      <w:r>
-        <w:rPr>
-          <w:rFonts w:ascii="Courier New" w:hAnsi="Courier New" w:cs="Courier New"/>
-          <w:sz w:val="18"/>
-          <w:szCs w:val="18"/>
-        </w:rPr>
-        <w:t xml:space="preserve">JMP </w:t>
-      </w:r>
-      <w:proofErr w:type="spellStart"/>
-      <w:r>
-        <w:rPr>
-          <w:rFonts w:ascii="Courier New" w:hAnsi="Courier New" w:cs="Courier New"/>
-          <w:sz w:val="18"/>
-          <w:szCs w:val="18"/>
-        </w:rPr>
-        <w:t>reset</w:t>
-      </w:r>
-      <w:proofErr w:type="spellEnd"/>
-      <w:r>
-        <w:rPr>
-          <w:rFonts w:ascii="Courier New" w:hAnsi="Courier New" w:cs="Courier New"/>
-          <w:sz w:val="18"/>
-          <w:szCs w:val="18"/>
-        </w:rPr>
-        <w:t xml:space="preserve">             </w:t>
-      </w:r>
-      <w:proofErr w:type="gramStart"/>
-      <w:r>
-        <w:rPr>
-          <w:rFonts w:ascii="Courier New" w:hAnsi="Courier New" w:cs="Courier New"/>
-          <w:sz w:val="18"/>
-          <w:szCs w:val="18"/>
-        </w:rPr>
-        <w:t xml:space="preserve">  ;</w:t>
-      </w:r>
-      <w:proofErr w:type="gramEnd"/>
-      <w:r>
-        <w:rPr>
-          <w:rFonts w:ascii="Courier New" w:hAnsi="Courier New" w:cs="Courier New"/>
-          <w:sz w:val="18"/>
-          <w:szCs w:val="18"/>
-        </w:rPr>
-        <w:t xml:space="preserve"> указатель на начало программы (переход в </w:t>
-      </w:r>
-      <w:proofErr w:type="spellStart"/>
-      <w:r>
-        <w:rPr>
-          <w:rFonts w:ascii="Courier New" w:hAnsi="Courier New" w:cs="Courier New"/>
-          <w:sz w:val="18"/>
-          <w:szCs w:val="18"/>
-        </w:rPr>
-        <w:t>reset</w:t>
-      </w:r>
-      <w:proofErr w:type="spellEnd"/>
+          <w:lang w:val="en-US"/>
+        </w:rPr>
+      </w:pPr>
+      <w:r>
+        <w:rPr>
+          <w:rFonts w:ascii="Courier New" w:hAnsi="Courier New" w:cs="Courier New"/>
+          <w:sz w:val="18"/>
+          <w:szCs w:val="18"/>
+          <w:lang w:val="en-US"/>
+        </w:rPr>
+        <w:t xml:space="preserve">    OUT DDRB, TMP</w:t>
+      </w:r>
+    </w:p>
+    <w:p>
+      <w:pPr>
+        <w:pStyle w:val="ListParagraph"/>
+        <w:pBdr>
+          <w:top w:val="single" w:sz="4" w:space="1" w:color="auto"/>
+          <w:left w:val="single" w:sz="4" w:space="1" w:color="auto"/>
+          <w:bottom w:val="single" w:sz="4" w:space="1" w:color="auto"/>
+          <w:right w:val="single" w:sz="4" w:space="1" w:color="auto"/>
+        </w:pBdr>
+        <w:ind w:left="709" w:firstLine="0"/>
+        <w:rPr>
+          <w:rFonts w:ascii="Courier New" w:hAnsi="Courier New" w:cs="Courier New"/>
+          <w:sz w:val="18"/>
+          <w:szCs w:val="18"/>
+          <w:lang w:val="en-US"/>
+        </w:rPr>
+      </w:pPr>
+      <w:r>
+        <w:rPr>
+          <w:rFonts w:ascii="Courier New" w:hAnsi="Courier New" w:cs="Courier New"/>
+          <w:sz w:val="18"/>
+          <w:szCs w:val="18"/>
+          <w:lang w:val="en-US"/>
+        </w:rPr>
+        <w:t xml:space="preserve">    OUT DDRC, TMP</w:t>
+      </w:r>
+    </w:p>
+    <w:p>
+      <w:pPr>
+        <w:pStyle w:val="ListParagraph"/>
+        <w:pBdr>
+          <w:top w:val="single" w:sz="4" w:space="1" w:color="auto"/>
+          <w:left w:val="single" w:sz="4" w:space="1" w:color="auto"/>
+          <w:bottom w:val="single" w:sz="4" w:space="1" w:color="auto"/>
+          <w:right w:val="single" w:sz="4" w:space="1" w:color="auto"/>
+        </w:pBdr>
+        <w:ind w:left="709" w:firstLine="0"/>
+        <w:rPr>
+          <w:rFonts w:ascii="Courier New" w:hAnsi="Courier New" w:cs="Courier New"/>
+          <w:sz w:val="18"/>
+          <w:szCs w:val="18"/>
+        </w:rPr>
+      </w:pPr>
+      <w:r>
+        <w:rPr>
+          <w:rFonts w:ascii="Courier New" w:hAnsi="Courier New" w:cs="Courier New"/>
+          <w:sz w:val="18"/>
+          <w:szCs w:val="18"/>
+          <w:lang w:val="en-US"/>
+        </w:rPr>
+        <w:t xml:space="preserve">    </w:t>
+      </w:r>
+      <w:r>
+        <w:rPr>
+          <w:rFonts w:ascii="Courier New" w:hAnsi="Courier New" w:cs="Courier New"/>
+          <w:sz w:val="18"/>
+          <w:szCs w:val="18"/>
+        </w:rPr>
+        <w:t>OUT DDRD, TMP</w:t>
+      </w:r>
+    </w:p>
+    <w:p>
+      <w:pPr>
+        <w:pStyle w:val="ListParagraph"/>
+        <w:pBdr>
+          <w:top w:val="single" w:sz="4" w:space="1" w:color="auto"/>
+          <w:left w:val="single" w:sz="4" w:space="1" w:color="auto"/>
+          <w:bottom w:val="single" w:sz="4" w:space="1" w:color="auto"/>
+          <w:right w:val="single" w:sz="4" w:space="1" w:color="auto"/>
+        </w:pBdr>
+        <w:ind w:left="709" w:firstLine="0"/>
+        <w:rPr>
+          <w:rFonts w:ascii="Courier New" w:hAnsi="Courier New" w:cs="Courier New"/>
+          <w:sz w:val="18"/>
+          <w:szCs w:val="18"/>
+        </w:rPr>
+      </w:pPr>
+      <w:r>
+        <w:rPr>
+          <w:rFonts w:ascii="Courier New" w:hAnsi="Courier New" w:cs="Courier New"/>
+          <w:sz w:val="18"/>
+          <w:szCs w:val="18"/>
+        </w:rPr>
+        <w:t xml:space="preserve">    ; установка вершины стека в конец ОЗУ</w:t>
+      </w:r>
+    </w:p>
+    <w:p>
+      <w:pPr>
+        <w:pStyle w:val="ListParagraph"/>
+        <w:pBdr>
+          <w:top w:val="single" w:sz="4" w:space="1" w:color="auto"/>
+          <w:left w:val="single" w:sz="4" w:space="1" w:color="auto"/>
+          <w:bottom w:val="single" w:sz="4" w:space="1" w:color="auto"/>
+          <w:right w:val="single" w:sz="4" w:space="1" w:color="auto"/>
+        </w:pBdr>
+        <w:ind w:left="709" w:firstLine="0"/>
+        <w:rPr>
+          <w:rFonts w:ascii="Courier New" w:hAnsi="Courier New" w:cs="Courier New"/>
+          <w:sz w:val="18"/>
+          <w:szCs w:val="18"/>
+          <w:lang w:val="en-US"/>
+        </w:rPr>
+      </w:pPr>
+      <w:r>
+        <w:rPr>
+          <w:rFonts w:ascii="Courier New" w:hAnsi="Courier New" w:cs="Courier New"/>
+          <w:sz w:val="18"/>
+          <w:szCs w:val="18"/>
+        </w:rPr>
+        <w:t xml:space="preserve">    </w:t>
+      </w:r>
+      <w:r>
+        <w:rPr>
+          <w:rFonts w:ascii="Courier New" w:hAnsi="Courier New" w:cs="Courier New"/>
+          <w:sz w:val="18"/>
+          <w:szCs w:val="18"/>
+          <w:lang w:val="en-US"/>
+        </w:rPr>
+        <w:t>LDI TMP, HIGH(RAMEND)</w:t>
+      </w:r>
+    </w:p>
+    <w:p>
+      <w:pPr>
+        <w:pStyle w:val="ListParagraph"/>
+        <w:pBdr>
+          <w:top w:val="single" w:sz="4" w:space="1" w:color="auto"/>
+          <w:left w:val="single" w:sz="4" w:space="1" w:color="auto"/>
+          <w:bottom w:val="single" w:sz="4" w:space="1" w:color="auto"/>
+          <w:right w:val="single" w:sz="4" w:space="1" w:color="auto"/>
+        </w:pBdr>
+        <w:ind w:left="709" w:firstLine="0"/>
+        <w:rPr>
+          <w:rFonts w:ascii="Courier New" w:hAnsi="Courier New" w:cs="Courier New"/>
+          <w:sz w:val="18"/>
+          <w:szCs w:val="18"/>
+          <w:lang w:val="en-US"/>
+        </w:rPr>
+      </w:pPr>
+      <w:r>
+        <w:rPr>
+          <w:rFonts w:ascii="Courier New" w:hAnsi="Courier New" w:cs="Courier New"/>
+          <w:sz w:val="18"/>
+          <w:szCs w:val="18"/>
+          <w:lang w:val="en-US"/>
+        </w:rPr>
+        <w:t xml:space="preserve">    OUT SPH, TMP</w:t>
+      </w:r>
+    </w:p>
+    <w:p>
+      <w:pPr>
+        <w:pStyle w:val="ListParagraph"/>
+        <w:pBdr>
+          <w:top w:val="single" w:sz="4" w:space="1" w:color="auto"/>
+          <w:left w:val="single" w:sz="4" w:space="1" w:color="auto"/>
+          <w:bottom w:val="single" w:sz="4" w:space="1" w:color="auto"/>
+          <w:right w:val="single" w:sz="4" w:space="1" w:color="auto"/>
+        </w:pBdr>
+        <w:ind w:left="709" w:firstLine="0"/>
+        <w:rPr>
+          <w:rFonts w:ascii="Courier New" w:hAnsi="Courier New" w:cs="Courier New"/>
+          <w:sz w:val="18"/>
+          <w:szCs w:val="18"/>
+          <w:lang w:val="en-US"/>
+        </w:rPr>
+      </w:pPr>
+      <w:r>
+        <w:rPr>
+          <w:rFonts w:ascii="Courier New" w:hAnsi="Courier New" w:cs="Courier New"/>
+          <w:sz w:val="18"/>
+          <w:szCs w:val="18"/>
+          <w:lang w:val="en-US"/>
+        </w:rPr>
+        <w:t xml:space="preserve">    </w:t>
+      </w:r>
+      <w:r>
+        <w:rPr>
+          <w:rFonts w:ascii="Courier New" w:hAnsi="Courier New" w:cs="Courier New"/>
+          <w:sz w:val="18"/>
+          <w:szCs w:val="18"/>
+          <w:lang w:val="en-US"/>
+        </w:rPr>
+        <w:t>LDI TMP, LOW(RAMEND)</w:t>
+      </w:r>
+    </w:p>
+    <w:p>
+      <w:pPr>
+        <w:pStyle w:val="ListParagraph"/>
+        <w:pBdr>
+          <w:top w:val="single" w:sz="4" w:space="1" w:color="auto"/>
+          <w:left w:val="single" w:sz="4" w:space="1" w:color="auto"/>
+          <w:bottom w:val="single" w:sz="4" w:space="1" w:color="auto"/>
+          <w:right w:val="single" w:sz="4" w:space="1" w:color="auto"/>
+        </w:pBdr>
+        <w:ind w:left="709" w:firstLine="0"/>
+        <w:rPr>
+          <w:rFonts w:ascii="Courier New" w:hAnsi="Courier New" w:cs="Courier New"/>
+          <w:sz w:val="18"/>
+          <w:szCs w:val="18"/>
+          <w:lang w:val="en-US"/>
+        </w:rPr>
+      </w:pPr>
+      <w:r>
+        <w:rPr>
+          <w:rFonts w:ascii="Courier New" w:hAnsi="Courier New" w:cs="Courier New"/>
+          <w:sz w:val="18"/>
+          <w:szCs w:val="18"/>
+          <w:lang w:val="en-US"/>
+        </w:rPr>
+        <w:t xml:space="preserve">    </w:t>
+      </w:r>
+      <w:r>
+        <w:rPr>
+          <w:rFonts w:ascii="Courier New" w:hAnsi="Courier New" w:cs="Courier New"/>
+          <w:sz w:val="18"/>
+          <w:szCs w:val="18"/>
+          <w:lang w:val="en-US"/>
+        </w:rPr>
+        <w:t>OUT SPL, TMP</w:t>
+      </w:r>
+    </w:p>
+    <w:p>
+      <w:pPr>
+        <w:pStyle w:val="ListParagraph"/>
+        <w:pBdr>
+          <w:top w:val="single" w:sz="4" w:space="1" w:color="auto"/>
+          <w:left w:val="single" w:sz="4" w:space="1" w:color="auto"/>
+          <w:bottom w:val="single" w:sz="4" w:space="1" w:color="auto"/>
+          <w:right w:val="single" w:sz="4" w:space="1" w:color="auto"/>
+        </w:pBdr>
+        <w:ind w:left="709" w:firstLine="0"/>
+        <w:rPr>
+          <w:rFonts w:ascii="Courier New" w:hAnsi="Courier New" w:cs="Courier New"/>
+          <w:sz w:val="18"/>
+          <w:szCs w:val="18"/>
+        </w:rPr>
+      </w:pPr>
+      <w:r>
+        <w:rPr>
+          <w:rFonts w:ascii="Courier New" w:hAnsi="Courier New" w:cs="Courier New"/>
+          <w:sz w:val="18"/>
+          <w:szCs w:val="18"/>
+        </w:rPr>
+        <w:t>; Основной цикл (</w:t>
+      </w:r>
+      <w:r>
+        <w:rPr>
+          <w:rFonts w:ascii="Courier New" w:hAnsi="Courier New" w:cs="Courier New"/>
+          <w:sz w:val="18"/>
+          <w:szCs w:val="18"/>
+          <w:lang w:val="en-US"/>
+        </w:rPr>
+        <w:t>loop</w:t>
+      </w:r>
       <w:r>
         <w:rPr>
           <w:rFonts w:ascii="Courier New" w:hAnsi="Courier New" w:cs="Courier New"/>
@@ -2140,7 +2950,13 @@
     </w:p>
     <w:p>
       <w:pPr>
-        <w:pStyle w:val="af3"/>
+        <w:pStyle w:val="ListParagraph"/>
+        <w:pBdr>
+          <w:top w:val="single" w:sz="4" w:space="1" w:color="auto"/>
+          <w:left w:val="single" w:sz="4" w:space="1" w:color="auto"/>
+          <w:bottom w:val="single" w:sz="4" w:space="1" w:color="auto"/>
+          <w:right w:val="single" w:sz="4" w:space="1" w:color="auto"/>
+        </w:pBdr>
         <w:ind w:left="709" w:firstLine="0"/>
         <w:rPr>
           <w:rFonts w:ascii="Courier New" w:hAnsi="Courier New" w:cs="Courier New"/>
@@ -2153,86 +2969,10 @@
           <w:rFonts w:ascii="Courier New" w:hAnsi="Courier New" w:cs="Courier New"/>
           <w:sz w:val="18"/>
           <w:szCs w:val="18"/>
-        </w:rPr>
-        <w:t>; Подпрограмма задержки (</w:t>
-      </w:r>
-      <w:proofErr w:type="spellStart"/>
-      <w:r>
-        <w:rPr>
-          <w:rFonts w:ascii="Courier New" w:hAnsi="Courier New" w:cs="Courier New"/>
-          <w:sz w:val="18"/>
-          <w:szCs w:val="18"/>
-        </w:rPr>
-        <w:t>delay</w:t>
-      </w:r>
-      <w:proofErr w:type="spellEnd"/>
-      <w:r>
-        <w:rPr>
-          <w:rFonts w:ascii="Courier New" w:hAnsi="Courier New" w:cs="Courier New"/>
-          <w:sz w:val="18"/>
-          <w:szCs w:val="18"/>
-        </w:rPr>
-        <w:t>)</w:t>
-      </w:r>
-    </w:p>
-    <w:p>
-      <w:pPr>
-        <w:pStyle w:val="af3"/>
-        <w:ind w:left="709" w:firstLine="0"/>
-        <w:rPr>
-          <w:rFonts w:ascii="Courier New" w:hAnsi="Courier New" w:cs="Courier New"/>
-          <w:sz w:val="18"/>
-          <w:szCs w:val="18"/>
-        </w:rPr>
-      </w:pPr>
-      <w:r>
-        <w:rPr>
-          <w:rFonts w:ascii="Courier New" w:hAnsi="Courier New" w:cs="Courier New"/>
-          <w:sz w:val="18"/>
-          <w:szCs w:val="18"/>
-        </w:rPr>
-        <w:t>; Регистр R30 = y (внешний счётчик), R29 = x (внутренний счётчик)</w:t>
-      </w:r>
-    </w:p>
-    <w:p>
-      <w:pPr>
-        <w:pStyle w:val="af3"/>
-        <w:ind w:left="709" w:firstLine="0"/>
-        <w:rPr>
-          <w:rFonts w:ascii="Courier New" w:hAnsi="Courier New" w:cs="Courier New"/>
-          <w:sz w:val="18"/>
-          <w:szCs w:val="18"/>
-        </w:rPr>
-      </w:pPr>
-      <w:r>
-        <w:rPr>
-          <w:rFonts w:ascii="Courier New" w:hAnsi="Courier New" w:cs="Courier New"/>
-          <w:sz w:val="18"/>
-          <w:szCs w:val="18"/>
-        </w:rPr>
-        <w:t>; Внутренний цикл построен на INC R29 до переполнения в 0</w:t>
-      </w:r>
-    </w:p>
-    <w:p>
-      <w:pPr>
-        <w:pStyle w:val="af3"/>
-        <w:ind w:left="709" w:firstLine="0"/>
-        <w:rPr>
-          <w:rFonts w:ascii="Courier New" w:hAnsi="Courier New" w:cs="Courier New"/>
-          <w:sz w:val="18"/>
-          <w:szCs w:val="18"/>
-        </w:rPr>
-      </w:pPr>
-      <w:proofErr w:type="spellStart"/>
-      <w:r>
-        <w:rPr>
-          <w:rFonts w:ascii="Courier New" w:hAnsi="Courier New" w:cs="Courier New"/>
-          <w:sz w:val="18"/>
-          <w:szCs w:val="18"/>
-        </w:rPr>
-        <w:t>delay</w:t>
-      </w:r>
-      <w:proofErr w:type="spellEnd"/>
+          <w:lang w:val="en-US"/>
+        </w:rPr>
+        <w:t>loop</w:t>
+      </w:r>
       <w:r>
         <w:rPr>
           <w:rFonts w:ascii="Courier New" w:hAnsi="Courier New" w:cs="Courier New"/>
@@ -2244,1037 +2984,13 @@
     </w:p>
     <w:p>
       <w:pPr>
-        <w:pStyle w:val="af3"/>
-        <w:ind w:left="709" w:firstLine="0"/>
-        <w:rPr>
-          <w:rFonts w:ascii="Courier New" w:hAnsi="Courier New" w:cs="Courier New"/>
-          <w:sz w:val="18"/>
-          <w:szCs w:val="18"/>
-        </w:rPr>
-      </w:pPr>
-      <w:r>
-        <w:rPr>
-          <w:rFonts w:ascii="Courier New" w:hAnsi="Courier New" w:cs="Courier New"/>
-          <w:sz w:val="18"/>
-          <w:szCs w:val="18"/>
-        </w:rPr>
-        <w:t xml:space="preserve">    LDI R30, 200       </w:t>
-      </w:r>
-      <w:proofErr w:type="gramStart"/>
-      <w:r>
-        <w:rPr>
-          <w:rFonts w:ascii="Courier New" w:hAnsi="Courier New" w:cs="Courier New"/>
-          <w:sz w:val="18"/>
-          <w:szCs w:val="18"/>
-        </w:rPr>
-        <w:t xml:space="preserve">  ;</w:t>
-      </w:r>
-      <w:proofErr w:type="gramEnd"/>
-      <w:r>
-        <w:rPr>
-          <w:rFonts w:ascii="Courier New" w:hAnsi="Courier New" w:cs="Courier New"/>
-          <w:sz w:val="18"/>
-          <w:szCs w:val="18"/>
-        </w:rPr>
-        <w:t xml:space="preserve"> y </w:t>
-      </w:r>
-      <w:r>
-        <w:rPr>
-          <w:rFonts w:ascii="Courier New" w:hAnsi="Courier New" w:cs="Courier New"/>
-          <w:sz w:val="18"/>
-          <w:szCs w:val="18"/>
-        </w:rPr>
-        <w:t>-</w:t>
-      </w:r>
-      <w:r>
-        <w:rPr>
-          <w:rFonts w:ascii="Courier New" w:hAnsi="Courier New" w:cs="Courier New"/>
-          <w:sz w:val="18"/>
-          <w:szCs w:val="18"/>
-        </w:rPr>
-        <w:t xml:space="preserve"> внешний параметр задержки </w:t>
-      </w:r>
-    </w:p>
-    <w:p>
-      <w:pPr>
-        <w:pStyle w:val="af3"/>
-        <w:ind w:left="709" w:firstLine="0"/>
-        <w:rPr>
-          <w:rFonts w:ascii="Courier New" w:hAnsi="Courier New" w:cs="Courier New"/>
-          <w:sz w:val="18"/>
-          <w:szCs w:val="18"/>
-        </w:rPr>
-      </w:pPr>
-      <w:r>
-        <w:rPr>
-          <w:rFonts w:ascii="Courier New" w:hAnsi="Courier New" w:cs="Courier New"/>
-          <w:sz w:val="18"/>
-          <w:szCs w:val="18"/>
-        </w:rPr>
-        <w:t xml:space="preserve">    LDI R29, 153       </w:t>
-      </w:r>
-      <w:proofErr w:type="gramStart"/>
-      <w:r>
-        <w:rPr>
-          <w:rFonts w:ascii="Courier New" w:hAnsi="Courier New" w:cs="Courier New"/>
-          <w:sz w:val="18"/>
-          <w:szCs w:val="18"/>
-        </w:rPr>
-        <w:t xml:space="preserve">  ;</w:t>
-      </w:r>
-      <w:proofErr w:type="gramEnd"/>
-      <w:r>
-        <w:rPr>
-          <w:rFonts w:ascii="Courier New" w:hAnsi="Courier New" w:cs="Courier New"/>
-          <w:sz w:val="18"/>
-          <w:szCs w:val="18"/>
-        </w:rPr>
-        <w:t xml:space="preserve"> x </w:t>
-      </w:r>
-      <w:r>
-        <w:rPr>
-          <w:rFonts w:ascii="Courier New" w:hAnsi="Courier New" w:cs="Courier New"/>
-          <w:sz w:val="18"/>
-          <w:szCs w:val="18"/>
-        </w:rPr>
-        <w:t>-</w:t>
-      </w:r>
-      <w:r>
-        <w:rPr>
-          <w:rFonts w:ascii="Courier New" w:hAnsi="Courier New" w:cs="Courier New"/>
-          <w:sz w:val="18"/>
-          <w:szCs w:val="18"/>
-        </w:rPr>
-        <w:t xml:space="preserve"> внутренний параметр задержки </w:t>
-      </w:r>
-    </w:p>
-    <w:p>
-      <w:pPr>
-        <w:pStyle w:val="af3"/>
-        <w:ind w:left="709" w:firstLine="0"/>
-        <w:rPr>
-          <w:rFonts w:ascii="Courier New" w:hAnsi="Courier New" w:cs="Courier New"/>
-          <w:sz w:val="18"/>
-          <w:szCs w:val="18"/>
-        </w:rPr>
-      </w:pPr>
-      <w:proofErr w:type="spellStart"/>
-      <w:r>
-        <w:rPr>
-          <w:rFonts w:ascii="Courier New" w:hAnsi="Courier New" w:cs="Courier New"/>
-          <w:sz w:val="18"/>
-          <w:szCs w:val="18"/>
-        </w:rPr>
-        <w:t>delay_sub</w:t>
-      </w:r>
-      <w:proofErr w:type="spellEnd"/>
-      <w:r>
-        <w:rPr>
-          <w:rFonts w:ascii="Courier New" w:hAnsi="Courier New" w:cs="Courier New"/>
-          <w:sz w:val="18"/>
-          <w:szCs w:val="18"/>
-        </w:rPr>
-        <w:t>:</w:t>
-      </w:r>
-    </w:p>
-    <w:p>
-      <w:pPr>
-        <w:pStyle w:val="af3"/>
-        <w:ind w:left="709" w:firstLine="0"/>
-        <w:rPr>
-          <w:rFonts w:ascii="Courier New" w:hAnsi="Courier New" w:cs="Courier New"/>
-          <w:sz w:val="18"/>
-          <w:szCs w:val="18"/>
-        </w:rPr>
-      </w:pPr>
-      <w:r>
-        <w:rPr>
-          <w:rFonts w:ascii="Courier New" w:hAnsi="Courier New" w:cs="Courier New"/>
-          <w:sz w:val="18"/>
-          <w:szCs w:val="18"/>
-        </w:rPr>
-        <w:t xml:space="preserve">    INC R29            </w:t>
-      </w:r>
-      <w:proofErr w:type="gramStart"/>
-      <w:r>
-        <w:rPr>
-          <w:rFonts w:ascii="Courier New" w:hAnsi="Courier New" w:cs="Courier New"/>
-          <w:sz w:val="18"/>
-          <w:szCs w:val="18"/>
-        </w:rPr>
-        <w:t xml:space="preserve">  ;</w:t>
-      </w:r>
-      <w:proofErr w:type="gramEnd"/>
-      <w:r>
-        <w:rPr>
-          <w:rFonts w:ascii="Courier New" w:hAnsi="Courier New" w:cs="Courier New"/>
-          <w:sz w:val="18"/>
-          <w:szCs w:val="18"/>
-        </w:rPr>
-        <w:t xml:space="preserve"> инкремент внутреннего счётчика</w:t>
-      </w:r>
-    </w:p>
-    <w:p>
-      <w:pPr>
-        <w:pStyle w:val="af3"/>
-        <w:ind w:left="709" w:firstLine="0"/>
-        <w:rPr>
-          <w:rFonts w:ascii="Courier New" w:hAnsi="Courier New" w:cs="Courier New"/>
-          <w:sz w:val="18"/>
-          <w:szCs w:val="18"/>
-        </w:rPr>
-      </w:pPr>
-      <w:r>
-        <w:rPr>
-          <w:rFonts w:ascii="Courier New" w:hAnsi="Courier New" w:cs="Courier New"/>
-          <w:sz w:val="18"/>
-          <w:szCs w:val="18"/>
-        </w:rPr>
-        <w:t xml:space="preserve">    BRNE </w:t>
-      </w:r>
-      <w:proofErr w:type="spellStart"/>
-      <w:r>
-        <w:rPr>
-          <w:rFonts w:ascii="Courier New" w:hAnsi="Courier New" w:cs="Courier New"/>
-          <w:sz w:val="18"/>
-          <w:szCs w:val="18"/>
-        </w:rPr>
-        <w:t>delay_sub</w:t>
-      </w:r>
-      <w:proofErr w:type="spellEnd"/>
-      <w:r>
-        <w:rPr>
-          <w:rFonts w:ascii="Courier New" w:hAnsi="Courier New" w:cs="Courier New"/>
-          <w:sz w:val="18"/>
-          <w:szCs w:val="18"/>
-        </w:rPr>
-        <w:t xml:space="preserve">     </w:t>
-      </w:r>
-      <w:proofErr w:type="gramStart"/>
-      <w:r>
-        <w:rPr>
-          <w:rFonts w:ascii="Courier New" w:hAnsi="Courier New" w:cs="Courier New"/>
-          <w:sz w:val="18"/>
-          <w:szCs w:val="18"/>
-        </w:rPr>
-        <w:t xml:space="preserve">  ;</w:t>
-      </w:r>
-      <w:proofErr w:type="gramEnd"/>
-      <w:r>
-        <w:rPr>
-          <w:rFonts w:ascii="Courier New" w:hAnsi="Courier New" w:cs="Courier New"/>
-          <w:sz w:val="18"/>
-          <w:szCs w:val="18"/>
-        </w:rPr>
-        <w:t xml:space="preserve"> пока R</w:t>
-      </w:r>
-      <w:proofErr w:type="gramStart"/>
-      <w:r>
-        <w:rPr>
-          <w:rFonts w:ascii="Courier New" w:hAnsi="Courier New" w:cs="Courier New"/>
-          <w:sz w:val="18"/>
-          <w:szCs w:val="18"/>
-        </w:rPr>
-        <w:t>29 !</w:t>
-      </w:r>
-      <w:proofErr w:type="gramEnd"/>
-      <w:r>
-        <w:rPr>
-          <w:rFonts w:ascii="Courier New" w:hAnsi="Courier New" w:cs="Courier New"/>
-          <w:sz w:val="18"/>
-          <w:szCs w:val="18"/>
-        </w:rPr>
-        <w:t>= 0, повторять (выход при переполнении в 0)</w:t>
-      </w:r>
-    </w:p>
-    <w:p>
-      <w:pPr>
-        <w:pStyle w:val="af3"/>
-        <w:ind w:left="709" w:firstLine="0"/>
-        <w:rPr>
-          <w:rFonts w:ascii="Courier New" w:hAnsi="Courier New" w:cs="Courier New"/>
-          <w:sz w:val="18"/>
-          <w:szCs w:val="18"/>
-        </w:rPr>
-      </w:pPr>
-      <w:r>
-        <w:rPr>
-          <w:rFonts w:ascii="Courier New" w:hAnsi="Courier New" w:cs="Courier New"/>
-          <w:sz w:val="18"/>
-          <w:szCs w:val="18"/>
-        </w:rPr>
-        <w:t xml:space="preserve">    NOP                </w:t>
-      </w:r>
-      <w:proofErr w:type="gramStart"/>
-      <w:r>
-        <w:rPr>
-          <w:rFonts w:ascii="Courier New" w:hAnsi="Courier New" w:cs="Courier New"/>
-          <w:sz w:val="18"/>
-          <w:szCs w:val="18"/>
-        </w:rPr>
-        <w:t xml:space="preserve">  ;</w:t>
-      </w:r>
-      <w:proofErr w:type="gramEnd"/>
-      <w:r>
-        <w:rPr>
-          <w:rFonts w:ascii="Courier New" w:hAnsi="Courier New" w:cs="Courier New"/>
-          <w:sz w:val="18"/>
-          <w:szCs w:val="18"/>
-        </w:rPr>
-        <w:t xml:space="preserve"> дополнительный такт (корректировка задержки)</w:t>
-      </w:r>
-    </w:p>
-    <w:p>
-      <w:pPr>
-        <w:pStyle w:val="af3"/>
-        <w:ind w:left="709" w:firstLine="0"/>
-        <w:rPr>
-          <w:rFonts w:ascii="Courier New" w:hAnsi="Courier New" w:cs="Courier New"/>
-          <w:sz w:val="18"/>
-          <w:szCs w:val="18"/>
-        </w:rPr>
-      </w:pPr>
-      <w:r>
-        <w:rPr>
-          <w:rFonts w:ascii="Courier New" w:hAnsi="Courier New" w:cs="Courier New"/>
-          <w:sz w:val="18"/>
-          <w:szCs w:val="18"/>
-        </w:rPr>
-        <w:t xml:space="preserve">    DEC R30            </w:t>
-      </w:r>
-      <w:proofErr w:type="gramStart"/>
-      <w:r>
-        <w:rPr>
-          <w:rFonts w:ascii="Courier New" w:hAnsi="Courier New" w:cs="Courier New"/>
-          <w:sz w:val="18"/>
-          <w:szCs w:val="18"/>
-        </w:rPr>
-        <w:t xml:space="preserve">  ;</w:t>
-      </w:r>
-      <w:proofErr w:type="gramEnd"/>
-      <w:r>
-        <w:rPr>
-          <w:rFonts w:ascii="Courier New" w:hAnsi="Courier New" w:cs="Courier New"/>
-          <w:sz w:val="18"/>
-          <w:szCs w:val="18"/>
-        </w:rPr>
-        <w:t xml:space="preserve"> декремент внешнего счётчика</w:t>
-      </w:r>
-    </w:p>
-    <w:p>
-      <w:pPr>
-        <w:pStyle w:val="af3"/>
-        <w:ind w:left="709" w:firstLine="0"/>
-        <w:rPr>
-          <w:rFonts w:ascii="Courier New" w:hAnsi="Courier New" w:cs="Courier New"/>
-          <w:sz w:val="18"/>
-          <w:szCs w:val="18"/>
-        </w:rPr>
-      </w:pPr>
-      <w:r>
-        <w:rPr>
-          <w:rFonts w:ascii="Courier New" w:hAnsi="Courier New" w:cs="Courier New"/>
-          <w:sz w:val="18"/>
-          <w:szCs w:val="18"/>
-        </w:rPr>
-        <w:t xml:space="preserve">    BRNE </w:t>
-      </w:r>
-      <w:proofErr w:type="spellStart"/>
-      <w:r>
-        <w:rPr>
-          <w:rFonts w:ascii="Courier New" w:hAnsi="Courier New" w:cs="Courier New"/>
-          <w:sz w:val="18"/>
-          <w:szCs w:val="18"/>
-        </w:rPr>
-        <w:t>delay_sub</w:t>
-      </w:r>
-      <w:proofErr w:type="spellEnd"/>
-      <w:r>
-        <w:rPr>
-          <w:rFonts w:ascii="Courier New" w:hAnsi="Courier New" w:cs="Courier New"/>
-          <w:sz w:val="18"/>
-          <w:szCs w:val="18"/>
-        </w:rPr>
-        <w:t xml:space="preserve">     </w:t>
-      </w:r>
-      <w:proofErr w:type="gramStart"/>
-      <w:r>
-        <w:rPr>
-          <w:rFonts w:ascii="Courier New" w:hAnsi="Courier New" w:cs="Courier New"/>
-          <w:sz w:val="18"/>
-          <w:szCs w:val="18"/>
-        </w:rPr>
-        <w:t xml:space="preserve">  ;</w:t>
-      </w:r>
-      <w:proofErr w:type="gramEnd"/>
-      <w:r>
-        <w:rPr>
-          <w:rFonts w:ascii="Courier New" w:hAnsi="Courier New" w:cs="Courier New"/>
-          <w:sz w:val="18"/>
-          <w:szCs w:val="18"/>
-        </w:rPr>
-        <w:t xml:space="preserve"> пока R</w:t>
-      </w:r>
-      <w:proofErr w:type="gramStart"/>
-      <w:r>
-        <w:rPr>
-          <w:rFonts w:ascii="Courier New" w:hAnsi="Courier New" w:cs="Courier New"/>
-          <w:sz w:val="18"/>
-          <w:szCs w:val="18"/>
-        </w:rPr>
-        <w:t>30 !</w:t>
-      </w:r>
-      <w:proofErr w:type="gramEnd"/>
-      <w:r>
-        <w:rPr>
-          <w:rFonts w:ascii="Courier New" w:hAnsi="Courier New" w:cs="Courier New"/>
-          <w:sz w:val="18"/>
-          <w:szCs w:val="18"/>
-        </w:rPr>
-        <w:t>= 0, повторять внешний цикл</w:t>
-      </w:r>
-    </w:p>
-    <w:p>
-      <w:pPr>
-        <w:pStyle w:val="af3"/>
-        <w:ind w:left="709" w:firstLine="0"/>
-        <w:rPr>
-          <w:rFonts w:ascii="Courier New" w:hAnsi="Courier New" w:cs="Courier New"/>
-          <w:sz w:val="18"/>
-          <w:szCs w:val="18"/>
-        </w:rPr>
-      </w:pPr>
-      <w:r>
-        <w:rPr>
-          <w:rFonts w:ascii="Courier New" w:hAnsi="Courier New" w:cs="Courier New"/>
-          <w:sz w:val="18"/>
-          <w:szCs w:val="18"/>
-        </w:rPr>
-        <w:t xml:space="preserve">    RET                </w:t>
-      </w:r>
-      <w:proofErr w:type="gramStart"/>
-      <w:r>
-        <w:rPr>
-          <w:rFonts w:ascii="Courier New" w:hAnsi="Courier New" w:cs="Courier New"/>
-          <w:sz w:val="18"/>
-          <w:szCs w:val="18"/>
-        </w:rPr>
-        <w:t xml:space="preserve">  ;</w:t>
-      </w:r>
-      <w:proofErr w:type="gramEnd"/>
-      <w:r>
-        <w:rPr>
-          <w:rFonts w:ascii="Courier New" w:hAnsi="Courier New" w:cs="Courier New"/>
-          <w:sz w:val="18"/>
-          <w:szCs w:val="18"/>
-        </w:rPr>
-        <w:t xml:space="preserve"> возврат из подпрограммы</w:t>
-      </w:r>
-    </w:p>
-    <w:p>
-      <w:pPr>
-        <w:pStyle w:val="af3"/>
-        <w:ind w:left="709" w:firstLine="0"/>
-        <w:rPr>
-          <w:rFonts w:ascii="Courier New" w:hAnsi="Courier New" w:cs="Courier New"/>
-          <w:sz w:val="18"/>
-          <w:szCs w:val="18"/>
-        </w:rPr>
-      </w:pPr>
-      <w:r>
-        <w:rPr>
-          <w:rFonts w:ascii="Courier New" w:hAnsi="Courier New" w:cs="Courier New"/>
-          <w:sz w:val="18"/>
-          <w:szCs w:val="18"/>
-        </w:rPr>
-        <w:t>; Инициализация (</w:t>
-      </w:r>
-      <w:proofErr w:type="spellStart"/>
-      <w:r>
-        <w:rPr>
-          <w:rFonts w:ascii="Courier New" w:hAnsi="Courier New" w:cs="Courier New"/>
-          <w:sz w:val="18"/>
-          <w:szCs w:val="18"/>
-        </w:rPr>
-        <w:t>reset</w:t>
-      </w:r>
-      <w:proofErr w:type="spellEnd"/>
-      <w:r>
-        <w:rPr>
-          <w:rFonts w:ascii="Courier New" w:hAnsi="Courier New" w:cs="Courier New"/>
-          <w:sz w:val="18"/>
-          <w:szCs w:val="18"/>
-        </w:rPr>
-        <w:t>)</w:t>
-      </w:r>
-    </w:p>
-    <w:p>
-      <w:pPr>
-        <w:pStyle w:val="af3"/>
-        <w:ind w:left="709" w:firstLine="0"/>
-        <w:rPr>
-          <w:rFonts w:ascii="Courier New" w:hAnsi="Courier New" w:cs="Courier New"/>
-          <w:sz w:val="18"/>
-          <w:szCs w:val="18"/>
-        </w:rPr>
-      </w:pPr>
-      <w:proofErr w:type="spellStart"/>
-      <w:r>
-        <w:rPr>
-          <w:rFonts w:ascii="Courier New" w:hAnsi="Courier New" w:cs="Courier New"/>
-          <w:sz w:val="18"/>
-          <w:szCs w:val="18"/>
-        </w:rPr>
-        <w:t>reset</w:t>
-      </w:r>
-      <w:proofErr w:type="spellEnd"/>
-      <w:r>
-        <w:rPr>
-          <w:rFonts w:ascii="Courier New" w:hAnsi="Courier New" w:cs="Courier New"/>
-          <w:sz w:val="18"/>
-          <w:szCs w:val="18"/>
-        </w:rPr>
-        <w:t>:</w:t>
-      </w:r>
-    </w:p>
-    <w:p>
-      <w:pPr>
-        <w:pStyle w:val="af3"/>
-        <w:ind w:left="709" w:firstLine="0"/>
-        <w:rPr>
-          <w:rFonts w:ascii="Courier New" w:hAnsi="Courier New" w:cs="Courier New"/>
-          <w:sz w:val="18"/>
-          <w:szCs w:val="18"/>
-        </w:rPr>
-      </w:pPr>
-      <w:r>
-        <w:rPr>
-          <w:rFonts w:ascii="Courier New" w:hAnsi="Courier New" w:cs="Courier New"/>
-          <w:sz w:val="18"/>
-          <w:szCs w:val="18"/>
-        </w:rPr>
-        <w:t xml:space="preserve">    ; начальные значения 32-битного числа</w:t>
-      </w:r>
-    </w:p>
-    <w:p>
-      <w:pPr>
-        <w:pStyle w:val="af3"/>
-        <w:ind w:left="709" w:firstLine="0"/>
-        <w:rPr>
-          <w:rFonts w:ascii="Courier New" w:hAnsi="Courier New" w:cs="Courier New"/>
-          <w:sz w:val="18"/>
-          <w:szCs w:val="18"/>
-        </w:rPr>
-      </w:pPr>
-      <w:r>
-        <w:rPr>
-          <w:rFonts w:ascii="Courier New" w:hAnsi="Courier New" w:cs="Courier New"/>
-          <w:sz w:val="18"/>
-          <w:szCs w:val="18"/>
-        </w:rPr>
-        <w:t xml:space="preserve">    LDI TMP, 0x01</w:t>
-      </w:r>
-    </w:p>
-    <w:p>
-      <w:pPr>
-        <w:pStyle w:val="af3"/>
-        <w:ind w:left="709" w:firstLine="0"/>
-        <w:rPr>
-          <w:rFonts w:ascii="Courier New" w:hAnsi="Courier New" w:cs="Courier New"/>
-          <w:sz w:val="18"/>
-          <w:szCs w:val="18"/>
-        </w:rPr>
-      </w:pPr>
-      <w:r>
-        <w:rPr>
-          <w:rFonts w:ascii="Courier New" w:hAnsi="Courier New" w:cs="Courier New"/>
-          <w:sz w:val="18"/>
-          <w:szCs w:val="18"/>
-        </w:rPr>
-        <w:t xml:space="preserve">    MOV R0, TMP        </w:t>
-      </w:r>
-      <w:proofErr w:type="gramStart"/>
-      <w:r>
-        <w:rPr>
-          <w:rFonts w:ascii="Courier New" w:hAnsi="Courier New" w:cs="Courier New"/>
-          <w:sz w:val="18"/>
-          <w:szCs w:val="18"/>
-        </w:rPr>
-        <w:t xml:space="preserve">  ;</w:t>
-      </w:r>
-      <w:proofErr w:type="gramEnd"/>
-      <w:r>
-        <w:rPr>
-          <w:rFonts w:ascii="Courier New" w:hAnsi="Courier New" w:cs="Courier New"/>
-          <w:sz w:val="18"/>
-          <w:szCs w:val="18"/>
-        </w:rPr>
-        <w:t xml:space="preserve"> младший байт = 1</w:t>
-      </w:r>
-    </w:p>
-    <w:p>
-      <w:pPr>
-        <w:pStyle w:val="af3"/>
-        <w:ind w:left="709" w:firstLine="0"/>
-        <w:rPr>
-          <w:rFonts w:ascii="Courier New" w:hAnsi="Courier New" w:cs="Courier New"/>
-          <w:sz w:val="18"/>
-          <w:szCs w:val="18"/>
-        </w:rPr>
-      </w:pPr>
-      <w:r>
-        <w:rPr>
-          <w:rFonts w:ascii="Courier New" w:hAnsi="Courier New" w:cs="Courier New"/>
-          <w:sz w:val="18"/>
-          <w:szCs w:val="18"/>
-        </w:rPr>
-        <w:t xml:space="preserve">    CLR TMP</w:t>
-      </w:r>
-    </w:p>
-    <w:p>
-      <w:pPr>
-        <w:pStyle w:val="af3"/>
-        <w:ind w:left="709" w:firstLine="0"/>
-        <w:rPr>
-          <w:rFonts w:ascii="Courier New" w:hAnsi="Courier New" w:cs="Courier New"/>
-          <w:sz w:val="18"/>
-          <w:szCs w:val="18"/>
-        </w:rPr>
-      </w:pPr>
-      <w:r>
-        <w:rPr>
-          <w:rFonts w:ascii="Courier New" w:hAnsi="Courier New" w:cs="Courier New"/>
-          <w:sz w:val="18"/>
-          <w:szCs w:val="18"/>
-        </w:rPr>
-        <w:t xml:space="preserve">    MOV R1, TMP        </w:t>
-      </w:r>
-      <w:proofErr w:type="gramStart"/>
-      <w:r>
-        <w:rPr>
-          <w:rFonts w:ascii="Courier New" w:hAnsi="Courier New" w:cs="Courier New"/>
-          <w:sz w:val="18"/>
-          <w:szCs w:val="18"/>
-        </w:rPr>
-        <w:t xml:space="preserve">  ;</w:t>
-      </w:r>
-      <w:proofErr w:type="gramEnd"/>
-      <w:r>
-        <w:rPr>
-          <w:rFonts w:ascii="Courier New" w:hAnsi="Courier New" w:cs="Courier New"/>
-          <w:sz w:val="18"/>
-          <w:szCs w:val="18"/>
-        </w:rPr>
-        <w:t xml:space="preserve"> остальные байты = 0</w:t>
-      </w:r>
-    </w:p>
-    <w:p>
-      <w:pPr>
-        <w:pStyle w:val="af3"/>
-        <w:ind w:left="709" w:firstLine="0"/>
-        <w:rPr>
-          <w:rFonts w:ascii="Courier New" w:hAnsi="Courier New" w:cs="Courier New"/>
-          <w:sz w:val="18"/>
-          <w:szCs w:val="18"/>
-        </w:rPr>
-      </w:pPr>
-      <w:r>
-        <w:rPr>
-          <w:rFonts w:ascii="Courier New" w:hAnsi="Courier New" w:cs="Courier New"/>
-          <w:sz w:val="18"/>
-          <w:szCs w:val="18"/>
-        </w:rPr>
-        <w:t xml:space="preserve">    MOV R2, TMP</w:t>
-      </w:r>
-    </w:p>
-    <w:p>
-      <w:pPr>
-        <w:pStyle w:val="af3"/>
-        <w:ind w:left="709" w:firstLine="0"/>
-        <w:rPr>
-          <w:rFonts w:ascii="Courier New" w:hAnsi="Courier New" w:cs="Courier New"/>
-          <w:sz w:val="18"/>
-          <w:szCs w:val="18"/>
-        </w:rPr>
-      </w:pPr>
-      <w:r>
-        <w:rPr>
-          <w:rFonts w:ascii="Courier New" w:hAnsi="Courier New" w:cs="Courier New"/>
-          <w:sz w:val="18"/>
-          <w:szCs w:val="18"/>
-        </w:rPr>
-        <w:t xml:space="preserve">    MOV R3, TMP        </w:t>
-      </w:r>
-      <w:proofErr w:type="gramStart"/>
-      <w:r>
-        <w:rPr>
-          <w:rFonts w:ascii="Courier New" w:hAnsi="Courier New" w:cs="Courier New"/>
-          <w:sz w:val="18"/>
-          <w:szCs w:val="18"/>
-        </w:rPr>
-        <w:t xml:space="preserve">  ;</w:t>
-      </w:r>
-      <w:proofErr w:type="gramEnd"/>
-      <w:r>
-        <w:rPr>
-          <w:rFonts w:ascii="Courier New" w:hAnsi="Courier New" w:cs="Courier New"/>
-          <w:sz w:val="18"/>
-          <w:szCs w:val="18"/>
-        </w:rPr>
-        <w:t xml:space="preserve"> старший байт</w:t>
-      </w:r>
-    </w:p>
-    <w:p>
-      <w:pPr>
-        <w:pStyle w:val="af3"/>
-        <w:ind w:left="709" w:firstLine="0"/>
-        <w:rPr>
-          <w:rFonts w:ascii="Courier New" w:hAnsi="Courier New" w:cs="Courier New"/>
-          <w:sz w:val="18"/>
-          <w:szCs w:val="18"/>
-        </w:rPr>
-      </w:pPr>
-      <w:r>
-        <w:rPr>
-          <w:rFonts w:ascii="Courier New" w:hAnsi="Courier New" w:cs="Courier New"/>
-          <w:sz w:val="18"/>
-          <w:szCs w:val="18"/>
-        </w:rPr>
-        <w:t xml:space="preserve">    ; настройка портов ввода-вывода как выходы</w:t>
-      </w:r>
-    </w:p>
-    <w:p>
-      <w:pPr>
-        <w:pStyle w:val="af3"/>
-        <w:ind w:left="709" w:firstLine="0"/>
-        <w:rPr>
-          <w:rFonts w:ascii="Courier New" w:hAnsi="Courier New" w:cs="Courier New"/>
-          <w:sz w:val="18"/>
-          <w:szCs w:val="18"/>
-          <w:lang w:val="en-US"/>
-        </w:rPr>
-      </w:pPr>
-      <w:r>
-        <w:rPr>
-          <w:rFonts w:ascii="Courier New" w:hAnsi="Courier New" w:cs="Courier New"/>
-          <w:sz w:val="18"/>
-          <w:szCs w:val="18"/>
-        </w:rPr>
-        <w:t xml:space="preserve">    </w:t>
-      </w:r>
-      <w:r>
-        <w:rPr>
-          <w:rFonts w:ascii="Courier New" w:hAnsi="Courier New" w:cs="Courier New"/>
-          <w:sz w:val="18"/>
-          <w:szCs w:val="18"/>
-          <w:lang w:val="en-US"/>
-        </w:rPr>
-        <w:t xml:space="preserve">SER TMP            </w:t>
-      </w:r>
-      <w:proofErr w:type="gramStart"/>
-      <w:r>
-        <w:rPr>
-          <w:rFonts w:ascii="Courier New" w:hAnsi="Courier New" w:cs="Courier New"/>
-          <w:sz w:val="18"/>
-          <w:szCs w:val="18"/>
-          <w:lang w:val="en-US"/>
-        </w:rPr>
-        <w:t xml:space="preserve">  ;</w:t>
-      </w:r>
-      <w:proofErr w:type="gramEnd"/>
-      <w:r>
-        <w:rPr>
-          <w:rFonts w:ascii="Courier New" w:hAnsi="Courier New" w:cs="Courier New"/>
-          <w:sz w:val="18"/>
-          <w:szCs w:val="18"/>
-          <w:lang w:val="en-US"/>
-        </w:rPr>
-        <w:t xml:space="preserve"> TMP = 0xFF</w:t>
-      </w:r>
-    </w:p>
-    <w:p>
-      <w:pPr>
-        <w:pStyle w:val="af3"/>
-        <w:ind w:left="709" w:firstLine="0"/>
-        <w:rPr>
-          <w:rFonts w:ascii="Courier New" w:hAnsi="Courier New" w:cs="Courier New"/>
-          <w:sz w:val="18"/>
-          <w:szCs w:val="18"/>
-          <w:lang w:val="en-US"/>
-        </w:rPr>
-      </w:pPr>
-      <w:r>
-        <w:rPr>
-          <w:rFonts w:ascii="Courier New" w:hAnsi="Courier New" w:cs="Courier New"/>
-          <w:sz w:val="18"/>
-          <w:szCs w:val="18"/>
-          <w:lang w:val="en-US"/>
-        </w:rPr>
-        <w:t xml:space="preserve">    OUT DDRA, TMP</w:t>
-      </w:r>
-    </w:p>
-    <w:p>
-      <w:pPr>
-        <w:pStyle w:val="af3"/>
-        <w:ind w:left="709" w:firstLine="0"/>
-        <w:rPr>
-          <w:rFonts w:ascii="Courier New" w:hAnsi="Courier New" w:cs="Courier New"/>
-          <w:sz w:val="18"/>
-          <w:szCs w:val="18"/>
-          <w:lang w:val="en-US"/>
-        </w:rPr>
-      </w:pPr>
-      <w:r>
-        <w:rPr>
-          <w:rFonts w:ascii="Courier New" w:hAnsi="Courier New" w:cs="Courier New"/>
-          <w:sz w:val="18"/>
-          <w:szCs w:val="18"/>
-          <w:lang w:val="en-US"/>
-        </w:rPr>
-        <w:t xml:space="preserve">    OUT DDRB, TMP</w:t>
-      </w:r>
-    </w:p>
-    <w:p>
-      <w:pPr>
-        <w:pStyle w:val="af3"/>
-        <w:ind w:left="709" w:firstLine="0"/>
-        <w:rPr>
-          <w:rFonts w:ascii="Courier New" w:hAnsi="Courier New" w:cs="Courier New"/>
-          <w:sz w:val="18"/>
-          <w:szCs w:val="18"/>
-          <w:lang w:val="en-US"/>
-        </w:rPr>
-      </w:pPr>
-      <w:r>
-        <w:rPr>
-          <w:rFonts w:ascii="Courier New" w:hAnsi="Courier New" w:cs="Courier New"/>
-          <w:sz w:val="18"/>
-          <w:szCs w:val="18"/>
-          <w:lang w:val="en-US"/>
-        </w:rPr>
-        <w:t xml:space="preserve">    OUT DDRC, TMP</w:t>
-      </w:r>
-    </w:p>
-    <w:p>
-      <w:pPr>
-        <w:pStyle w:val="af3"/>
-        <w:ind w:left="709" w:firstLine="0"/>
-        <w:rPr>
-          <w:rFonts w:ascii="Courier New" w:hAnsi="Courier New" w:cs="Courier New"/>
-          <w:sz w:val="18"/>
-          <w:szCs w:val="18"/>
-        </w:rPr>
-      </w:pPr>
-      <w:r>
-        <w:rPr>
-          <w:rFonts w:ascii="Courier New" w:hAnsi="Courier New" w:cs="Courier New"/>
-          <w:sz w:val="18"/>
-          <w:szCs w:val="18"/>
-          <w:lang w:val="en-US"/>
-        </w:rPr>
-        <w:t xml:space="preserve">    </w:t>
-      </w:r>
-      <w:r>
-        <w:rPr>
-          <w:rFonts w:ascii="Courier New" w:hAnsi="Courier New" w:cs="Courier New"/>
-          <w:sz w:val="18"/>
-          <w:szCs w:val="18"/>
-        </w:rPr>
-        <w:t>OUT DDRD, TMP</w:t>
-      </w:r>
-    </w:p>
-    <w:p>
-      <w:pPr>
-        <w:pStyle w:val="af3"/>
-        <w:ind w:left="709" w:firstLine="0"/>
-        <w:rPr>
-          <w:rFonts w:ascii="Courier New" w:hAnsi="Courier New" w:cs="Courier New"/>
-          <w:sz w:val="18"/>
-          <w:szCs w:val="18"/>
-        </w:rPr>
-      </w:pPr>
-      <w:r>
-        <w:rPr>
-          <w:rFonts w:ascii="Courier New" w:hAnsi="Courier New" w:cs="Courier New"/>
-          <w:sz w:val="18"/>
-          <w:szCs w:val="18"/>
-        </w:rPr>
-        <w:t xml:space="preserve">    ; установка вершины стека в конец ОЗУ</w:t>
-      </w:r>
-    </w:p>
-    <w:p>
-      <w:pPr>
-        <w:pStyle w:val="af3"/>
-        <w:ind w:left="709" w:firstLine="0"/>
-        <w:rPr>
-          <w:rFonts w:ascii="Courier New" w:hAnsi="Courier New" w:cs="Courier New"/>
-          <w:sz w:val="18"/>
-          <w:szCs w:val="18"/>
-          <w:lang w:val="en-US"/>
-        </w:rPr>
-      </w:pPr>
-      <w:r>
-        <w:rPr>
-          <w:rFonts w:ascii="Courier New" w:hAnsi="Courier New" w:cs="Courier New"/>
-          <w:sz w:val="18"/>
-          <w:szCs w:val="18"/>
-        </w:rPr>
-        <w:t xml:space="preserve">    </w:t>
-      </w:r>
-      <w:r>
-        <w:rPr>
-          <w:rFonts w:ascii="Courier New" w:hAnsi="Courier New" w:cs="Courier New"/>
-          <w:sz w:val="18"/>
-          <w:szCs w:val="18"/>
-          <w:lang w:val="en-US"/>
-        </w:rPr>
-        <w:t>LDI TMP, HIGH(RAMEND)</w:t>
-      </w:r>
-    </w:p>
-    <w:p>
-      <w:pPr>
-        <w:pStyle w:val="af3"/>
-        <w:ind w:left="709" w:firstLine="0"/>
-        <w:rPr>
-          <w:rFonts w:ascii="Courier New" w:hAnsi="Courier New" w:cs="Courier New"/>
-          <w:sz w:val="18"/>
-          <w:szCs w:val="18"/>
-          <w:lang w:val="en-US"/>
-        </w:rPr>
-      </w:pPr>
-      <w:r>
-        <w:rPr>
-          <w:rFonts w:ascii="Courier New" w:hAnsi="Courier New" w:cs="Courier New"/>
-          <w:sz w:val="18"/>
-          <w:szCs w:val="18"/>
-          <w:lang w:val="en-US"/>
-        </w:rPr>
-        <w:t xml:space="preserve">    OUT SPH, TMP</w:t>
-      </w:r>
-    </w:p>
-    <w:p>
-      <w:pPr>
-        <w:pStyle w:val="af3"/>
-        <w:ind w:left="709" w:firstLine="0"/>
-        <w:rPr>
-          <w:rFonts w:ascii="Courier New" w:hAnsi="Courier New" w:cs="Courier New"/>
-          <w:sz w:val="18"/>
-          <w:szCs w:val="18"/>
-        </w:rPr>
-      </w:pPr>
-      <w:r>
-        <w:rPr>
-          <w:rFonts w:ascii="Courier New" w:hAnsi="Courier New" w:cs="Courier New"/>
-          <w:sz w:val="18"/>
-          <w:szCs w:val="18"/>
-          <w:lang w:val="en-US"/>
-        </w:rPr>
-        <w:t xml:space="preserve">    </w:t>
-      </w:r>
-      <w:r>
-        <w:rPr>
-          <w:rFonts w:ascii="Courier New" w:hAnsi="Courier New" w:cs="Courier New"/>
-          <w:sz w:val="18"/>
-          <w:szCs w:val="18"/>
-        </w:rPr>
-        <w:t>LDI TMP, LOW(RAMEND)</w:t>
-      </w:r>
-    </w:p>
-    <w:p>
-      <w:pPr>
-        <w:pStyle w:val="af3"/>
-        <w:ind w:left="709" w:firstLine="0"/>
-        <w:rPr>
-          <w:rFonts w:ascii="Courier New" w:hAnsi="Courier New" w:cs="Courier New"/>
-          <w:sz w:val="18"/>
-          <w:szCs w:val="18"/>
-        </w:rPr>
-      </w:pPr>
-      <w:r>
-        <w:rPr>
-          <w:rFonts w:ascii="Courier New" w:hAnsi="Courier New" w:cs="Courier New"/>
-          <w:sz w:val="18"/>
-          <w:szCs w:val="18"/>
-        </w:rPr>
-        <w:t xml:space="preserve">    </w:t>
-      </w:r>
-      <w:r>
-        <w:rPr>
-          <w:rFonts w:ascii="Courier New" w:hAnsi="Courier New" w:cs="Courier New"/>
-          <w:sz w:val="18"/>
-          <w:szCs w:val="18"/>
-          <w:lang w:val="en-US"/>
-        </w:rPr>
-        <w:t>OUT SPL, TMP</w:t>
-      </w:r>
-    </w:p>
-    <w:p>
-      <w:pPr>
-        <w:pStyle w:val="af3"/>
-        <w:ind w:left="709" w:firstLine="0"/>
-        <w:rPr>
-          <w:rFonts w:ascii="Courier New" w:hAnsi="Courier New" w:cs="Courier New"/>
-          <w:sz w:val="18"/>
-          <w:szCs w:val="18"/>
-        </w:rPr>
-      </w:pPr>
-      <w:r>
-        <w:rPr>
-          <w:rFonts w:ascii="Courier New" w:hAnsi="Courier New" w:cs="Courier New"/>
-          <w:sz w:val="18"/>
-          <w:szCs w:val="18"/>
-        </w:rPr>
-        <w:t>; Основной цикл (</w:t>
-      </w:r>
-      <w:r>
-        <w:rPr>
-          <w:rFonts w:ascii="Courier New" w:hAnsi="Courier New" w:cs="Courier New"/>
-          <w:sz w:val="18"/>
-          <w:szCs w:val="18"/>
-          <w:lang w:val="en-US"/>
-        </w:rPr>
-        <w:t>loop</w:t>
-      </w:r>
-      <w:r>
-        <w:rPr>
-          <w:rFonts w:ascii="Courier New" w:hAnsi="Courier New" w:cs="Courier New"/>
-          <w:sz w:val="18"/>
-          <w:szCs w:val="18"/>
-        </w:rPr>
-        <w:t>)</w:t>
-      </w:r>
-    </w:p>
-    <w:p>
-      <w:pPr>
-        <w:pStyle w:val="af3"/>
-        <w:ind w:left="709" w:firstLine="0"/>
-        <w:rPr>
-          <w:rFonts w:ascii="Courier New" w:hAnsi="Courier New" w:cs="Courier New"/>
-          <w:sz w:val="18"/>
-          <w:szCs w:val="18"/>
-        </w:rPr>
-      </w:pPr>
-      <w:r>
-        <w:rPr>
-          <w:rFonts w:ascii="Courier New" w:hAnsi="Courier New" w:cs="Courier New"/>
-          <w:sz w:val="18"/>
-          <w:szCs w:val="18"/>
-          <w:lang w:val="en-US"/>
-        </w:rPr>
-        <w:t>loop</w:t>
-      </w:r>
-      <w:r>
-        <w:rPr>
-          <w:rFonts w:ascii="Courier New" w:hAnsi="Courier New" w:cs="Courier New"/>
-          <w:sz w:val="18"/>
-          <w:szCs w:val="18"/>
-        </w:rPr>
-        <w:t>:</w:t>
-      </w:r>
-    </w:p>
-    <w:p>
-      <w:pPr>
-        <w:pStyle w:val="af3"/>
+        <w:pStyle w:val="ListParagraph"/>
+        <w:pBdr>
+          <w:top w:val="single" w:sz="4" w:space="1" w:color="auto"/>
+          <w:left w:val="single" w:sz="4" w:space="1" w:color="auto"/>
+          <w:bottom w:val="single" w:sz="4" w:space="1" w:color="auto"/>
+          <w:right w:val="single" w:sz="4" w:space="1" w:color="auto"/>
+        </w:pBdr>
         <w:ind w:left="709" w:firstLine="0"/>
         <w:rPr>
           <w:rFonts w:ascii="Courier New" w:hAnsi="Courier New" w:cs="Courier New"/>
@@ -3310,7 +3026,13 @@
     </w:p>
     <w:p>
       <w:pPr>
-        <w:pStyle w:val="af3"/>
+        <w:pStyle w:val="ListParagraph"/>
+        <w:pBdr>
+          <w:top w:val="single" w:sz="4" w:space="1" w:color="auto"/>
+          <w:left w:val="single" w:sz="4" w:space="1" w:color="auto"/>
+          <w:bottom w:val="single" w:sz="4" w:space="1" w:color="auto"/>
+          <w:right w:val="single" w:sz="4" w:space="1" w:color="auto"/>
+        </w:pBdr>
         <w:ind w:left="709" w:firstLine="0"/>
         <w:rPr>
           <w:rFonts w:ascii="Courier New" w:hAnsi="Courier New" w:cs="Courier New"/>
@@ -3324,30 +3046,18 @@
           <w:sz w:val="18"/>
           <w:szCs w:val="18"/>
         </w:rPr>
-        <w:t xml:space="preserve">    BST R0, 0       </w:t>
-      </w:r>
-      <w:proofErr w:type="gramStart"/>
-      <w:r>
-        <w:rPr>
-          <w:rFonts w:ascii="Courier New" w:hAnsi="Courier New" w:cs="Courier New"/>
-          <w:sz w:val="18"/>
-          <w:szCs w:val="18"/>
-        </w:rPr>
-        <w:t xml:space="preserve">  ;</w:t>
-      </w:r>
-      <w:proofErr w:type="gramEnd"/>
-      <w:r>
-        <w:rPr>
-          <w:rFonts w:ascii="Courier New" w:hAnsi="Courier New" w:cs="Courier New"/>
-          <w:sz w:val="18"/>
-          <w:szCs w:val="18"/>
-        </w:rPr>
-        <w:t xml:space="preserve"> сохранить младший бит R0 во флаг T (SREG.T)</w:t>
-      </w:r>
-    </w:p>
-    <w:p>
-      <w:pPr>
-        <w:pStyle w:val="af3"/>
+        <w:t xml:space="preserve">    BST R0, 0         ; сохранить младший бит R0 во флаг T (SREG.T)</w:t>
+      </w:r>
+    </w:p>
+    <w:p>
+      <w:pPr>
+        <w:pStyle w:val="ListParagraph"/>
+        <w:pBdr>
+          <w:top w:val="single" w:sz="4" w:space="1" w:color="auto"/>
+          <w:left w:val="single" w:sz="4" w:space="1" w:color="auto"/>
+          <w:bottom w:val="single" w:sz="4" w:space="1" w:color="auto"/>
+          <w:right w:val="single" w:sz="4" w:space="1" w:color="auto"/>
+        </w:pBdr>
         <w:ind w:left="709" w:firstLine="0"/>
         <w:rPr>
           <w:rFonts w:ascii="Courier New" w:hAnsi="Courier New" w:cs="Courier New"/>
@@ -3361,30 +3071,18 @@
           <w:sz w:val="18"/>
           <w:szCs w:val="18"/>
         </w:rPr>
-        <w:t xml:space="preserve">    LSR R3          </w:t>
-      </w:r>
-      <w:proofErr w:type="gramStart"/>
-      <w:r>
-        <w:rPr>
-          <w:rFonts w:ascii="Courier New" w:hAnsi="Courier New" w:cs="Courier New"/>
-          <w:sz w:val="18"/>
-          <w:szCs w:val="18"/>
-        </w:rPr>
-        <w:t xml:space="preserve">  ;</w:t>
-      </w:r>
-      <w:proofErr w:type="gramEnd"/>
-      <w:r>
-        <w:rPr>
-          <w:rFonts w:ascii="Courier New" w:hAnsi="Courier New" w:cs="Courier New"/>
-          <w:sz w:val="18"/>
-          <w:szCs w:val="18"/>
-        </w:rPr>
-        <w:t xml:space="preserve"> логический сдвиг вправо старшего байта (MSB заполняется 0)</w:t>
-      </w:r>
-    </w:p>
-    <w:p>
-      <w:pPr>
-        <w:pStyle w:val="af3"/>
+        <w:t xml:space="preserve">    LSR R3            ; логический сдвиг вправо старшего байта (MSB заполняется 0)</w:t>
+      </w:r>
+    </w:p>
+    <w:p>
+      <w:pPr>
+        <w:pStyle w:val="ListParagraph"/>
+        <w:pBdr>
+          <w:top w:val="single" w:sz="4" w:space="1" w:color="auto"/>
+          <w:left w:val="single" w:sz="4" w:space="1" w:color="auto"/>
+          <w:bottom w:val="single" w:sz="4" w:space="1" w:color="auto"/>
+          <w:right w:val="single" w:sz="4" w:space="1" w:color="auto"/>
+        </w:pBdr>
         <w:ind w:left="709" w:firstLine="0"/>
         <w:rPr>
           <w:rFonts w:ascii="Courier New" w:hAnsi="Courier New" w:cs="Courier New"/>
@@ -3398,30 +3096,18 @@
           <w:sz w:val="18"/>
           <w:szCs w:val="18"/>
         </w:rPr>
-        <w:t xml:space="preserve">    ROR R2           </w:t>
-      </w:r>
-      <w:proofErr w:type="gramStart"/>
-      <w:r>
-        <w:rPr>
-          <w:rFonts w:ascii="Courier New" w:hAnsi="Courier New" w:cs="Courier New"/>
-          <w:sz w:val="18"/>
-          <w:szCs w:val="18"/>
-        </w:rPr>
-        <w:t xml:space="preserve">  ;</w:t>
-      </w:r>
-      <w:proofErr w:type="gramEnd"/>
-      <w:r>
-        <w:rPr>
-          <w:rFonts w:ascii="Courier New" w:hAnsi="Courier New" w:cs="Courier New"/>
-          <w:sz w:val="18"/>
-          <w:szCs w:val="18"/>
-        </w:rPr>
-        <w:t xml:space="preserve"> сдвиг вправо через флаг C (перенос из старшего в младший байт)</w:t>
-      </w:r>
-    </w:p>
-    <w:p>
-      <w:pPr>
-        <w:pStyle w:val="af3"/>
+        <w:t xml:space="preserve">    ROR R2             ; сдвиг вправо через флаг C (перенос из старшего в младший байт)</w:t>
+      </w:r>
+    </w:p>
+    <w:p>
+      <w:pPr>
+        <w:pStyle w:val="ListParagraph"/>
+        <w:pBdr>
+          <w:top w:val="single" w:sz="4" w:space="1" w:color="auto"/>
+          <w:left w:val="single" w:sz="4" w:space="1" w:color="auto"/>
+          <w:bottom w:val="single" w:sz="4" w:space="1" w:color="auto"/>
+          <w:right w:val="single" w:sz="4" w:space="1" w:color="auto"/>
+        </w:pBdr>
         <w:ind w:left="709" w:firstLine="0"/>
         <w:rPr>
           <w:rFonts w:ascii="Courier New" w:hAnsi="Courier New" w:cs="Courier New"/>
@@ -3440,7 +3126,13 @@
     </w:p>
     <w:p>
       <w:pPr>
-        <w:pStyle w:val="af3"/>
+        <w:pStyle w:val="ListParagraph"/>
+        <w:pBdr>
+          <w:top w:val="single" w:sz="4" w:space="1" w:color="auto"/>
+          <w:left w:val="single" w:sz="4" w:space="1" w:color="auto"/>
+          <w:bottom w:val="single" w:sz="4" w:space="1" w:color="auto"/>
+          <w:right w:val="single" w:sz="4" w:space="1" w:color="auto"/>
+        </w:pBdr>
         <w:ind w:left="709" w:firstLine="0"/>
         <w:rPr>
           <w:rFonts w:ascii="Courier New" w:hAnsi="Courier New" w:cs="Courier New"/>
@@ -3459,7 +3151,13 @@
     </w:p>
     <w:p>
       <w:pPr>
-        <w:pStyle w:val="af3"/>
+        <w:pStyle w:val="ListParagraph"/>
+        <w:pBdr>
+          <w:top w:val="single" w:sz="4" w:space="1" w:color="auto"/>
+          <w:left w:val="single" w:sz="4" w:space="1" w:color="auto"/>
+          <w:bottom w:val="single" w:sz="4" w:space="1" w:color="auto"/>
+          <w:right w:val="single" w:sz="4" w:space="1" w:color="auto"/>
+        </w:pBdr>
         <w:ind w:left="709" w:firstLine="0"/>
         <w:rPr>
           <w:rFonts w:ascii="Courier New" w:hAnsi="Courier New" w:cs="Courier New"/>
@@ -3473,30 +3171,18 @@
           <w:sz w:val="18"/>
           <w:szCs w:val="18"/>
         </w:rPr>
-        <w:t xml:space="preserve">    BLD R3, 7       </w:t>
-      </w:r>
-      <w:proofErr w:type="gramStart"/>
-      <w:r>
-        <w:rPr>
-          <w:rFonts w:ascii="Courier New" w:hAnsi="Courier New" w:cs="Courier New"/>
-          <w:sz w:val="18"/>
-          <w:szCs w:val="18"/>
-        </w:rPr>
-        <w:t xml:space="preserve">  ;</w:t>
-      </w:r>
-      <w:proofErr w:type="gramEnd"/>
-      <w:r>
-        <w:rPr>
-          <w:rFonts w:ascii="Courier New" w:hAnsi="Courier New" w:cs="Courier New"/>
-          <w:sz w:val="18"/>
-          <w:szCs w:val="18"/>
-        </w:rPr>
-        <w:t xml:space="preserve"> записать значение флага T в 7-й бит R3 (замкнуть сдвиг)</w:t>
-      </w:r>
-    </w:p>
-    <w:p>
-      <w:pPr>
-        <w:pStyle w:val="af3"/>
+        <w:t xml:space="preserve">    BLD R3, 7         ; записать значение флага T в 7-й бит R3 (замкнуть сдвиг)</w:t>
+      </w:r>
+    </w:p>
+    <w:p>
+      <w:pPr>
+        <w:pStyle w:val="ListParagraph"/>
+        <w:pBdr>
+          <w:top w:val="single" w:sz="4" w:space="1" w:color="auto"/>
+          <w:left w:val="single" w:sz="4" w:space="1" w:color="auto"/>
+          <w:bottom w:val="single" w:sz="4" w:space="1" w:color="auto"/>
+          <w:right w:val="single" w:sz="4" w:space="1" w:color="auto"/>
+        </w:pBdr>
         <w:ind w:left="709" w:firstLine="0"/>
         <w:rPr>
           <w:rFonts w:ascii="Courier New" w:hAnsi="Courier New" w:cs="Courier New"/>
@@ -3515,7 +3201,13 @@
     </w:p>
     <w:p>
       <w:pPr>
-        <w:pStyle w:val="af3"/>
+        <w:pStyle w:val="ListParagraph"/>
+        <w:pBdr>
+          <w:top w:val="single" w:sz="4" w:space="1" w:color="auto"/>
+          <w:left w:val="single" w:sz="4" w:space="1" w:color="auto"/>
+          <w:bottom w:val="single" w:sz="4" w:space="1" w:color="auto"/>
+          <w:right w:val="single" w:sz="4" w:space="1" w:color="auto"/>
+        </w:pBdr>
         <w:ind w:left="709" w:firstLine="0"/>
         <w:rPr>
           <w:rFonts w:ascii="Courier New" w:hAnsi="Courier New" w:cs="Courier New"/>
@@ -3534,7 +3226,13 @@
     </w:p>
     <w:p>
       <w:pPr>
-        <w:pStyle w:val="af3"/>
+        <w:pStyle w:val="ListParagraph"/>
+        <w:pBdr>
+          <w:top w:val="single" w:sz="4" w:space="1" w:color="auto"/>
+          <w:left w:val="single" w:sz="4" w:space="1" w:color="auto"/>
+          <w:bottom w:val="single" w:sz="4" w:space="1" w:color="auto"/>
+          <w:right w:val="single" w:sz="4" w:space="1" w:color="auto"/>
+        </w:pBdr>
         <w:ind w:left="709" w:firstLine="0"/>
         <w:rPr>
           <w:rFonts w:ascii="Courier New" w:hAnsi="Courier New" w:cs="Courier New"/>
@@ -3563,7 +3261,13 @@
     </w:p>
     <w:p>
       <w:pPr>
-        <w:pStyle w:val="af3"/>
+        <w:pStyle w:val="ListParagraph"/>
+        <w:pBdr>
+          <w:top w:val="single" w:sz="4" w:space="1" w:color="auto"/>
+          <w:left w:val="single" w:sz="4" w:space="1" w:color="auto"/>
+          <w:bottom w:val="single" w:sz="4" w:space="1" w:color="auto"/>
+          <w:right w:val="single" w:sz="4" w:space="1" w:color="auto"/>
+        </w:pBdr>
         <w:ind w:left="709" w:firstLine="0"/>
         <w:rPr>
           <w:rFonts w:ascii="Courier New" w:hAnsi="Courier New" w:cs="Courier New"/>
@@ -3584,12 +3288,19 @@
     </w:p>
     <w:p>
       <w:pPr>
-        <w:pStyle w:val="af3"/>
+        <w:pStyle w:val="ListParagraph"/>
+        <w:pBdr>
+          <w:top w:val="single" w:sz="4" w:space="1" w:color="auto"/>
+          <w:left w:val="single" w:sz="4" w:space="1" w:color="auto"/>
+          <w:bottom w:val="single" w:sz="4" w:space="1" w:color="auto"/>
+          <w:right w:val="single" w:sz="4" w:space="1" w:color="auto"/>
+        </w:pBdr>
         <w:ind w:left="709" w:firstLine="0"/>
         <w:rPr>
           <w:rFonts w:ascii="Courier New" w:hAnsi="Courier New" w:cs="Courier New"/>
           <w:sz w:val="18"/>
           <w:szCs w:val="18"/>
+          <w:lang w:val="en-US"/>
         </w:rPr>
       </w:pPr>
       <w:r>
@@ -3604,7 +3315,13 @@
     </w:p>
     <w:p>
       <w:pPr>
-        <w:pStyle w:val="af3"/>
+        <w:pStyle w:val="ListParagraph"/>
+        <w:pBdr>
+          <w:top w:val="single" w:sz="4" w:space="1" w:color="auto"/>
+          <w:left w:val="single" w:sz="4" w:space="1" w:color="auto"/>
+          <w:bottom w:val="single" w:sz="4" w:space="1" w:color="auto"/>
+          <w:right w:val="single" w:sz="4" w:space="1" w:color="auto"/>
+        </w:pBdr>
         <w:ind w:left="709" w:firstLine="0"/>
         <w:rPr>
           <w:rFonts w:ascii="Courier New" w:hAnsi="Courier New" w:cs="Courier New"/>
@@ -3633,12 +3350,19 @@
     </w:p>
     <w:p>
       <w:pPr>
-        <w:pStyle w:val="af3"/>
+        <w:pStyle w:val="ListParagraph"/>
+        <w:pBdr>
+          <w:top w:val="single" w:sz="4" w:space="1" w:color="auto"/>
+          <w:left w:val="single" w:sz="4" w:space="1" w:color="auto"/>
+          <w:bottom w:val="single" w:sz="4" w:space="1" w:color="auto"/>
+          <w:right w:val="single" w:sz="4" w:space="1" w:color="auto"/>
+        </w:pBdr>
         <w:ind w:left="709" w:firstLine="0"/>
         <w:rPr>
           <w:rFonts w:ascii="Courier New" w:hAnsi="Courier New" w:cs="Courier New"/>
           <w:sz w:val="18"/>
           <w:szCs w:val="18"/>
+          <w:lang w:val="en-US"/>
         </w:rPr>
       </w:pPr>
       <w:r>
@@ -3653,7 +3377,13 @@
     </w:p>
     <w:p>
       <w:pPr>
-        <w:pStyle w:val="af3"/>
+        <w:pStyle w:val="ListParagraph"/>
+        <w:pBdr>
+          <w:top w:val="single" w:sz="4" w:space="1" w:color="auto"/>
+          <w:left w:val="single" w:sz="4" w:space="1" w:color="auto"/>
+          <w:bottom w:val="single" w:sz="4" w:space="1" w:color="auto"/>
+          <w:right w:val="single" w:sz="4" w:space="1" w:color="auto"/>
+        </w:pBdr>
         <w:ind w:left="709" w:firstLine="0"/>
         <w:rPr>
           <w:rFonts w:ascii="Courier New" w:hAnsi="Courier New" w:cs="Courier New"/>
@@ -3681,7 +3411,13 @@
     </w:p>
     <w:p>
       <w:pPr>
-        <w:pStyle w:val="af3"/>
+        <w:pStyle w:val="ListParagraph"/>
+        <w:pBdr>
+          <w:top w:val="single" w:sz="4" w:space="1" w:color="auto"/>
+          <w:left w:val="single" w:sz="4" w:space="1" w:color="auto"/>
+          <w:bottom w:val="single" w:sz="4" w:space="1" w:color="auto"/>
+          <w:right w:val="single" w:sz="4" w:space="1" w:color="auto"/>
+        </w:pBdr>
         <w:ind w:left="709" w:firstLine="0"/>
         <w:rPr>
           <w:rFonts w:ascii="Courier New" w:hAnsi="Courier New" w:cs="Courier New"/>
@@ -3695,22 +3431,12 @@
           <w:sz w:val="18"/>
           <w:szCs w:val="18"/>
         </w:rPr>
-        <w:t xml:space="preserve">    RJMP </w:t>
-      </w:r>
-      <w:proofErr w:type="spellStart"/>
-      <w:r>
-        <w:rPr>
-          <w:rFonts w:ascii="Courier New" w:hAnsi="Courier New" w:cs="Courier New"/>
-          <w:sz w:val="18"/>
-          <w:szCs w:val="18"/>
-        </w:rPr>
-        <w:t>loop</w:t>
-      </w:r>
-      <w:proofErr w:type="spellEnd"/>
-    </w:p>
-    <w:p>
-      <w:pPr>
-        <w:pStyle w:val="af3"/>
+        <w:t xml:space="preserve">    RJMP loop</w:t>
+      </w:r>
+    </w:p>
+    <w:p>
+      <w:pPr>
+        <w:pStyle w:val="ListParagraph"/>
         <w:numPr>
           <w:ilvl w:val="0"/>
           <w:numId w:val="44"/>
@@ -3744,7 +3470,7 @@
     </w:p>
     <w:p>
       <w:pPr>
-        <w:pStyle w:val="af3"/>
+        <w:pStyle w:val="ListParagraph"/>
         <w:ind w:left="709" w:firstLine="0"/>
       </w:pPr>
       <w:r>
@@ -3768,7 +3494,7 @@
     </w:p>
     <w:p>
       <w:pPr>
-        <w:pStyle w:val="af3"/>
+        <w:pStyle w:val="ListParagraph"/>
         <w:ind w:left="709" w:firstLine="0"/>
         <w:rPr>
           <w:lang w:val="en-US"/>
@@ -3836,7 +3562,7 @@
     </w:p>
     <w:p>
       <w:pPr>
-        <w:pStyle w:val="af3"/>
+        <w:pStyle w:val="ListParagraph"/>
         <w:ind w:left="709" w:firstLine="0"/>
       </w:pPr>
       <w:r>
@@ -3854,11 +3580,8 @@
     </w:p>
     <w:p>
       <w:pPr>
-        <w:pStyle w:val="af3"/>
+        <w:pStyle w:val="ListParagraph"/>
         <w:ind w:left="709" w:firstLine="0"/>
-        <w:rPr>
-          <w:lang w:val="en-US"/>
-        </w:rPr>
       </w:pPr>
       <w:r>
         <w:t xml:space="preserve">Внутренний цикл по </w:t>
@@ -3920,7 +3643,7 @@
     </w:p>
     <w:p>
       <w:pPr>
-        <w:pStyle w:val="af3"/>
+        <w:pStyle w:val="ListParagraph"/>
         <w:ind w:left="709" w:firstLine="0"/>
         <w:rPr>
           <w:lang w:val="en-US"/>
@@ -3986,7 +3709,7 @@
     </w:p>
     <w:p>
       <w:pPr>
-        <w:pStyle w:val="af3"/>
+        <w:pStyle w:val="ListParagraph"/>
         <w:ind w:left="709" w:firstLine="0"/>
       </w:pPr>
       <w:proofErr w:type="spellStart"/>
@@ -4022,11 +3745,8 @@
     </w:p>
     <w:p>
       <w:pPr>
-        <w:pStyle w:val="af3"/>
+        <w:pStyle w:val="ListParagraph"/>
         <w:ind w:left="709" w:firstLine="0"/>
-        <w:rPr>
-          <w:lang w:val="en-US"/>
-        </w:rPr>
       </w:pPr>
       <w:r>
         <w:t xml:space="preserve">Для первых </w:t>
@@ -4088,11 +3808,8 @@
     </w:p>
     <w:p>
       <w:pPr>
-        <w:pStyle w:val="af3"/>
+        <w:pStyle w:val="ListParagraph"/>
         <w:ind w:left="709" w:firstLine="0"/>
-        <w:rPr>
-          <w:lang w:val="en-US"/>
-        </w:rPr>
       </w:pPr>
       <w:r>
         <w:t xml:space="preserve">Для последнего раза (когда </w:t>
@@ -4139,7 +3856,7 @@
     </w:p>
     <w:p>
       <w:pPr>
-        <w:pStyle w:val="af3"/>
+        <w:pStyle w:val="ListParagraph"/>
         <w:ind w:left="709" w:firstLine="0"/>
       </w:pPr>
       <w:r>
@@ -4204,434 +3921,426 @@
         <w:t>- 1)</w:t>
       </w:r>
       <w:r>
-        <w:t xml:space="preserve"> + </w:t>
+        <w:t xml:space="preserve"> + 2  = </w:t>
+      </w:r>
+      <w:r>
+        <w:t xml:space="preserve">3 (256 - </w:t>
+      </w:r>
+      <w:r>
+        <w:rPr>
+          <w:lang w:val="en-US"/>
+        </w:rPr>
+        <w:t>x</w:t>
+      </w:r>
+      <w:r>
+        <w:t xml:space="preserve"> - 1) + 2 = 767 </w:t>
+      </w:r>
+      <w:r>
+        <w:t>-</w:t>
+      </w:r>
+      <w:r>
+        <w:t xml:space="preserve"> 3</w:t>
+      </w:r>
+      <w:r>
+        <w:rPr>
+          <w:lang w:val="en-US"/>
+        </w:rPr>
+        <w:t>x</w:t>
+      </w:r>
+      <w:r>
+        <w:t>.</w:t>
+      </w:r>
+    </w:p>
+    <w:p>
+      <w:pPr>
+        <w:pStyle w:val="ListParagraph"/>
+        <w:ind w:left="709" w:firstLine="0"/>
+        <w:rPr>
+          <w:lang w:val="en-US"/>
+        </w:rPr>
+      </w:pPr>
+      <w:r>
+        <w:t>Внешний</w:t>
+      </w:r>
+      <w:r>
+        <w:rPr>
+          <w:lang w:val="en-US"/>
+        </w:rPr>
+        <w:t xml:space="preserve"> </w:t>
+      </w:r>
+      <w:r>
+        <w:t>цикл</w:t>
+      </w:r>
+      <w:r>
+        <w:rPr>
+          <w:lang w:val="en-US"/>
+        </w:rPr>
+        <w:t xml:space="preserve"> </w:t>
+      </w:r>
+      <w:r>
+        <w:t>по</w:t>
+      </w:r>
+      <w:r>
+        <w:rPr>
+          <w:lang w:val="en-US"/>
+        </w:rPr>
+        <w:t xml:space="preserve"> </w:t>
+      </w:r>
+      <w:r>
+        <w:rPr>
+          <w:lang w:val="en-US"/>
+        </w:rPr>
+        <w:t>R</w:t>
+      </w:r>
+      <w:r>
+        <w:rPr>
+          <w:lang w:val="en-US"/>
+        </w:rPr>
+        <w:t xml:space="preserve">30: </w:t>
+      </w:r>
+      <w:r>
+        <w:rPr>
+          <w:lang w:val="en-US"/>
+        </w:rPr>
+        <w:t>DEC</w:t>
+      </w:r>
+      <w:r>
+        <w:rPr>
+          <w:lang w:val="en-US"/>
+        </w:rPr>
+        <w:t xml:space="preserve"> </w:t>
+      </w:r>
+      <w:r>
+        <w:rPr>
+          <w:lang w:val="en-US"/>
+        </w:rPr>
+        <w:t>R</w:t>
+      </w:r>
+      <w:r>
+        <w:rPr>
+          <w:lang w:val="en-US"/>
+        </w:rPr>
+        <w:t xml:space="preserve">30 / </w:t>
+      </w:r>
+      <w:r>
+        <w:rPr>
+          <w:lang w:val="en-US"/>
+        </w:rPr>
+        <w:t>BRNE</w:t>
+      </w:r>
+      <w:r>
+        <w:rPr>
+          <w:lang w:val="en-US"/>
+        </w:rPr>
+        <w:t xml:space="preserve"> </w:t>
+      </w:r>
+      <w:proofErr w:type="spellStart"/>
+      <w:r>
+        <w:rPr>
+          <w:lang w:val="en-US"/>
+        </w:rPr>
+        <w:t>delay</w:t>
+      </w:r>
+      <w:r>
+        <w:rPr>
+          <w:lang w:val="en-US"/>
+        </w:rPr>
+        <w:t>_</w:t>
+      </w:r>
+      <w:r>
+        <w:rPr>
+          <w:lang w:val="en-US"/>
+        </w:rPr>
+        <w:t>sub</w:t>
+      </w:r>
+      <w:proofErr w:type="spellEnd"/>
+      <w:r>
+        <w:rPr>
+          <w:lang w:val="en-US"/>
+        </w:rPr>
+        <w:t>:</w:t>
+      </w:r>
+    </w:p>
+    <w:p>
+      <w:pPr>
+        <w:pStyle w:val="ListParagraph"/>
+        <w:ind w:left="709" w:firstLine="0"/>
+      </w:pPr>
+      <w:r>
+        <w:t xml:space="preserve">Одна «внешняя итерация» (один проход кода от </w:t>
+      </w:r>
+      <w:r>
+        <w:rPr>
+          <w:lang w:val="en-US"/>
+        </w:rPr>
+        <w:t>delay</w:t>
+      </w:r>
+      <w:r>
+        <w:t>_</w:t>
+      </w:r>
+      <w:r>
+        <w:rPr>
+          <w:lang w:val="en-US"/>
+        </w:rPr>
+        <w:t>sub</w:t>
+      </w:r>
+      <w:r>
+        <w:t xml:space="preserve"> до проверки </w:t>
+      </w:r>
+      <w:r>
+        <w:rPr>
+          <w:lang w:val="en-US"/>
+        </w:rPr>
+        <w:t>R</w:t>
+      </w:r>
+      <w:r>
+        <w:t>30</w:t>
+      </w:r>
+      <w:r>
+        <w:t>) включает</w:t>
+      </w:r>
+      <w:r>
+        <w:t xml:space="preserve">: </w:t>
+      </w:r>
+    </w:p>
+    <w:p>
+      <w:pPr>
+        <w:pStyle w:val="ListParagraph"/>
+        <w:ind w:left="709" w:firstLine="0"/>
+      </w:pPr>
+      <w:r>
+        <w:t>Внутренний</w:t>
+      </w:r>
+      <w:r>
+        <w:t xml:space="preserve"> </w:t>
+      </w:r>
+      <w:r>
+        <w:t>цикл</w:t>
+      </w:r>
+      <w:r>
+        <w:t xml:space="preserve"> </w:t>
+      </w:r>
+      <w:r>
+        <w:rPr>
+          <w:lang w:val="en-US"/>
+        </w:rPr>
+        <w:t>N</w:t>
+      </w:r>
+      <w:r>
+        <w:rPr>
+          <w:vertAlign w:val="subscript"/>
+          <w:lang w:val="en-US"/>
+        </w:rPr>
+        <w:t>R</w:t>
+      </w:r>
+      <w:r>
+        <w:rPr>
+          <w:vertAlign w:val="subscript"/>
+        </w:rPr>
+        <w:t>29</w:t>
+      </w:r>
+      <w:r>
+        <w:t xml:space="preserve">, </w:t>
+      </w:r>
+      <w:r>
+        <w:rPr>
+          <w:lang w:val="en-US"/>
+        </w:rPr>
+        <w:t>NOP</w:t>
+      </w:r>
+      <w:r>
+        <w:t xml:space="preserve"> = 1, </w:t>
+      </w:r>
+      <w:r>
+        <w:rPr>
+          <w:lang w:val="en-US"/>
+        </w:rPr>
+        <w:t>DEC</w:t>
+      </w:r>
+      <w:r>
+        <w:t xml:space="preserve"> </w:t>
+      </w:r>
+      <w:r>
+        <w:rPr>
+          <w:lang w:val="en-US"/>
+        </w:rPr>
+        <w:t>R</w:t>
+      </w:r>
+      <w:r>
+        <w:t xml:space="preserve">30 = 1, </w:t>
+      </w:r>
+      <w:r>
+        <w:rPr>
+          <w:lang w:val="en-US"/>
+        </w:rPr>
+        <w:t>BRNE</w:t>
+      </w:r>
+      <w:r>
+        <w:t xml:space="preserve"> </w:t>
+      </w:r>
+      <w:r>
+        <w:rPr>
+          <w:lang w:val="en-US"/>
+        </w:rPr>
+        <w:t>delay</w:t>
+      </w:r>
+      <w:r>
+        <w:t>_</w:t>
+      </w:r>
+      <w:r>
+        <w:rPr>
+          <w:lang w:val="en-US"/>
+        </w:rPr>
+        <w:t>sub</w:t>
+      </w:r>
+      <w:r>
+        <w:t xml:space="preserve"> (2 </w:t>
+      </w:r>
+      <w:r>
+        <w:t xml:space="preserve">такта, если </w:t>
+      </w:r>
+      <w:r>
+        <w:rPr>
+          <w:lang w:val="en-US"/>
+        </w:rPr>
+        <w:t>R</w:t>
+      </w:r>
+      <w:r>
+        <w:t xml:space="preserve">30 </w:t>
+      </w:r>
+      <w:r>
+        <w:t xml:space="preserve">еще не 0 (переход есть) и 1 такт, если </w:t>
+      </w:r>
+      <w:r>
+        <w:rPr>
+          <w:lang w:val="en-US"/>
+        </w:rPr>
+        <w:t>R</w:t>
+      </w:r>
+      <w:r>
+        <w:t xml:space="preserve">30 </w:t>
+      </w:r>
+      <w:r>
+        <w:t>стал 0 (выход)</w:t>
+      </w:r>
+      <w:r>
+        <w:t>)</w:t>
+      </w:r>
+      <w:r>
+        <w:t>.</w:t>
+      </w:r>
+    </w:p>
+    <w:p>
+      <w:pPr>
+        <w:pStyle w:val="ListParagraph"/>
+        <w:ind w:left="709" w:firstLine="0"/>
+      </w:pPr>
+      <w:r>
+        <w:t xml:space="preserve">Если </w:t>
+      </w:r>
+      <w:r>
+        <w:rPr>
+          <w:lang w:val="en-US"/>
+        </w:rPr>
+        <w:t>x</w:t>
+      </w:r>
+      <w:r>
+        <w:t xml:space="preserve"> = 0</w:t>
+      </w:r>
+      <w:r>
+        <w:t xml:space="preserve">, тогда </w:t>
+      </w:r>
+      <w:r>
+        <w:rPr>
+          <w:lang w:val="en-US"/>
+        </w:rPr>
+        <w:t>N</w:t>
+      </w:r>
+      <w:r>
+        <w:rPr>
+          <w:vertAlign w:val="subscript"/>
+          <w:lang w:val="en-US"/>
+        </w:rPr>
+        <w:t>R</w:t>
+      </w:r>
+      <w:r>
+        <w:rPr>
+          <w:vertAlign w:val="subscript"/>
+        </w:rPr>
+        <w:t>29</w:t>
+      </w:r>
+      <w:r>
+        <w:t xml:space="preserve"> (0) = 767</w:t>
+      </w:r>
+      <w:r>
+        <w:t>.</w:t>
+      </w:r>
+    </w:p>
+    <w:p>
+      <w:pPr>
+        <w:pStyle w:val="ListParagraph"/>
+        <w:ind w:left="709" w:firstLine="0"/>
+      </w:pPr>
+      <w:r>
+        <w:t xml:space="preserve">Полная формула для </w:t>
+      </w:r>
+      <w:r>
+        <w:rPr>
+          <w:lang w:val="en-US"/>
+        </w:rPr>
+        <w:t>delay</w:t>
+      </w:r>
+      <w:r>
+        <w:t>:</w:t>
+      </w:r>
+    </w:p>
+    <w:p>
+      <w:pPr>
+        <w:pStyle w:val="ListParagraph"/>
+        <w:ind w:left="709" w:firstLine="0"/>
+        <w:rPr>
+          <w:lang w:val="en-US"/>
+        </w:rPr>
+      </w:pPr>
+      <w:r>
+        <w:rPr>
+          <w:lang w:val="en-US"/>
+        </w:rPr>
+        <w:t xml:space="preserve">NOP + DEC + </w:t>
+      </w:r>
+      <w:proofErr w:type="spellStart"/>
+      <w:r>
+        <w:rPr>
+          <w:lang w:val="en-US"/>
+        </w:rPr>
+        <w:t>BRNE</w:t>
+      </w:r>
+      <w:r>
+        <w:rPr>
+          <w:vertAlign w:val="subscript"/>
+          <w:lang w:val="en-US"/>
+        </w:rPr>
+        <w:t>jump</w:t>
+      </w:r>
+      <w:proofErr w:type="spellEnd"/>
+      <w:r>
+        <w:rPr>
+          <w:lang w:val="en-US"/>
+        </w:rPr>
+        <w:t xml:space="preserve"> = 1 + 1 + 2 = </w:t>
       </w:r>
       <w:proofErr w:type="gramStart"/>
       <w:r>
-        <w:t>2  =</w:t>
+        <w:rPr>
+          <w:lang w:val="en-US"/>
+        </w:rPr>
+        <w:t>4;</w:t>
       </w:r>
       <w:proofErr w:type="gramEnd"/>
-      <w:r>
-        <w:t xml:space="preserve"> </w:t>
-      </w:r>
-      <w:r>
-        <w:t xml:space="preserve">3 (256 - </w:t>
-      </w:r>
-      <w:r>
-        <w:rPr>
-          <w:lang w:val="en-US"/>
-        </w:rPr>
-        <w:t>x</w:t>
-      </w:r>
-      <w:r>
-        <w:t xml:space="preserve"> - 1) + 2 = 767 </w:t>
-      </w:r>
-      <w:r>
-        <w:t>-</w:t>
-      </w:r>
-      <w:r>
-        <w:t xml:space="preserve"> 3</w:t>
-      </w:r>
-      <w:r>
-        <w:rPr>
-          <w:lang w:val="en-US"/>
-        </w:rPr>
-        <w:t>x</w:t>
-      </w:r>
-      <w:r>
-        <w:t>.</w:t>
-      </w:r>
-    </w:p>
-    <w:p>
-      <w:pPr>
-        <w:pStyle w:val="af3"/>
-        <w:ind w:left="709" w:firstLine="0"/>
-        <w:rPr>
-          <w:lang w:val="en-US"/>
-        </w:rPr>
-      </w:pPr>
-      <w:r>
-        <w:t>Внешний</w:t>
-      </w:r>
-      <w:r>
-        <w:rPr>
-          <w:lang w:val="en-US"/>
-        </w:rPr>
-        <w:t xml:space="preserve"> </w:t>
-      </w:r>
-      <w:r>
-        <w:t>цикл</w:t>
-      </w:r>
-      <w:r>
-        <w:rPr>
-          <w:lang w:val="en-US"/>
-        </w:rPr>
-        <w:t xml:space="preserve"> </w:t>
-      </w:r>
-      <w:r>
-        <w:t>по</w:t>
-      </w:r>
-      <w:r>
-        <w:rPr>
-          <w:lang w:val="en-US"/>
-        </w:rPr>
-        <w:t xml:space="preserve"> </w:t>
-      </w:r>
-      <w:r>
-        <w:rPr>
-          <w:lang w:val="en-US"/>
-        </w:rPr>
-        <w:t>R</w:t>
-      </w:r>
-      <w:r>
-        <w:rPr>
-          <w:lang w:val="en-US"/>
-        </w:rPr>
-        <w:t xml:space="preserve">30: </w:t>
-      </w:r>
-      <w:r>
-        <w:rPr>
-          <w:lang w:val="en-US"/>
-        </w:rPr>
-        <w:t>DEC</w:t>
-      </w:r>
-      <w:r>
-        <w:rPr>
-          <w:lang w:val="en-US"/>
-        </w:rPr>
-        <w:t xml:space="preserve"> </w:t>
-      </w:r>
-      <w:r>
-        <w:rPr>
-          <w:lang w:val="en-US"/>
-        </w:rPr>
-        <w:t>R</w:t>
-      </w:r>
-      <w:r>
-        <w:rPr>
-          <w:lang w:val="en-US"/>
-        </w:rPr>
-        <w:t xml:space="preserve">30 / </w:t>
-      </w:r>
-      <w:r>
-        <w:rPr>
-          <w:lang w:val="en-US"/>
-        </w:rPr>
-        <w:t>BRNE</w:t>
-      </w:r>
-      <w:r>
-        <w:rPr>
-          <w:lang w:val="en-US"/>
-        </w:rPr>
-        <w:t xml:space="preserve"> </w:t>
-      </w:r>
-      <w:proofErr w:type="spellStart"/>
-      <w:r>
-        <w:rPr>
-          <w:lang w:val="en-US"/>
-        </w:rPr>
-        <w:t>delay</w:t>
-      </w:r>
-      <w:r>
-        <w:rPr>
-          <w:lang w:val="en-US"/>
-        </w:rPr>
-        <w:t>_</w:t>
-      </w:r>
-      <w:r>
-        <w:rPr>
-          <w:lang w:val="en-US"/>
-        </w:rPr>
-        <w:t>sub</w:t>
-      </w:r>
-      <w:proofErr w:type="spellEnd"/>
-      <w:r>
-        <w:rPr>
-          <w:lang w:val="en-US"/>
-        </w:rPr>
-        <w:t>:</w:t>
-      </w:r>
-    </w:p>
-    <w:p>
-      <w:pPr>
-        <w:pStyle w:val="af3"/>
-        <w:ind w:left="709" w:firstLine="0"/>
-      </w:pPr>
-      <w:r>
-        <w:t xml:space="preserve">Одна «внешняя итерация» (один проход кода от </w:t>
-      </w:r>
-      <w:r>
-        <w:rPr>
-          <w:lang w:val="en-US"/>
-        </w:rPr>
-        <w:t>delay</w:t>
-      </w:r>
-      <w:r>
-        <w:t>_</w:t>
-      </w:r>
-      <w:r>
-        <w:rPr>
-          <w:lang w:val="en-US"/>
-        </w:rPr>
-        <w:t>sub</w:t>
-      </w:r>
-      <w:r>
-        <w:t xml:space="preserve"> до проверки </w:t>
-      </w:r>
-      <w:r>
-        <w:rPr>
-          <w:lang w:val="en-US"/>
-        </w:rPr>
-        <w:t>R</w:t>
-      </w:r>
-      <w:r>
-        <w:t>30</w:t>
-      </w:r>
-      <w:r>
-        <w:t>) включает</w:t>
-      </w:r>
-      <w:r>
-        <w:t xml:space="preserve">: </w:t>
-      </w:r>
-    </w:p>
-    <w:p>
-      <w:pPr>
-        <w:pStyle w:val="af3"/>
-        <w:ind w:left="709" w:firstLine="0"/>
-      </w:pPr>
-      <w:r>
-        <w:t>Внутренний</w:t>
-      </w:r>
-      <w:r>
-        <w:t xml:space="preserve"> </w:t>
-      </w:r>
-      <w:r>
-        <w:t>цикл</w:t>
-      </w:r>
-      <w:r>
-        <w:t xml:space="preserve"> </w:t>
-      </w:r>
-      <w:r>
-        <w:rPr>
-          <w:lang w:val="en-US"/>
-        </w:rPr>
-        <w:t>N</w:t>
-      </w:r>
-      <w:r>
-        <w:rPr>
-          <w:vertAlign w:val="subscript"/>
-          <w:lang w:val="en-US"/>
-        </w:rPr>
-        <w:t>R</w:t>
-      </w:r>
-      <w:r>
-        <w:rPr>
-          <w:vertAlign w:val="subscript"/>
-        </w:rPr>
-        <w:t>29</w:t>
-      </w:r>
-      <w:r>
-        <w:t xml:space="preserve">, </w:t>
-      </w:r>
-      <w:r>
-        <w:rPr>
-          <w:lang w:val="en-US"/>
-        </w:rPr>
-        <w:t>NOP</w:t>
-      </w:r>
-      <w:r>
-        <w:t xml:space="preserve"> = 1, </w:t>
-      </w:r>
-      <w:r>
-        <w:rPr>
-          <w:lang w:val="en-US"/>
-        </w:rPr>
-        <w:t>DEC</w:t>
-      </w:r>
-      <w:r>
-        <w:t xml:space="preserve"> </w:t>
-      </w:r>
-      <w:r>
-        <w:rPr>
-          <w:lang w:val="en-US"/>
-        </w:rPr>
-        <w:t>R</w:t>
-      </w:r>
-      <w:r>
-        <w:t xml:space="preserve">30 = 1, </w:t>
-      </w:r>
-      <w:r>
-        <w:rPr>
-          <w:lang w:val="en-US"/>
-        </w:rPr>
-        <w:t>BRNE</w:t>
-      </w:r>
-      <w:r>
-        <w:t xml:space="preserve"> </w:t>
-      </w:r>
-      <w:r>
-        <w:rPr>
-          <w:lang w:val="en-US"/>
-        </w:rPr>
-        <w:t>delay</w:t>
-      </w:r>
-      <w:r>
-        <w:t>_</w:t>
-      </w:r>
-      <w:r>
-        <w:rPr>
-          <w:lang w:val="en-US"/>
-        </w:rPr>
-        <w:t>sub</w:t>
-      </w:r>
-      <w:r>
-        <w:t xml:space="preserve"> (2 </w:t>
-      </w:r>
-      <w:r>
-        <w:t xml:space="preserve">такта, если </w:t>
-      </w:r>
-      <w:r>
-        <w:rPr>
-          <w:lang w:val="en-US"/>
-        </w:rPr>
-        <w:t>R</w:t>
-      </w:r>
-      <w:r>
-        <w:t xml:space="preserve">30 </w:t>
-      </w:r>
-      <w:r>
-        <w:t xml:space="preserve">еще не 0 (переход есть) и 1 такт, если </w:t>
-      </w:r>
-      <w:r>
-        <w:rPr>
-          <w:lang w:val="en-US"/>
-        </w:rPr>
-        <w:t>R</w:t>
-      </w:r>
-      <w:r>
-        <w:t xml:space="preserve">30 </w:t>
-      </w:r>
-      <w:r>
-        <w:t>стал 0 (выход)</w:t>
-      </w:r>
-      <w:r>
-        <w:t>)</w:t>
-      </w:r>
-      <w:r>
-        <w:t>.</w:t>
-      </w:r>
-    </w:p>
-    <w:p>
-      <w:pPr>
-        <w:pStyle w:val="af3"/>
-        <w:ind w:left="709" w:firstLine="0"/>
-      </w:pPr>
-      <w:r>
-        <w:t xml:space="preserve">Если </w:t>
-      </w:r>
-      <w:r>
-        <w:rPr>
-          <w:lang w:val="en-US"/>
-        </w:rPr>
-        <w:t>x</w:t>
-      </w:r>
-      <w:r>
-        <w:t xml:space="preserve"> = 0</w:t>
-      </w:r>
-      <w:r>
-        <w:t xml:space="preserve">, тогда </w:t>
-      </w:r>
-      <w:r>
-        <w:rPr>
-          <w:lang w:val="en-US"/>
-        </w:rPr>
-        <w:t>N</w:t>
-      </w:r>
-      <w:r>
-        <w:rPr>
-          <w:vertAlign w:val="subscript"/>
-          <w:lang w:val="en-US"/>
-        </w:rPr>
-        <w:t>R</w:t>
-      </w:r>
-      <w:r>
-        <w:rPr>
-          <w:vertAlign w:val="subscript"/>
-        </w:rPr>
-        <w:t>29</w:t>
-      </w:r>
-      <w:r>
-        <w:t xml:space="preserve"> (0) = 767</w:t>
-      </w:r>
-      <w:r>
-        <w:t>.</w:t>
-      </w:r>
-    </w:p>
-    <w:p>
-      <w:pPr>
-        <w:pStyle w:val="af3"/>
-        <w:ind w:left="709" w:firstLine="0"/>
-        <w:rPr>
-          <w:lang w:val="en-US"/>
-        </w:rPr>
-      </w:pPr>
-      <w:r>
-        <w:t xml:space="preserve">Полная формула для </w:t>
-      </w:r>
-      <w:r>
-        <w:rPr>
-          <w:lang w:val="en-US"/>
-        </w:rPr>
-        <w:t>delay:</w:t>
-      </w:r>
-    </w:p>
-    <w:p>
-      <w:pPr>
-        <w:pStyle w:val="af3"/>
-        <w:ind w:left="709" w:firstLine="0"/>
-        <w:rPr>
-          <w:lang w:val="en-US"/>
-        </w:rPr>
-      </w:pPr>
-      <w:r>
-        <w:rPr>
-          <w:lang w:val="en-US"/>
-        </w:rPr>
-        <w:t xml:space="preserve">NOP + DEC + </w:t>
-      </w:r>
-      <w:proofErr w:type="spellStart"/>
-      <w:r>
-        <w:rPr>
-          <w:lang w:val="en-US"/>
-        </w:rPr>
-        <w:t>BRNE</w:t>
-      </w:r>
-      <w:r>
-        <w:rPr>
-          <w:vertAlign w:val="subscript"/>
-          <w:lang w:val="en-US"/>
-        </w:rPr>
-        <w:t>jump</w:t>
-      </w:r>
-      <w:proofErr w:type="spellEnd"/>
-      <w:r>
-        <w:rPr>
-          <w:lang w:val="en-US"/>
-        </w:rPr>
-        <w:t xml:space="preserve"> = 1 + 1 + 2 = </w:t>
-      </w:r>
-      <w:proofErr w:type="gramStart"/>
-      <w:r>
-        <w:rPr>
-          <w:lang w:val="en-US"/>
-        </w:rPr>
-        <w:t>4;</w:t>
-      </w:r>
-      <w:proofErr w:type="gramEnd"/>
-    </w:p>
-    <w:p>
-      <w:pPr>
-        <w:pStyle w:val="af3"/>
+    </w:p>
+    <w:p>
+      <w:pPr>
+        <w:pStyle w:val="ListParagraph"/>
         <w:ind w:left="709" w:firstLine="0"/>
         <w:rPr>
           <w:lang w:val="en-US"/>
@@ -4656,53 +4365,31 @@
           <w:vertAlign w:val="subscript"/>
           <w:lang w:val="en-US"/>
         </w:rPr>
-        <w:t>noj</w:t>
-      </w:r>
-      <w:r>
-        <w:rPr>
-          <w:vertAlign w:val="subscript"/>
-          <w:lang w:val="en-US"/>
-        </w:rPr>
-        <w:t>ump</w:t>
+        <w:t>nojump</w:t>
       </w:r>
       <w:proofErr w:type="spellEnd"/>
       <w:r>
         <w:rPr>
           <w:lang w:val="en-US"/>
         </w:rPr>
-        <w:t xml:space="preserve"> = 1 + 1 + </w:t>
-      </w:r>
-      <w:r>
-        <w:rPr>
-          <w:lang w:val="en-US"/>
-        </w:rPr>
-        <w:t>1</w:t>
-      </w:r>
-      <w:r>
-        <w:rPr>
-          <w:lang w:val="en-US"/>
-        </w:rPr>
-        <w:t xml:space="preserve"> = </w:t>
+        <w:t xml:space="preserve"> = 1 + 1 + 1 = </w:t>
       </w:r>
       <w:proofErr w:type="gramStart"/>
       <w:r>
         <w:rPr>
           <w:lang w:val="en-US"/>
         </w:rPr>
-        <w:t>3</w:t>
-      </w:r>
-      <w:r>
-        <w:rPr>
-          <w:lang w:val="en-US"/>
-        </w:rPr>
-        <w:t>;</w:t>
+        <w:t>3;</w:t>
       </w:r>
       <w:proofErr w:type="gramEnd"/>
     </w:p>
     <w:p>
       <w:pPr>
-        <w:pStyle w:val="af3"/>
+        <w:pStyle w:val="ListParagraph"/>
         <w:ind w:left="709" w:firstLine="0"/>
+        <w:rPr>
+          <w:lang w:val="en-US"/>
+        </w:rPr>
       </w:pPr>
       <w:r>
         <w:rPr>
@@ -4826,7 +4513,7 @@
     </w:p>
     <w:p>
       <w:pPr>
-        <w:pStyle w:val="af3"/>
+        <w:pStyle w:val="ListParagraph"/>
         <w:ind w:left="709" w:firstLine="0"/>
         <w:rPr>
           <w:lang w:val="en-US"/>
@@ -4849,19 +4536,7 @@
         <w:rPr>
           <w:lang w:val="en-US"/>
         </w:rPr>
-        <w:t>(x</w:t>
-      </w:r>
-      <w:r>
-        <w:rPr>
-          <w:lang w:val="en-US"/>
-        </w:rPr>
-        <w:t xml:space="preserve">) = 767 - 3x, </w:t>
-      </w:r>
-      <w:r>
-        <w:rPr>
-          <w:lang w:val="en-US"/>
-        </w:rPr>
-        <w:t>N</w:t>
+        <w:t>(x) = 767 - 3x, N</w:t>
       </w:r>
       <w:r>
         <w:rPr>
@@ -4874,18 +4549,12 @@
         <w:rPr>
           <w:lang w:val="en-US"/>
         </w:rPr>
-        <w:t>(</w:t>
-      </w:r>
-      <w:r>
-        <w:rPr>
-          <w:lang w:val="en-US"/>
-        </w:rPr>
-        <w:t>0) = 767:</w:t>
-      </w:r>
-    </w:p>
-    <w:p>
-      <w:pPr>
-        <w:pStyle w:val="af3"/>
+        <w:t>(0) = 767:</w:t>
+      </w:r>
+    </w:p>
+    <w:p>
+      <w:pPr>
+        <w:pStyle w:val="ListParagraph"/>
         <w:ind w:left="709" w:firstLine="0"/>
         <w:rPr>
           <w:lang w:val="en-US"/>
@@ -4958,7 +4627,7 @@
     </w:p>
     <w:p>
       <w:pPr>
-        <w:pStyle w:val="af3"/>
+        <w:pStyle w:val="ListParagraph"/>
         <w:ind w:left="709" w:firstLine="0"/>
         <w:rPr>
           <w:lang w:val="en-US"/>
@@ -4995,7 +4664,7 @@
     </w:p>
     <w:p>
       <w:pPr>
-        <w:pStyle w:val="af3"/>
+        <w:pStyle w:val="ListParagraph"/>
         <w:ind w:left="709" w:firstLine="0"/>
       </w:pPr>
       <w:r>
@@ -5061,7 +4730,7 @@
     </w:p>
     <w:p>
       <w:pPr>
-        <w:pStyle w:val="af3"/>
+        <w:pStyle w:val="ListParagraph"/>
         <w:ind w:left="709" w:firstLine="0"/>
       </w:pPr>
       <w:r>
@@ -5100,7 +4769,7 @@
     </w:p>
     <w:p>
       <w:pPr>
-        <w:pStyle w:val="af3"/>
+        <w:pStyle w:val="ListParagraph"/>
         <w:ind w:left="709" w:firstLine="0"/>
       </w:pPr>
       <w:r>
@@ -5157,11 +4826,6 @@
       <w:proofErr w:type="gramEnd"/>
     </w:p>
     <w:p>
-      <w:pPr>
-        <w:rPr>
-          <w:lang w:val="en-US"/>
-        </w:rPr>
-      </w:pPr>
       <w:r>
         <w:rPr>
           <w:lang w:val="en-US"/>
@@ -5258,11 +4922,6 @@
       </w:r>
     </w:p>
     <w:p>
-      <w:pPr>
-        <w:rPr>
-          <w:lang w:val="en-US"/>
-        </w:rPr>
-      </w:pPr>
       <w:r>
         <w:rPr>
           <w:lang w:val="en-US"/>
@@ -5327,62 +4986,46 @@
         <w:rPr>
           <w:lang w:val="en-US"/>
         </w:rPr>
-        <w:t>y = 104</w:t>
+        <w:t>y</w:t>
+      </w:r>
+      <w:r>
+        <w:t xml:space="preserve"> = 104</w:t>
+      </w:r>
+      <w:r>
+        <w:t>, Тогда</w:t>
+      </w:r>
+      <w:r>
+        <w:t>:</w:t>
+      </w:r>
+    </w:p>
+    <w:p>
+      <w:r>
+        <w:rPr>
+          <w:lang w:val="en-US"/>
+        </w:rPr>
+        <w:t>X</w:t>
+      </w:r>
+      <w:r>
+        <w:t xml:space="preserve"> = 257 * </w:t>
       </w:r>
       <w:proofErr w:type="gramStart"/>
       <w:r>
-        <w:t>, Тогда</w:t>
+        <w:t>104  -</w:t>
       </w:r>
       <w:proofErr w:type="gramEnd"/>
       <w:r>
-        <w:rPr>
-          <w:lang w:val="en-US"/>
-        </w:rPr>
-        <w:t>:</w:t>
-      </w:r>
-    </w:p>
-    <w:p>
-      <w:pPr>
-        <w:rPr>
-          <w:lang w:val="en-US"/>
-        </w:rPr>
-      </w:pPr>
-      <w:r>
-        <w:rPr>
-          <w:lang w:val="en-US"/>
-        </w:rPr>
-        <w:t xml:space="preserve">X = 257 * </w:t>
-      </w:r>
-      <w:proofErr w:type="gramStart"/>
-      <w:r>
-        <w:rPr>
-          <w:lang w:val="en-US"/>
-        </w:rPr>
-        <w:t>104  -</w:t>
-      </w:r>
-      <w:proofErr w:type="gramEnd"/>
-      <w:r>
-        <w:rPr>
-          <w:lang w:val="en-US"/>
-        </w:rPr>
         <w:t xml:space="preserve"> 26665 = 26728 – 26665</w:t>
       </w:r>
       <w:r>
         <w:t xml:space="preserve"> = </w:t>
       </w:r>
       <w:r>
-        <w:rPr>
-          <w:lang w:val="en-US"/>
-        </w:rPr>
         <w:t>63</w:t>
       </w:r>
       <w:r>
         <w:t>. Проверка</w:t>
       </w:r>
       <w:r>
-        <w:rPr>
-          <w:lang w:val="en-US"/>
-        </w:rPr>
         <w:t>:</w:t>
       </w:r>
     </w:p>
@@ -5415,10 +5058,18 @@
         <w:t xml:space="preserve">) = 771*104 – 3*63 + 5 </w:t>
       </w:r>
       <w:r>
+        <w:rPr>
+          <w:lang w:val="en-US"/>
+        </w:rPr>
         <w:t>= 80184 – 189 + 5 = 80000</w:t>
       </w:r>
     </w:p>
     <w:p>
+      <w:pPr>
+        <w:rPr>
+          <w:lang w:val="en-US"/>
+        </w:rPr>
+      </w:pPr>
       <w:r>
         <w:rPr>
           <w:lang w:val="en-US"/>
@@ -5426,6 +5077,9 @@
         <w:t>t</w:t>
       </w:r>
       <w:r>
+        <w:rPr>
+          <w:lang w:val="en-US"/>
+        </w:rPr>
         <w:t xml:space="preserve"> = </w:t>
       </w:r>
       <w:r>
@@ -5435,8 +5089,12 @@
         <w:t>N</w:t>
       </w:r>
       <w:r>
+        <w:rPr>
+          <w:lang w:val="en-US"/>
+        </w:rPr>
         <w:t>(</w:t>
       </w:r>
+      <w:proofErr w:type="spellStart"/>
       <w:proofErr w:type="gramStart"/>
       <w:r>
         <w:rPr>
@@ -5445,6 +5103,9 @@
         <w:t>x</w:t>
       </w:r>
       <w:r>
+        <w:rPr>
+          <w:lang w:val="en-US"/>
+        </w:rPr>
         <w:t>,</w:t>
       </w:r>
       <w:r>
@@ -5453,24 +5114,34 @@
         </w:rPr>
         <w:t>y</w:t>
       </w:r>
+      <w:proofErr w:type="spellEnd"/>
       <w:proofErr w:type="gramEnd"/>
       <w:r>
+        <w:rPr>
+          <w:lang w:val="en-US"/>
+        </w:rPr>
         <w:t xml:space="preserve">) / </w:t>
       </w:r>
       <w:r>
         <w:rPr>
           <w:lang w:val="en-US"/>
         </w:rPr>
-        <w:t>T</w:t>
-      </w:r>
-      <w:r>
-        <w:rPr>
-          <w:lang w:val="en-US"/>
-        </w:rPr>
-        <w:t xml:space="preserve"> = 80000 / 8000000 = 0,01</w:t>
-      </w:r>
-      <w:r>
-        <w:t xml:space="preserve"> с. </w:t>
+        <w:t>T = 80000 / 8000000 = 0,01</w:t>
+      </w:r>
+      <w:r>
+        <w:rPr>
+          <w:lang w:val="en-US"/>
+        </w:rPr>
+        <w:t xml:space="preserve"> </w:t>
+      </w:r>
+      <w:r>
+        <w:t>с</w:t>
+      </w:r>
+      <w:r>
+        <w:rPr>
+          <w:lang w:val="en-US"/>
+        </w:rPr>
+        <w:t xml:space="preserve">. </w:t>
       </w:r>
       <w:r>
         <w:rPr>
@@ -5479,6 +5150,9 @@
         <w:t>Y = 104, x = 63</w:t>
       </w:r>
       <w:r>
+        <w:rPr>
+          <w:lang w:val="en-US"/>
+        </w:rPr>
         <w:t>.</w:t>
       </w:r>
     </w:p>
@@ -5489,7 +5163,22 @@
         </w:rPr>
       </w:pPr>
       <w:r>
-        <w:t xml:space="preserve">Измененный код </w:t>
+        <w:t>Измененный</w:t>
+      </w:r>
+      <w:r>
+        <w:rPr>
+          <w:lang w:val="en-US"/>
+        </w:rPr>
+        <w:t xml:space="preserve"> </w:t>
+      </w:r>
+      <w:r>
+        <w:t>код</w:t>
+      </w:r>
+      <w:r>
+        <w:rPr>
+          <w:lang w:val="en-US"/>
+        </w:rPr>
+        <w:t xml:space="preserve"> </w:t>
       </w:r>
       <w:r>
         <w:rPr>
@@ -5699,6 +5388,7 @@
           <w:rFonts w:ascii="Courier New" w:hAnsi="Courier New" w:cs="Courier New"/>
           <w:sz w:val="24"/>
           <w:szCs w:val="24"/>
+          <w:lang w:val="en-US"/>
         </w:rPr>
       </w:pPr>
       <w:r>
@@ -5762,7 +5452,7 @@
     </w:p>
     <w:p>
       <w:pPr>
-        <w:pStyle w:val="af3"/>
+        <w:pStyle w:val="ListParagraph"/>
         <w:numPr>
           <w:ilvl w:val="0"/>
           <w:numId w:val="44"/>
@@ -5772,214 +5462,212 @@
           <w:rFonts w:cs="Times New Roman"/>
         </w:rPr>
       </w:pPr>
+      <w:r>
+        <w:rPr>
+          <w:rFonts w:cs="Times New Roman"/>
+        </w:rPr>
+        <w:t xml:space="preserve">Анализ </w:t>
+      </w:r>
+      <w:r>
+        <w:rPr>
+          <w:rFonts w:cs="Times New Roman"/>
+        </w:rPr>
+        <w:t>.</w:t>
+      </w:r>
+      <w:proofErr w:type="spellStart"/>
+      <w:r>
+        <w:rPr>
+          <w:rFonts w:cs="Times New Roman"/>
+          <w:lang w:val="en-US"/>
+        </w:rPr>
+        <w:t>lss</w:t>
+      </w:r>
+      <w:proofErr w:type="spellEnd"/>
+      <w:r>
+        <w:rPr>
+          <w:rFonts w:cs="Times New Roman"/>
+        </w:rPr>
+        <w:t xml:space="preserve"> </w:t>
+      </w:r>
+      <w:r>
+        <w:rPr>
+          <w:rFonts w:cs="Times New Roman"/>
+        </w:rPr>
+        <w:t>(адрес меток + форматы команд)</w:t>
+      </w:r>
+      <w:r>
+        <w:rPr>
+          <w:rFonts w:cs="Times New Roman"/>
+        </w:rPr>
+        <w:t>:</w:t>
+      </w:r>
+    </w:p>
+    <w:p>
+      <w:pPr>
+        <w:pStyle w:val="ListParagraph"/>
+        <w:ind w:left="709" w:firstLine="0"/>
+        <w:rPr>
+          <w:rFonts w:cs="Times New Roman"/>
+          <w:lang w:val="en-US"/>
+        </w:rPr>
+      </w:pPr>
+      <w:r>
+        <w:rPr>
+          <w:rFonts w:cs="Times New Roman"/>
+        </w:rPr>
+        <w:t>Адреса</w:t>
+      </w:r>
+      <w:r>
+        <w:rPr>
+          <w:rFonts w:cs="Times New Roman"/>
+          <w:lang w:val="en-US"/>
+        </w:rPr>
+        <w:t>:</w:t>
+      </w:r>
+    </w:p>
+    <w:p>
+      <w:pPr>
+        <w:pStyle w:val="ListParagraph"/>
+        <w:ind w:left="709" w:firstLine="0"/>
+        <w:rPr>
+          <w:rFonts w:cs="Times New Roman"/>
+          <w:lang w:val="en-US"/>
+        </w:rPr>
+      </w:pPr>
+      <w:r>
+        <w:rPr>
+          <w:rFonts w:cs="Times New Roman"/>
+          <w:lang w:val="en-US"/>
+        </w:rPr>
+        <w:t xml:space="preserve">delay – </w:t>
+      </w:r>
       <w:proofErr w:type="gramStart"/>
       <w:r>
         <w:rPr>
           <w:rFonts w:cs="Times New Roman"/>
-        </w:rPr>
-        <w:t xml:space="preserve">Анализ </w:t>
+          <w:lang w:val="en-US"/>
+        </w:rPr>
+        <w:t>000002</w:t>
       </w:r>
       <w:r>
         <w:rPr>
           <w:rFonts w:cs="Times New Roman"/>
-        </w:rPr>
-        <w:t>.</w:t>
-      </w:r>
+          <w:lang w:val="en-US"/>
+        </w:rPr>
+        <w:t>;</w:t>
+      </w:r>
+      <w:proofErr w:type="gramEnd"/>
+    </w:p>
+    <w:p>
+      <w:pPr>
+        <w:pStyle w:val="ListParagraph"/>
+        <w:ind w:left="709" w:firstLine="0"/>
+        <w:rPr>
+          <w:rFonts w:cs="Times New Roman"/>
+          <w:lang w:val="en-US"/>
+        </w:rPr>
+      </w:pPr>
       <w:proofErr w:type="spellStart"/>
       <w:r>
         <w:rPr>
           <w:rFonts w:cs="Times New Roman"/>
           <w:lang w:val="en-US"/>
         </w:rPr>
-        <w:t>lss</w:t>
+        <w:t>delay_sub</w:t>
       </w:r>
       <w:proofErr w:type="spellEnd"/>
+      <w:r>
+        <w:rPr>
+          <w:rFonts w:cs="Times New Roman"/>
+          <w:lang w:val="en-US"/>
+        </w:rPr>
+        <w:t xml:space="preserve"> – </w:t>
+      </w:r>
+      <w:proofErr w:type="gramStart"/>
+      <w:r>
+        <w:rPr>
+          <w:rFonts w:cs="Times New Roman"/>
+          <w:lang w:val="en-US"/>
+        </w:rPr>
+        <w:t>00000</w:t>
+      </w:r>
+      <w:r>
+        <w:rPr>
+          <w:rFonts w:cs="Times New Roman"/>
+          <w:lang w:val="en-US"/>
+        </w:rPr>
+        <w:t>4;</w:t>
+      </w:r>
       <w:proofErr w:type="gramEnd"/>
-      <w:r>
+    </w:p>
+    <w:p>
+      <w:pPr>
+        <w:pStyle w:val="ListParagraph"/>
+        <w:ind w:left="709" w:firstLine="0"/>
         <w:rPr>
           <w:rFonts w:cs="Times New Roman"/>
-        </w:rPr>
-        <w:t xml:space="preserve"> </w:t>
-      </w:r>
+          <w:lang w:val="en-US"/>
+        </w:rPr>
+      </w:pPr>
       <w:r>
         <w:rPr>
           <w:rFonts w:cs="Times New Roman"/>
-        </w:rPr>
-        <w:t>(адрес меток + форматы команд)</w:t>
-      </w:r>
+          <w:lang w:val="en-US"/>
+        </w:rPr>
+        <w:t xml:space="preserve">reset – </w:t>
+      </w:r>
+      <w:proofErr w:type="gramStart"/>
       <w:r>
         <w:rPr>
           <w:rFonts w:cs="Times New Roman"/>
-        </w:rPr>
-        <w:t>:</w:t>
-      </w:r>
-    </w:p>
-    <w:p>
-      <w:pPr>
-        <w:pStyle w:val="af3"/>
+          <w:lang w:val="en-US"/>
+        </w:rPr>
+        <w:t>00000a</w:t>
+      </w:r>
+      <w:r>
+        <w:rPr>
+          <w:rFonts w:cs="Times New Roman"/>
+          <w:lang w:val="en-US"/>
+        </w:rPr>
+        <w:t>;</w:t>
+      </w:r>
+      <w:proofErr w:type="gramEnd"/>
+    </w:p>
+    <w:p>
+      <w:pPr>
+        <w:pStyle w:val="ListParagraph"/>
         <w:ind w:left="709" w:firstLine="0"/>
         <w:rPr>
           <w:rFonts w:cs="Times New Roman"/>
-          <w:lang w:val="en-US"/>
         </w:rPr>
       </w:pPr>
       <w:r>
         <w:rPr>
           <w:rFonts w:cs="Times New Roman"/>
-        </w:rPr>
-        <w:t>Адреса</w:t>
-      </w:r>
+          <w:lang w:val="en-US"/>
+        </w:rPr>
+        <w:t xml:space="preserve">loop – </w:t>
+      </w:r>
+      <w:proofErr w:type="gramStart"/>
       <w:r>
         <w:rPr>
           <w:rFonts w:cs="Times New Roman"/>
           <w:lang w:val="en-US"/>
         </w:rPr>
-        <w:t>:</w:t>
-      </w:r>
-    </w:p>
-    <w:p>
-      <w:pPr>
-        <w:pStyle w:val="af3"/>
-        <w:ind w:left="709" w:firstLine="0"/>
+        <w:t>000019</w:t>
+      </w:r>
+      <w:r>
         <w:rPr>
           <w:rFonts w:cs="Times New Roman"/>
           <w:lang w:val="en-US"/>
         </w:rPr>
-      </w:pPr>
-      <w:r>
-        <w:rPr>
-          <w:rFonts w:cs="Times New Roman"/>
-          <w:lang w:val="en-US"/>
-        </w:rPr>
-        <w:t xml:space="preserve">delay – </w:t>
-      </w:r>
-      <w:proofErr w:type="gramStart"/>
-      <w:r>
-        <w:rPr>
-          <w:rFonts w:cs="Times New Roman"/>
-          <w:lang w:val="en-US"/>
-        </w:rPr>
-        <w:t>000002</w:t>
-      </w:r>
-      <w:r>
-        <w:rPr>
-          <w:rFonts w:cs="Times New Roman"/>
-          <w:lang w:val="en-US"/>
-        </w:rPr>
         <w:t>;</w:t>
       </w:r>
       <w:proofErr w:type="gramEnd"/>
     </w:p>
     <w:p>
       <w:pPr>
-        <w:pStyle w:val="af3"/>
-        <w:ind w:left="709" w:firstLine="0"/>
-        <w:rPr>
-          <w:rFonts w:cs="Times New Roman"/>
-          <w:lang w:val="en-US"/>
-        </w:rPr>
-      </w:pPr>
-      <w:proofErr w:type="spellStart"/>
-      <w:r>
-        <w:rPr>
-          <w:rFonts w:cs="Times New Roman"/>
-          <w:lang w:val="en-US"/>
-        </w:rPr>
-        <w:t>delay_sub</w:t>
-      </w:r>
-      <w:proofErr w:type="spellEnd"/>
-      <w:r>
-        <w:rPr>
-          <w:rFonts w:cs="Times New Roman"/>
-          <w:lang w:val="en-US"/>
-        </w:rPr>
-        <w:t xml:space="preserve"> – </w:t>
-      </w:r>
-      <w:proofErr w:type="gramStart"/>
-      <w:r>
-        <w:rPr>
-          <w:rFonts w:cs="Times New Roman"/>
-          <w:lang w:val="en-US"/>
-        </w:rPr>
-        <w:t>00000</w:t>
-      </w:r>
-      <w:r>
-        <w:rPr>
-          <w:rFonts w:cs="Times New Roman"/>
-          <w:lang w:val="en-US"/>
-        </w:rPr>
-        <w:t>4;</w:t>
-      </w:r>
-      <w:proofErr w:type="gramEnd"/>
-    </w:p>
-    <w:p>
-      <w:pPr>
-        <w:pStyle w:val="af3"/>
-        <w:ind w:left="709" w:firstLine="0"/>
-        <w:rPr>
-          <w:rFonts w:cs="Times New Roman"/>
-          <w:lang w:val="en-US"/>
-        </w:rPr>
-      </w:pPr>
-      <w:r>
-        <w:rPr>
-          <w:rFonts w:cs="Times New Roman"/>
-          <w:lang w:val="en-US"/>
-        </w:rPr>
-        <w:t xml:space="preserve">reset – </w:t>
-      </w:r>
-      <w:proofErr w:type="gramStart"/>
-      <w:r>
-        <w:rPr>
-          <w:rFonts w:cs="Times New Roman"/>
-          <w:lang w:val="en-US"/>
-        </w:rPr>
-        <w:t>00000a</w:t>
-      </w:r>
-      <w:r>
-        <w:rPr>
-          <w:rFonts w:cs="Times New Roman"/>
-          <w:lang w:val="en-US"/>
-        </w:rPr>
-        <w:t>;</w:t>
-      </w:r>
-      <w:proofErr w:type="gramEnd"/>
-    </w:p>
-    <w:p>
-      <w:pPr>
-        <w:pStyle w:val="af3"/>
-        <w:ind w:left="709" w:firstLine="0"/>
-        <w:rPr>
-          <w:rFonts w:cs="Times New Roman"/>
-        </w:rPr>
-      </w:pPr>
-      <w:r>
-        <w:rPr>
-          <w:rFonts w:cs="Times New Roman"/>
-          <w:lang w:val="en-US"/>
-        </w:rPr>
-        <w:t xml:space="preserve">loop – </w:t>
-      </w:r>
-      <w:proofErr w:type="gramStart"/>
-      <w:r>
-        <w:rPr>
-          <w:rFonts w:cs="Times New Roman"/>
-          <w:lang w:val="en-US"/>
-        </w:rPr>
-        <w:t>000019</w:t>
-      </w:r>
-      <w:r>
-        <w:rPr>
-          <w:rFonts w:cs="Times New Roman"/>
-          <w:lang w:val="en-US"/>
-        </w:rPr>
-        <w:t>;</w:t>
-      </w:r>
-      <w:proofErr w:type="gramEnd"/>
-    </w:p>
-    <w:p>
-      <w:pPr>
-        <w:pStyle w:val="af3"/>
+        <w:pStyle w:val="ListParagraph"/>
         <w:ind w:left="709" w:firstLine="0"/>
         <w:rPr>
           <w:rFonts w:cs="Times New Roman"/>
@@ -5989,7 +5677,7 @@
     </w:p>
     <w:tbl>
       <w:tblPr>
-        <w:tblStyle w:val="af5"/>
+        <w:tblStyle w:val="TableGrid"/>
         <w:tblW w:w="0" w:type="auto"/>
         <w:tblInd w:w="-431" w:type="dxa"/>
         <w:tblLook w:val="04A0" w:firstRow="1" w:lastRow="0" w:firstColumn="1" w:lastColumn="0" w:noHBand="0" w:noVBand="1"/>
@@ -6008,7 +5696,7 @@
           </w:tcPr>
           <w:p>
             <w:pPr>
-              <w:pStyle w:val="af3"/>
+              <w:pStyle w:val="ListParagraph"/>
               <w:ind w:left="0" w:firstLine="0"/>
               <w:jc w:val="center"/>
               <w:rPr>
@@ -6029,26 +5717,18 @@
           </w:tcPr>
           <w:p>
             <w:pPr>
-              <w:pStyle w:val="af3"/>
+              <w:pStyle w:val="ListParagraph"/>
               <w:ind w:left="0" w:firstLine="0"/>
               <w:jc w:val="center"/>
               <w:rPr>
                 <w:rFonts w:cs="Times New Roman"/>
               </w:rPr>
             </w:pPr>
-            <w:proofErr w:type="spellStart"/>
-            <w:r>
-              <w:rPr>
-                <w:rFonts w:cs="Times New Roman"/>
-              </w:rPr>
-              <w:t>Мненомика</w:t>
-            </w:r>
-            <w:proofErr w:type="spellEnd"/>
-            <w:r>
-              <w:rPr>
-                <w:rFonts w:cs="Times New Roman"/>
-              </w:rPr>
-              <w:t xml:space="preserve"> команды</w:t>
+            <w:r>
+              <w:rPr>
+                <w:rFonts w:cs="Times New Roman"/>
+              </w:rPr>
+              <w:t>Мненомика команды</w:t>
             </w:r>
           </w:p>
         </w:tc>
@@ -6058,7 +5738,7 @@
           </w:tcPr>
           <w:p>
             <w:pPr>
-              <w:pStyle w:val="af3"/>
+              <w:pStyle w:val="ListParagraph"/>
               <w:ind w:left="0" w:firstLine="0"/>
               <w:jc w:val="center"/>
               <w:rPr>
@@ -6079,7 +5759,7 @@
           </w:tcPr>
           <w:p>
             <w:pPr>
-              <w:pStyle w:val="af3"/>
+              <w:pStyle w:val="ListParagraph"/>
               <w:ind w:left="0" w:firstLine="0"/>
               <w:jc w:val="center"/>
               <w:rPr>
@@ -6100,7 +5780,7 @@
           </w:tcPr>
           <w:p>
             <w:pPr>
-              <w:pStyle w:val="af3"/>
+              <w:pStyle w:val="ListParagraph"/>
               <w:ind w:left="0" w:firstLine="0"/>
               <w:jc w:val="center"/>
               <w:rPr>
@@ -6123,7 +5803,7 @@
           </w:tcPr>
           <w:p>
             <w:pPr>
-              <w:pStyle w:val="af3"/>
+              <w:pStyle w:val="ListParagraph"/>
               <w:ind w:left="0" w:firstLine="0"/>
               <w:jc w:val="center"/>
               <w:rPr>
@@ -6144,7 +5824,7 @@
           </w:tcPr>
           <w:p>
             <w:pPr>
-              <w:pStyle w:val="af3"/>
+              <w:pStyle w:val="ListParagraph"/>
               <w:ind w:left="0" w:firstLine="0"/>
               <w:jc w:val="center"/>
               <w:rPr>
@@ -6167,7 +5847,7 @@
           </w:tcPr>
           <w:p>
             <w:pPr>
-              <w:pStyle w:val="af3"/>
+              <w:pStyle w:val="ListParagraph"/>
               <w:ind w:left="0" w:firstLine="0"/>
               <w:jc w:val="center"/>
               <w:rPr>
@@ -6190,7 +5870,7 @@
           </w:tcPr>
           <w:p>
             <w:pPr>
-              <w:pStyle w:val="af3"/>
+              <w:pStyle w:val="ListParagraph"/>
               <w:ind w:left="0" w:firstLine="0"/>
               <w:jc w:val="center"/>
               <w:rPr>
@@ -6212,7 +5892,7 @@
           </w:tcPr>
           <w:p>
             <w:pPr>
-              <w:pStyle w:val="af3"/>
+              <w:pStyle w:val="ListParagraph"/>
               <w:ind w:left="0" w:firstLine="0"/>
               <w:jc w:val="left"/>
               <w:rPr>
@@ -6287,7 +5967,7 @@
           </w:p>
           <w:p>
             <w:pPr>
-              <w:pStyle w:val="af3"/>
+              <w:pStyle w:val="ListParagraph"/>
               <w:ind w:left="0" w:firstLine="0"/>
               <w:jc w:val="left"/>
               <w:rPr>
@@ -6323,7 +6003,7 @@
           </w:tcPr>
           <w:p>
             <w:pPr>
-              <w:pStyle w:val="af3"/>
+              <w:pStyle w:val="ListParagraph"/>
               <w:ind w:left="0" w:firstLine="0"/>
               <w:jc w:val="center"/>
               <w:rPr>
@@ -6344,7 +6024,7 @@
           </w:tcPr>
           <w:p>
             <w:pPr>
-              <w:pStyle w:val="af3"/>
+              <w:pStyle w:val="ListParagraph"/>
               <w:ind w:left="0" w:firstLine="0"/>
               <w:jc w:val="center"/>
               <w:rPr>
@@ -6367,7 +6047,7 @@
           </w:tcPr>
           <w:p>
             <w:pPr>
-              <w:pStyle w:val="af3"/>
+              <w:pStyle w:val="ListParagraph"/>
               <w:ind w:left="0" w:firstLine="0"/>
               <w:jc w:val="center"/>
               <w:rPr>
@@ -6390,7 +6070,7 @@
           </w:tcPr>
           <w:p>
             <w:pPr>
-              <w:pStyle w:val="af3"/>
+              <w:pStyle w:val="ListParagraph"/>
               <w:ind w:left="0" w:firstLine="0"/>
               <w:jc w:val="center"/>
               <w:rPr>
@@ -6413,7 +6093,7 @@
           </w:tcPr>
           <w:p>
             <w:pPr>
-              <w:pStyle w:val="af3"/>
+              <w:pStyle w:val="ListParagraph"/>
               <w:ind w:left="0" w:firstLine="0"/>
               <w:jc w:val="left"/>
               <w:rPr>
@@ -6449,7 +6129,7 @@
           </w:tcPr>
           <w:p>
             <w:pPr>
-              <w:pStyle w:val="af3"/>
+              <w:pStyle w:val="ListParagraph"/>
               <w:ind w:left="0" w:firstLine="0"/>
               <w:jc w:val="center"/>
               <w:rPr>
@@ -6470,7 +6150,7 @@
           </w:tcPr>
           <w:p>
             <w:pPr>
-              <w:pStyle w:val="af3"/>
+              <w:pStyle w:val="ListParagraph"/>
               <w:ind w:left="0" w:firstLine="0"/>
               <w:jc w:val="center"/>
               <w:rPr>
@@ -6493,7 +6173,7 @@
           </w:tcPr>
           <w:p>
             <w:pPr>
-              <w:pStyle w:val="af3"/>
+              <w:pStyle w:val="ListParagraph"/>
               <w:ind w:left="0" w:firstLine="0"/>
               <w:jc w:val="center"/>
               <w:rPr>
@@ -6516,7 +6196,7 @@
           </w:tcPr>
           <w:p>
             <w:pPr>
-              <w:pStyle w:val="af3"/>
+              <w:pStyle w:val="ListParagraph"/>
               <w:ind w:left="0" w:firstLine="0"/>
               <w:jc w:val="center"/>
               <w:rPr>
@@ -6539,7 +6219,7 @@
           </w:tcPr>
           <w:p>
             <w:pPr>
-              <w:pStyle w:val="af3"/>
+              <w:pStyle w:val="ListParagraph"/>
               <w:ind w:left="0" w:firstLine="0"/>
               <w:jc w:val="left"/>
               <w:rPr>
@@ -6564,7 +6244,7 @@
           </w:tcPr>
           <w:p>
             <w:pPr>
-              <w:pStyle w:val="af3"/>
+              <w:pStyle w:val="ListParagraph"/>
               <w:ind w:left="0" w:firstLine="0"/>
               <w:jc w:val="center"/>
               <w:rPr>
@@ -6585,7 +6265,7 @@
           </w:tcPr>
           <w:p>
             <w:pPr>
-              <w:pStyle w:val="af3"/>
+              <w:pStyle w:val="ListParagraph"/>
               <w:ind w:left="0" w:firstLine="0"/>
               <w:jc w:val="center"/>
               <w:rPr>
@@ -6608,7 +6288,7 @@
           </w:tcPr>
           <w:p>
             <w:pPr>
-              <w:pStyle w:val="af3"/>
+              <w:pStyle w:val="ListParagraph"/>
               <w:ind w:left="0" w:firstLine="0"/>
               <w:jc w:val="center"/>
               <w:rPr>
@@ -6631,7 +6311,7 @@
           </w:tcPr>
           <w:p>
             <w:pPr>
-              <w:pStyle w:val="af3"/>
+              <w:pStyle w:val="ListParagraph"/>
               <w:ind w:left="0" w:firstLine="0"/>
               <w:jc w:val="center"/>
               <w:rPr>
@@ -6654,7 +6334,7 @@
           </w:tcPr>
           <w:p>
             <w:pPr>
-              <w:pStyle w:val="af3"/>
+              <w:pStyle w:val="ListParagraph"/>
               <w:ind w:left="0" w:firstLine="0"/>
               <w:jc w:val="left"/>
               <w:rPr>
@@ -6684,7 +6364,7 @@
           </w:tcPr>
           <w:p>
             <w:pPr>
-              <w:pStyle w:val="af3"/>
+              <w:pStyle w:val="ListParagraph"/>
               <w:ind w:left="0" w:firstLine="0"/>
               <w:jc w:val="center"/>
               <w:rPr>
@@ -6705,7 +6385,7 @@
           </w:tcPr>
           <w:p>
             <w:pPr>
-              <w:pStyle w:val="af3"/>
+              <w:pStyle w:val="ListParagraph"/>
               <w:ind w:left="0" w:firstLine="0"/>
               <w:jc w:val="center"/>
               <w:rPr>
@@ -6728,7 +6408,7 @@
           </w:tcPr>
           <w:p>
             <w:pPr>
-              <w:pStyle w:val="af3"/>
+              <w:pStyle w:val="ListParagraph"/>
               <w:ind w:left="0" w:firstLine="0"/>
               <w:jc w:val="center"/>
               <w:rPr>
@@ -6751,7 +6431,7 @@
           </w:tcPr>
           <w:p>
             <w:pPr>
-              <w:pStyle w:val="af3"/>
+              <w:pStyle w:val="ListParagraph"/>
               <w:ind w:left="0" w:firstLine="0"/>
               <w:jc w:val="center"/>
               <w:rPr>
@@ -6774,7 +6454,7 @@
           </w:tcPr>
           <w:p>
             <w:pPr>
-              <w:pStyle w:val="af3"/>
+              <w:pStyle w:val="ListParagraph"/>
               <w:ind w:left="0" w:firstLine="0"/>
               <w:jc w:val="left"/>
               <w:rPr>
@@ -6804,7 +6484,7 @@
           </w:tcPr>
           <w:p>
             <w:pPr>
-              <w:pStyle w:val="af3"/>
+              <w:pStyle w:val="ListParagraph"/>
               <w:ind w:left="0" w:firstLine="0"/>
               <w:jc w:val="center"/>
               <w:rPr>
@@ -6825,7 +6505,7 @@
           </w:tcPr>
           <w:p>
             <w:pPr>
-              <w:pStyle w:val="af3"/>
+              <w:pStyle w:val="ListParagraph"/>
               <w:ind w:left="0" w:firstLine="0"/>
               <w:jc w:val="center"/>
               <w:rPr>
@@ -6848,7 +6528,7 @@
           </w:tcPr>
           <w:p>
             <w:pPr>
-              <w:pStyle w:val="af3"/>
+              <w:pStyle w:val="ListParagraph"/>
               <w:ind w:left="0" w:firstLine="0"/>
               <w:jc w:val="center"/>
               <w:rPr>
@@ -6871,7 +6551,7 @@
           </w:tcPr>
           <w:p>
             <w:pPr>
-              <w:pStyle w:val="af3"/>
+              <w:pStyle w:val="ListParagraph"/>
               <w:ind w:left="0" w:firstLine="0"/>
               <w:jc w:val="center"/>
               <w:rPr>
@@ -6894,7 +6574,7 @@
           </w:tcPr>
           <w:p>
             <w:pPr>
-              <w:pStyle w:val="af3"/>
+              <w:pStyle w:val="ListParagraph"/>
               <w:ind w:left="0" w:firstLine="0"/>
               <w:jc w:val="left"/>
               <w:rPr>
@@ -6919,7 +6599,7 @@
           </w:tcPr>
           <w:p>
             <w:pPr>
-              <w:pStyle w:val="af3"/>
+              <w:pStyle w:val="ListParagraph"/>
               <w:ind w:left="0" w:firstLine="0"/>
               <w:jc w:val="center"/>
               <w:rPr>
@@ -6940,7 +6620,7 @@
           </w:tcPr>
           <w:p>
             <w:pPr>
-              <w:pStyle w:val="af3"/>
+              <w:pStyle w:val="ListParagraph"/>
               <w:ind w:left="0" w:firstLine="0"/>
               <w:jc w:val="center"/>
               <w:rPr>
@@ -6963,7 +6643,7 @@
           </w:tcPr>
           <w:p>
             <w:pPr>
-              <w:pStyle w:val="af3"/>
+              <w:pStyle w:val="ListParagraph"/>
               <w:ind w:left="0" w:firstLine="0"/>
               <w:jc w:val="center"/>
               <w:rPr>
@@ -6986,7 +6666,7 @@
           </w:tcPr>
           <w:p>
             <w:pPr>
-              <w:pStyle w:val="af3"/>
+              <w:pStyle w:val="ListParagraph"/>
               <w:ind w:left="0" w:firstLine="0"/>
               <w:jc w:val="center"/>
               <w:rPr>
@@ -7009,7 +6689,7 @@
           </w:tcPr>
           <w:p>
             <w:pPr>
-              <w:pStyle w:val="af3"/>
+              <w:pStyle w:val="ListParagraph"/>
               <w:ind w:left="0" w:firstLine="0"/>
               <w:jc w:val="left"/>
               <w:rPr>
@@ -7052,7 +6732,7 @@
           </w:tcPr>
           <w:p>
             <w:pPr>
-              <w:pStyle w:val="af3"/>
+              <w:pStyle w:val="ListParagraph"/>
               <w:ind w:left="0" w:firstLine="0"/>
               <w:jc w:val="center"/>
               <w:rPr>
@@ -7073,7 +6753,7 @@
           </w:tcPr>
           <w:p>
             <w:pPr>
-              <w:pStyle w:val="af3"/>
+              <w:pStyle w:val="ListParagraph"/>
               <w:ind w:left="0" w:firstLine="0"/>
               <w:jc w:val="center"/>
               <w:rPr>
@@ -7096,7 +6776,7 @@
           </w:tcPr>
           <w:p>
             <w:pPr>
-              <w:pStyle w:val="af3"/>
+              <w:pStyle w:val="ListParagraph"/>
               <w:ind w:left="0" w:firstLine="0"/>
               <w:jc w:val="center"/>
               <w:rPr>
@@ -7119,7 +6799,7 @@
           </w:tcPr>
           <w:p>
             <w:pPr>
-              <w:pStyle w:val="af3"/>
+              <w:pStyle w:val="ListParagraph"/>
               <w:ind w:left="0" w:firstLine="0"/>
               <w:jc w:val="center"/>
               <w:rPr>
@@ -7142,7 +6822,7 @@
           </w:tcPr>
           <w:p>
             <w:pPr>
-              <w:pStyle w:val="af3"/>
+              <w:pStyle w:val="ListParagraph"/>
               <w:ind w:left="0" w:firstLine="0"/>
               <w:jc w:val="left"/>
               <w:rPr>
@@ -7172,7 +6852,7 @@
           </w:tcPr>
           <w:p>
             <w:pPr>
-              <w:pStyle w:val="af3"/>
+              <w:pStyle w:val="ListParagraph"/>
               <w:ind w:left="0" w:firstLine="0"/>
               <w:jc w:val="center"/>
               <w:rPr>
@@ -7193,7 +6873,7 @@
           </w:tcPr>
           <w:p>
             <w:pPr>
-              <w:pStyle w:val="af3"/>
+              <w:pStyle w:val="ListParagraph"/>
               <w:ind w:left="0" w:firstLine="0"/>
               <w:jc w:val="center"/>
               <w:rPr>
@@ -7216,7 +6896,7 @@
           </w:tcPr>
           <w:p>
             <w:pPr>
-              <w:pStyle w:val="af3"/>
+              <w:pStyle w:val="ListParagraph"/>
               <w:ind w:left="0" w:firstLine="0"/>
               <w:jc w:val="center"/>
               <w:rPr>
@@ -7239,7 +6919,7 @@
           </w:tcPr>
           <w:p>
             <w:pPr>
-              <w:pStyle w:val="af3"/>
+              <w:pStyle w:val="ListParagraph"/>
               <w:ind w:left="0" w:firstLine="0"/>
               <w:jc w:val="center"/>
               <w:rPr>
@@ -7262,7 +6942,7 @@
           </w:tcPr>
           <w:p>
             <w:pPr>
-              <w:pStyle w:val="af3"/>
+              <w:pStyle w:val="ListParagraph"/>
               <w:ind w:left="0" w:firstLine="0"/>
               <w:jc w:val="left"/>
               <w:rPr>
@@ -7292,7 +6972,7 @@
           </w:tcPr>
           <w:p>
             <w:pPr>
-              <w:pStyle w:val="af3"/>
+              <w:pStyle w:val="ListParagraph"/>
               <w:ind w:left="0" w:firstLine="0"/>
               <w:jc w:val="center"/>
               <w:rPr>
@@ -7313,7 +6993,7 @@
           </w:tcPr>
           <w:p>
             <w:pPr>
-              <w:pStyle w:val="af3"/>
+              <w:pStyle w:val="ListParagraph"/>
               <w:ind w:left="0" w:firstLine="0"/>
               <w:jc w:val="center"/>
               <w:rPr>
@@ -7336,7 +7016,7 @@
           </w:tcPr>
           <w:p>
             <w:pPr>
-              <w:pStyle w:val="af3"/>
+              <w:pStyle w:val="ListParagraph"/>
               <w:ind w:left="0" w:firstLine="0"/>
               <w:jc w:val="center"/>
               <w:rPr>
@@ -7390,7 +7070,7 @@
           </w:tcPr>
           <w:p>
             <w:pPr>
-              <w:pStyle w:val="af3"/>
+              <w:pStyle w:val="ListParagraph"/>
               <w:ind w:left="0" w:firstLine="0"/>
               <w:jc w:val="left"/>
               <w:rPr>
@@ -7445,7 +7125,7 @@
           </w:tcPr>
           <w:p>
             <w:pPr>
-              <w:pStyle w:val="af3"/>
+              <w:pStyle w:val="ListParagraph"/>
               <w:ind w:left="0" w:firstLine="0"/>
               <w:jc w:val="center"/>
               <w:rPr>
@@ -7466,7 +7146,7 @@
           </w:tcPr>
           <w:p>
             <w:pPr>
-              <w:pStyle w:val="af3"/>
+              <w:pStyle w:val="ListParagraph"/>
               <w:ind w:left="0" w:firstLine="0"/>
               <w:jc w:val="center"/>
               <w:rPr>
@@ -7489,7 +7169,7 @@
           </w:tcPr>
           <w:p>
             <w:pPr>
-              <w:pStyle w:val="af3"/>
+              <w:pStyle w:val="ListParagraph"/>
               <w:ind w:left="0" w:firstLine="0"/>
               <w:jc w:val="center"/>
               <w:rPr>
@@ -7512,7 +7192,7 @@
           </w:tcPr>
           <w:p>
             <w:pPr>
-              <w:pStyle w:val="af3"/>
+              <w:pStyle w:val="ListParagraph"/>
               <w:ind w:left="0" w:firstLine="0"/>
               <w:jc w:val="center"/>
               <w:rPr>
@@ -7535,7 +7215,7 @@
           </w:tcPr>
           <w:p>
             <w:pPr>
-              <w:pStyle w:val="af3"/>
+              <w:pStyle w:val="ListParagraph"/>
               <w:ind w:left="0" w:firstLine="0"/>
               <w:jc w:val="left"/>
               <w:rPr>
@@ -7590,7 +7270,7 @@
           </w:tcPr>
           <w:p>
             <w:pPr>
-              <w:pStyle w:val="af3"/>
+              <w:pStyle w:val="ListParagraph"/>
               <w:ind w:left="0" w:firstLine="0"/>
               <w:jc w:val="center"/>
               <w:rPr>
@@ -7611,7 +7291,7 @@
           </w:tcPr>
           <w:p>
             <w:pPr>
-              <w:pStyle w:val="af3"/>
+              <w:pStyle w:val="ListParagraph"/>
               <w:ind w:left="0" w:firstLine="0"/>
               <w:jc w:val="center"/>
               <w:rPr>
@@ -7634,7 +7314,7 @@
           </w:tcPr>
           <w:p>
             <w:pPr>
-              <w:pStyle w:val="af3"/>
+              <w:pStyle w:val="ListParagraph"/>
               <w:ind w:left="0" w:firstLine="0"/>
               <w:jc w:val="center"/>
               <w:rPr>
@@ -7657,7 +7337,7 @@
           </w:tcPr>
           <w:p>
             <w:pPr>
-              <w:pStyle w:val="af3"/>
+              <w:pStyle w:val="ListParagraph"/>
               <w:ind w:left="0" w:firstLine="0"/>
               <w:jc w:val="center"/>
               <w:rPr>
@@ -7680,7 +7360,7 @@
           </w:tcPr>
           <w:p>
             <w:pPr>
-              <w:pStyle w:val="af3"/>
+              <w:pStyle w:val="ListParagraph"/>
               <w:ind w:left="0" w:firstLine="0"/>
               <w:jc w:val="left"/>
               <w:rPr>
@@ -7710,7 +7390,7 @@
           </w:tcPr>
           <w:p>
             <w:pPr>
-              <w:pStyle w:val="af3"/>
+              <w:pStyle w:val="ListParagraph"/>
               <w:ind w:left="0" w:firstLine="0"/>
               <w:jc w:val="center"/>
               <w:rPr>
@@ -7731,7 +7411,7 @@
           </w:tcPr>
           <w:p>
             <w:pPr>
-              <w:pStyle w:val="af3"/>
+              <w:pStyle w:val="ListParagraph"/>
               <w:ind w:left="0" w:firstLine="0"/>
               <w:jc w:val="center"/>
               <w:rPr>
@@ -7754,7 +7434,7 @@
           </w:tcPr>
           <w:p>
             <w:pPr>
-              <w:pStyle w:val="af3"/>
+              <w:pStyle w:val="ListParagraph"/>
               <w:ind w:left="0" w:firstLine="0"/>
               <w:jc w:val="center"/>
               <w:rPr>
@@ -7777,7 +7457,7 @@
           </w:tcPr>
           <w:p>
             <w:pPr>
-              <w:pStyle w:val="af3"/>
+              <w:pStyle w:val="ListParagraph"/>
               <w:ind w:left="0" w:firstLine="0"/>
               <w:jc w:val="center"/>
               <w:rPr>
@@ -7800,7 +7480,7 @@
           </w:tcPr>
           <w:p>
             <w:pPr>
-              <w:pStyle w:val="af3"/>
+              <w:pStyle w:val="ListParagraph"/>
               <w:ind w:left="0" w:firstLine="0"/>
               <w:jc w:val="left"/>
               <w:rPr>
@@ -7830,7 +7510,7 @@
           </w:tcPr>
           <w:p>
             <w:pPr>
-              <w:pStyle w:val="af3"/>
+              <w:pStyle w:val="ListParagraph"/>
               <w:ind w:left="0" w:firstLine="0"/>
               <w:jc w:val="center"/>
               <w:rPr>
@@ -7851,7 +7531,7 @@
           </w:tcPr>
           <w:p>
             <w:pPr>
-              <w:pStyle w:val="af3"/>
+              <w:pStyle w:val="ListParagraph"/>
               <w:ind w:left="0" w:firstLine="0"/>
               <w:jc w:val="center"/>
               <w:rPr>
@@ -7874,7 +7554,7 @@
           </w:tcPr>
           <w:p>
             <w:pPr>
-              <w:pStyle w:val="af3"/>
+              <w:pStyle w:val="ListParagraph"/>
               <w:ind w:left="0" w:firstLine="0"/>
               <w:jc w:val="center"/>
               <w:rPr>
@@ -7897,7 +7577,7 @@
           </w:tcPr>
           <w:p>
             <w:pPr>
-              <w:pStyle w:val="af3"/>
+              <w:pStyle w:val="ListParagraph"/>
               <w:ind w:left="0" w:firstLine="0"/>
               <w:jc w:val="center"/>
               <w:rPr>
@@ -7920,7 +7600,7 @@
           </w:tcPr>
           <w:p>
             <w:pPr>
-              <w:pStyle w:val="af3"/>
+              <w:pStyle w:val="ListParagraph"/>
               <w:ind w:left="0" w:firstLine="0"/>
               <w:jc w:val="left"/>
               <w:rPr>
@@ -7975,7 +7655,7 @@
           </w:tcPr>
           <w:p>
             <w:pPr>
-              <w:pStyle w:val="af3"/>
+              <w:pStyle w:val="ListParagraph"/>
               <w:ind w:left="0" w:firstLine="0"/>
               <w:jc w:val="center"/>
               <w:rPr>
@@ -7996,7 +7676,7 @@
           </w:tcPr>
           <w:p>
             <w:pPr>
-              <w:pStyle w:val="af3"/>
+              <w:pStyle w:val="ListParagraph"/>
               <w:ind w:left="0" w:firstLine="0"/>
               <w:jc w:val="center"/>
               <w:rPr>
@@ -8019,7 +7699,7 @@
           </w:tcPr>
           <w:p>
             <w:pPr>
-              <w:pStyle w:val="af3"/>
+              <w:pStyle w:val="ListParagraph"/>
               <w:ind w:left="0" w:firstLine="0"/>
               <w:jc w:val="center"/>
               <w:rPr>
@@ -8042,7 +7722,7 @@
           </w:tcPr>
           <w:p>
             <w:pPr>
-              <w:pStyle w:val="af3"/>
+              <w:pStyle w:val="ListParagraph"/>
               <w:ind w:left="0" w:firstLine="0"/>
               <w:jc w:val="center"/>
               <w:rPr>
@@ -8065,7 +7745,7 @@
           </w:tcPr>
           <w:p>
             <w:pPr>
-              <w:pStyle w:val="af3"/>
+              <w:pStyle w:val="ListParagraph"/>
               <w:keepNext/>
               <w:ind w:left="0" w:firstLine="0"/>
               <w:jc w:val="left"/>
@@ -8098,7 +7778,7 @@
     </w:tbl>
     <w:p>
       <w:pPr>
-        <w:pStyle w:val="af6"/>
+        <w:pStyle w:val="a8"/>
         <w:rPr>
           <w:sz w:val="24"/>
           <w:szCs w:val="24"/>
@@ -8152,28 +7832,12 @@
           <w:sz w:val="24"/>
           <w:szCs w:val="24"/>
         </w:rPr>
-        <w:t xml:space="preserve"> - </w:t>
-      </w:r>
-      <w:proofErr w:type="spellStart"/>
-      <w:r>
-        <w:rPr>
-          <w:sz w:val="24"/>
-          <w:szCs w:val="24"/>
-        </w:rPr>
-        <w:t>Мненомики</w:t>
-      </w:r>
-      <w:proofErr w:type="spellEnd"/>
-      <w:r>
-        <w:rPr>
-          <w:sz w:val="24"/>
-          <w:szCs w:val="24"/>
-        </w:rPr>
-        <w:t xml:space="preserve"> команд</w:t>
-      </w:r>
-    </w:p>
-    <w:p>
-      <w:pPr>
-        <w:pStyle w:val="aa"/>
+        <w:t xml:space="preserve"> - Мненомики команд</w:t>
+      </w:r>
+    </w:p>
+    <w:p>
+      <w:pPr>
+        <w:pStyle w:val="a4"/>
       </w:pPr>
     </w:p>
     <w:p/>
@@ -8182,7 +7846,7 @@
     <w:p/>
     <w:p>
       <w:pPr>
-        <w:pStyle w:val="aa"/>
+        <w:pStyle w:val="a4"/>
         <w:numPr>
           <w:ilvl w:val="0"/>
           <w:numId w:val="44"/>
@@ -8195,24 +7859,13 @@
       </w:pPr>
       <w:r>
         <w:lastRenderedPageBreak/>
-        <w:t xml:space="preserve">Изучение </w:t>
-      </w:r>
-      <w:proofErr w:type="gramStart"/>
-      <w:r>
-        <w:t xml:space="preserve">структуры </w:t>
-      </w:r>
-      <w:r>
-        <w:rPr>
-          <w:lang w:val="en-US"/>
-        </w:rPr>
-        <w:t>.hex</w:t>
-      </w:r>
-      <w:proofErr w:type="gramEnd"/>
-      <w:r>
-        <w:rPr>
-          <w:lang w:val="en-US"/>
-        </w:rPr>
-        <w:t xml:space="preserve"> </w:t>
+        <w:t xml:space="preserve">Изучение структуры </w:t>
+      </w:r>
+      <w:r>
+        <w:rPr>
+          <w:lang w:val="en-US"/>
+        </w:rPr>
+        <w:t xml:space="preserve">.hex </w:t>
       </w:r>
       <w:r>
         <w:t>файла</w:t>
@@ -8627,54 +8280,45 @@
           <w:rFonts w:cs="Times New Roman"/>
         </w:rPr>
       </w:pPr>
-      <w:proofErr w:type="gramStart"/>
       <w:r>
         <w:rPr>
           <w:rFonts w:cs="Times New Roman"/>
         </w:rPr>
-        <w:t>1-7</w:t>
-      </w:r>
-      <w:proofErr w:type="gramEnd"/>
-      <w:r>
+        <w:t>1-7 записи содержат в себе 16 байт информации (8 слов). Следовательно, суммарно в файле 40 машинных  слов.</w:t>
+      </w:r>
+    </w:p>
+    <w:p>
+      <w:pPr>
+        <w:ind w:left="709" w:firstLine="0"/>
         <w:rPr>
           <w:rFonts w:cs="Times New Roman"/>
         </w:rPr>
-        <w:t xml:space="preserve"> записи содержат в себе 16 байт информации (8 слов). Следовательно, суммарно в файле 40 </w:t>
-      </w:r>
-      <w:proofErr w:type="gramStart"/>
+      </w:pPr>
       <w:r>
         <w:rPr>
           <w:rFonts w:cs="Times New Roman"/>
         </w:rPr>
-        <w:t>машинных  слов</w:t>
-      </w:r>
-      <w:proofErr w:type="gramEnd"/>
+        <w:t xml:space="preserve">: - </w:t>
+      </w:r>
       <w:r>
         <w:rPr>
           <w:rFonts w:cs="Times New Roman"/>
-        </w:rPr>
-        <w:t>.</w:t>
-      </w:r>
-    </w:p>
-    <w:p>
-      <w:pPr>
-        <w:ind w:left="709" w:firstLine="0"/>
+          <w:lang w:val="en-US"/>
+        </w:rPr>
+        <w:t>RECORD</w:t>
+      </w:r>
+      <w:r>
         <w:rPr>
           <w:rFonts w:cs="Times New Roman"/>
         </w:rPr>
-      </w:pPr>
+        <w:t xml:space="preserve"> </w:t>
+      </w:r>
       <w:r>
         <w:rPr>
           <w:rFonts w:cs="Times New Roman"/>
-        </w:rPr>
-        <w:t xml:space="preserve">: - </w:t>
-      </w:r>
-      <w:r>
-        <w:rPr>
-          <w:rFonts w:cs="Times New Roman"/>
-          <w:lang w:val="en-US"/>
-        </w:rPr>
-        <w:t>RECORD MARK</w:t>
+          <w:lang w:val="en-US"/>
+        </w:rPr>
+        <w:t>MARK</w:t>
       </w:r>
       <w:r>
         <w:rPr>
@@ -8789,7 +8433,13 @@
           <w:rFonts w:cs="Times New Roman"/>
           <w:lang w:val="en-US"/>
         </w:rPr>
-        <w:t xml:space="preserve">RECTYP, </w:t>
+        <w:t>RECTYP</w:t>
+      </w:r>
+      <w:r>
+        <w:rPr>
+          <w:rFonts w:cs="Times New Roman"/>
+        </w:rPr>
+        <w:t xml:space="preserve">, </w:t>
       </w:r>
       <w:r>
         <w:rPr>
@@ -8823,27 +8473,19 @@
           <w:rFonts w:cs="Times New Roman"/>
           <w:lang w:val="en-US"/>
         </w:rPr>
-        <w:t xml:space="preserve">USBA, </w:t>
+        <w:t>USBA</w:t>
       </w:r>
       <w:r>
         <w:rPr>
           <w:rFonts w:cs="Times New Roman"/>
         </w:rPr>
-        <w:t xml:space="preserve">расширенный </w:t>
-      </w:r>
-      <w:proofErr w:type="spellStart"/>
+        <w:t xml:space="preserve">, </w:t>
+      </w:r>
       <w:r>
         <w:rPr>
           <w:rFonts w:cs="Times New Roman"/>
         </w:rPr>
-        <w:t>сегментый</w:t>
-      </w:r>
-      <w:proofErr w:type="spellEnd"/>
-      <w:r>
-        <w:rPr>
-          <w:rFonts w:cs="Times New Roman"/>
-        </w:rPr>
-        <w:t xml:space="preserve"> адрес</w:t>
+        <w:t>расширенный сегментый адрес</w:t>
       </w:r>
     </w:p>
     <w:p>
@@ -8916,7 +8558,7 @@
     </w:p>
     <w:p>
       <w:pPr>
-        <w:pStyle w:val="af3"/>
+        <w:pStyle w:val="ListParagraph"/>
         <w:numPr>
           <w:ilvl w:val="0"/>
           <w:numId w:val="44"/>
@@ -8927,15 +8569,12 @@
         <w:t>О</w:t>
       </w:r>
       <w:r>
-        <w:t>пределить этапы командного цикла, задействованные узлы МК, состав пересылаемых данных и управляющих сигналов</w:t>
-      </w:r>
-      <w:r>
-        <w:t>:</w:t>
-      </w:r>
-    </w:p>
-    <w:p>
-      <w:pPr>
-        <w:pStyle w:val="af3"/>
+        <w:t>пределить этапы командного цикла, задействованные узлы МК, состав пересылаемых данных и управляющих сигналов:</w:t>
+      </w:r>
+    </w:p>
+    <w:p>
+      <w:pPr>
+        <w:pStyle w:val="ListParagraph"/>
         <w:ind w:left="709" w:firstLine="0"/>
         <w:rPr>
           <w:lang w:val="en-US"/>
@@ -8959,7 +8598,7 @@
     </w:p>
     <w:tbl>
       <w:tblPr>
-        <w:tblStyle w:val="af5"/>
+        <w:tblStyle w:val="TableGrid"/>
         <w:tblW w:w="10085" w:type="dxa"/>
         <w:tblInd w:w="-5" w:type="dxa"/>
         <w:tblLayout w:type="fixed"/>
@@ -8979,7 +8618,7 @@
           </w:tcPr>
           <w:p>
             <w:pPr>
-              <w:pStyle w:val="af3"/>
+              <w:pStyle w:val="ListParagraph"/>
               <w:ind w:left="0" w:firstLine="0"/>
               <w:jc w:val="center"/>
             </w:pPr>
@@ -8994,7 +8633,7 @@
           </w:tcPr>
           <w:p>
             <w:pPr>
-              <w:pStyle w:val="af3"/>
+              <w:pStyle w:val="ListParagraph"/>
               <w:ind w:left="0" w:firstLine="0"/>
               <w:jc w:val="center"/>
             </w:pPr>
@@ -9009,7 +8648,7 @@
           </w:tcPr>
           <w:p>
             <w:pPr>
-              <w:pStyle w:val="af3"/>
+              <w:pStyle w:val="ListParagraph"/>
               <w:ind w:left="0" w:firstLine="0"/>
               <w:jc w:val="center"/>
             </w:pPr>
@@ -9024,7 +8663,7 @@
           </w:tcPr>
           <w:p>
             <w:pPr>
-              <w:pStyle w:val="af3"/>
+              <w:pStyle w:val="ListParagraph"/>
               <w:ind w:left="0" w:firstLine="0"/>
               <w:jc w:val="center"/>
             </w:pPr>
@@ -9039,7 +8678,7 @@
           </w:tcPr>
           <w:p>
             <w:pPr>
-              <w:pStyle w:val="af3"/>
+              <w:pStyle w:val="ListParagraph"/>
               <w:ind w:left="0" w:firstLine="0"/>
               <w:jc w:val="center"/>
             </w:pPr>
@@ -9056,7 +8695,7 @@
           </w:tcPr>
           <w:p>
             <w:pPr>
-              <w:pStyle w:val="af3"/>
+              <w:pStyle w:val="ListParagraph"/>
               <w:ind w:left="0" w:firstLine="0"/>
               <w:jc w:val="center"/>
             </w:pPr>
@@ -9071,7 +8710,7 @@
           </w:tcPr>
           <w:p>
             <w:pPr>
-              <w:pStyle w:val="af3"/>
+              <w:pStyle w:val="ListParagraph"/>
               <w:ind w:left="0" w:firstLine="0"/>
             </w:pPr>
             <w:r>
@@ -9091,7 +8730,7 @@
           </w:tcPr>
           <w:p>
             <w:pPr>
-              <w:pStyle w:val="af3"/>
+              <w:pStyle w:val="ListParagraph"/>
               <w:ind w:left="0" w:firstLine="0"/>
             </w:pPr>
             <w:r>
@@ -9123,7 +8762,7 @@
           </w:tcPr>
           <w:p>
             <w:pPr>
-              <w:pStyle w:val="af3"/>
+              <w:pStyle w:val="ListParagraph"/>
               <w:ind w:left="0" w:firstLine="0"/>
             </w:pPr>
             <w:r>
@@ -9137,7 +8776,7 @@
           </w:tcPr>
           <w:p>
             <w:pPr>
-              <w:pStyle w:val="af3"/>
+              <w:pStyle w:val="ListParagraph"/>
               <w:ind w:left="0" w:firstLine="0"/>
               <w:rPr>
                 <w:lang w:val="en-US"/>
@@ -9175,7 +8814,7 @@
           </w:tcPr>
           <w:p>
             <w:pPr>
-              <w:pStyle w:val="af3"/>
+              <w:pStyle w:val="ListParagraph"/>
               <w:ind w:left="0" w:firstLine="0"/>
               <w:jc w:val="center"/>
             </w:pPr>
@@ -9190,7 +8829,7 @@
           </w:tcPr>
           <w:p>
             <w:pPr>
-              <w:pStyle w:val="af3"/>
+              <w:pStyle w:val="ListParagraph"/>
               <w:ind w:left="0" w:firstLine="0"/>
             </w:pPr>
             <w:r>
@@ -9204,7 +8843,7 @@
           </w:tcPr>
           <w:p>
             <w:pPr>
-              <w:pStyle w:val="af3"/>
+              <w:pStyle w:val="ListParagraph"/>
               <w:ind w:left="0" w:firstLine="0"/>
               <w:rPr>
                 <w:lang w:val="en-US"/>
@@ -9224,7 +8863,7 @@
           </w:tcPr>
           <w:p>
             <w:pPr>
-              <w:pStyle w:val="af3"/>
+              <w:pStyle w:val="ListParagraph"/>
               <w:ind w:left="0" w:firstLine="0"/>
             </w:pPr>
             <w:r>
@@ -9244,7 +8883,7 @@
           </w:tcPr>
           <w:p>
             <w:pPr>
-              <w:pStyle w:val="af3"/>
+              <w:pStyle w:val="ListParagraph"/>
               <w:ind w:left="0" w:firstLine="0"/>
               <w:rPr>
                 <w:lang w:val="en-US"/>
@@ -9268,7 +8907,7 @@
           </w:tcPr>
           <w:p>
             <w:pPr>
-              <w:pStyle w:val="af3"/>
+              <w:pStyle w:val="ListParagraph"/>
               <w:ind w:left="0" w:firstLine="0"/>
               <w:jc w:val="center"/>
             </w:pPr>
@@ -9284,7 +8923,7 @@
           </w:tcPr>
           <w:p>
             <w:pPr>
-              <w:pStyle w:val="af3"/>
+              <w:pStyle w:val="ListParagraph"/>
               <w:ind w:left="0" w:firstLine="0"/>
             </w:pPr>
             <w:r>
@@ -9298,7 +8937,7 @@
           </w:tcPr>
           <w:p>
             <w:pPr>
-              <w:pStyle w:val="af3"/>
+              <w:pStyle w:val="ListParagraph"/>
               <w:ind w:left="0" w:firstLine="0"/>
             </w:pPr>
             <w:r>
@@ -9324,7 +8963,7 @@
           </w:tcPr>
           <w:p>
             <w:pPr>
-              <w:pStyle w:val="af3"/>
+              <w:pStyle w:val="ListParagraph"/>
               <w:ind w:left="0" w:firstLine="0"/>
             </w:pPr>
             <w:r>
@@ -9338,7 +8977,7 @@
           </w:tcPr>
           <w:p>
             <w:pPr>
-              <w:pStyle w:val="af3"/>
+              <w:pStyle w:val="ListParagraph"/>
               <w:ind w:left="0" w:firstLine="0"/>
               <w:rPr>
                 <w:lang w:val="en-US"/>
@@ -9376,7 +9015,7 @@
           </w:tcPr>
           <w:p>
             <w:pPr>
-              <w:pStyle w:val="af3"/>
+              <w:pStyle w:val="ListParagraph"/>
               <w:ind w:left="0" w:firstLine="0"/>
               <w:jc w:val="center"/>
             </w:pPr>
@@ -9391,7 +9030,7 @@
           </w:tcPr>
           <w:p>
             <w:pPr>
-              <w:pStyle w:val="af3"/>
+              <w:pStyle w:val="ListParagraph"/>
               <w:ind w:left="0" w:firstLine="0"/>
             </w:pPr>
             <w:r>
@@ -9405,7 +9044,7 @@
           </w:tcPr>
           <w:p>
             <w:pPr>
-              <w:pStyle w:val="af3"/>
+              <w:pStyle w:val="ListParagraph"/>
               <w:ind w:left="0" w:firstLine="0"/>
             </w:pPr>
             <w:r>
@@ -9419,19 +9058,11 @@
           </w:tcPr>
           <w:p>
             <w:pPr>
-              <w:pStyle w:val="af3"/>
+              <w:pStyle w:val="ListParagraph"/>
               <w:ind w:left="0" w:firstLine="0"/>
             </w:pPr>
             <w:r>
-              <w:t>Поля команды (</w:t>
-            </w:r>
-            <w:proofErr w:type="spellStart"/>
-            <w:r>
-              <w:t>Rd</w:t>
-            </w:r>
-            <w:proofErr w:type="spellEnd"/>
-            <w:r>
-              <w:t xml:space="preserve"> = R30, K = 76)</w:t>
+              <w:t>Поля команды (Rd = R30, K = 76)</w:t>
             </w:r>
           </w:p>
         </w:tc>
@@ -9441,7 +9072,7 @@
           </w:tcPr>
           <w:p>
             <w:pPr>
-              <w:pStyle w:val="af3"/>
+              <w:pStyle w:val="ListParagraph"/>
               <w:ind w:left="0" w:firstLine="0"/>
               <w:rPr>
                 <w:lang w:val="en-US"/>
@@ -9463,7 +9094,7 @@
           </w:tcPr>
           <w:p>
             <w:pPr>
-              <w:pStyle w:val="af3"/>
+              <w:pStyle w:val="ListParagraph"/>
               <w:ind w:left="0" w:firstLine="0"/>
               <w:jc w:val="center"/>
             </w:pPr>
@@ -9478,7 +9109,7 @@
           </w:tcPr>
           <w:p>
             <w:pPr>
-              <w:pStyle w:val="af3"/>
+              <w:pStyle w:val="ListParagraph"/>
               <w:ind w:left="0" w:firstLine="0"/>
             </w:pPr>
             <w:r>
@@ -9492,7 +9123,7 @@
           </w:tcPr>
           <w:p>
             <w:pPr>
-              <w:pStyle w:val="af3"/>
+              <w:pStyle w:val="ListParagraph"/>
               <w:ind w:left="0" w:firstLine="0"/>
             </w:pPr>
             <w:r>
@@ -9506,7 +9137,7 @@
           </w:tcPr>
           <w:p>
             <w:pPr>
-              <w:pStyle w:val="af3"/>
+              <w:pStyle w:val="ListParagraph"/>
               <w:ind w:left="0" w:firstLine="0"/>
             </w:pPr>
             <w:r>
@@ -9520,7 +9151,7 @@
           </w:tcPr>
           <w:p>
             <w:pPr>
-              <w:pStyle w:val="af3"/>
+              <w:pStyle w:val="ListParagraph"/>
               <w:ind w:left="0" w:firstLine="0"/>
               <w:rPr>
                 <w:lang w:val="en-US"/>
@@ -9550,7 +9181,7 @@
           </w:tcPr>
           <w:p>
             <w:pPr>
-              <w:pStyle w:val="af3"/>
+              <w:pStyle w:val="ListParagraph"/>
               <w:ind w:left="0" w:firstLine="0"/>
               <w:jc w:val="center"/>
             </w:pPr>
@@ -9565,7 +9196,7 @@
           </w:tcPr>
           <w:p>
             <w:pPr>
-              <w:pStyle w:val="af3"/>
+              <w:pStyle w:val="ListParagraph"/>
               <w:ind w:left="0" w:firstLine="0"/>
             </w:pPr>
             <w:r>
@@ -9579,7 +9210,7 @@
           </w:tcPr>
           <w:p>
             <w:pPr>
-              <w:pStyle w:val="af3"/>
+              <w:pStyle w:val="ListParagraph"/>
               <w:ind w:left="0" w:firstLine="0"/>
             </w:pPr>
             <w:r>
@@ -9593,7 +9224,7 @@
           </w:tcPr>
           <w:p>
             <w:pPr>
-              <w:pStyle w:val="af3"/>
+              <w:pStyle w:val="ListParagraph"/>
               <w:ind w:left="0" w:firstLine="0"/>
             </w:pPr>
             <w:r>
@@ -9607,7 +9238,7 @@
           </w:tcPr>
           <w:p>
             <w:pPr>
-              <w:pStyle w:val="af3"/>
+              <w:pStyle w:val="ListParagraph"/>
               <w:ind w:left="0" w:firstLine="0"/>
               <w:rPr>
                 <w:lang w:val="en-US"/>
@@ -9631,7 +9262,7 @@
           </w:tcPr>
           <w:p>
             <w:pPr>
-              <w:pStyle w:val="af3"/>
+              <w:pStyle w:val="ListParagraph"/>
               <w:ind w:left="0" w:firstLine="0"/>
               <w:jc w:val="center"/>
             </w:pPr>
@@ -9646,7 +9277,7 @@
           </w:tcPr>
           <w:p>
             <w:pPr>
-              <w:pStyle w:val="af3"/>
+              <w:pStyle w:val="ListParagraph"/>
               <w:ind w:left="0" w:firstLine="0"/>
             </w:pPr>
             <w:r>
@@ -9660,7 +9291,7 @@
           </w:tcPr>
           <w:p>
             <w:pPr>
-              <w:pStyle w:val="af3"/>
+              <w:pStyle w:val="ListParagraph"/>
               <w:ind w:left="0" w:firstLine="0"/>
             </w:pPr>
             <w:r>
@@ -9674,7 +9305,7 @@
           </w:tcPr>
           <w:p>
             <w:pPr>
-              <w:pStyle w:val="af3"/>
+              <w:pStyle w:val="ListParagraph"/>
               <w:ind w:left="0" w:firstLine="0"/>
             </w:pPr>
             <w:r>
@@ -9688,7 +9319,7 @@
           </w:tcPr>
           <w:p>
             <w:pPr>
-              <w:pStyle w:val="af3"/>
+              <w:pStyle w:val="ListParagraph"/>
               <w:ind w:left="0" w:firstLine="0"/>
               <w:rPr>
                 <w:lang w:val="en-US"/>
@@ -9712,7 +9343,7 @@
           </w:tcPr>
           <w:p>
             <w:pPr>
-              <w:pStyle w:val="af3"/>
+              <w:pStyle w:val="ListParagraph"/>
               <w:ind w:left="0" w:firstLine="0"/>
               <w:jc w:val="center"/>
             </w:pPr>
@@ -9727,7 +9358,7 @@
           </w:tcPr>
           <w:p>
             <w:pPr>
-              <w:pStyle w:val="af3"/>
+              <w:pStyle w:val="ListParagraph"/>
               <w:ind w:left="0" w:firstLine="0"/>
             </w:pPr>
             <w:r>
@@ -9741,7 +9372,7 @@
           </w:tcPr>
           <w:p>
             <w:pPr>
-              <w:pStyle w:val="af3"/>
+              <w:pStyle w:val="ListParagraph"/>
               <w:ind w:left="0" w:firstLine="0"/>
             </w:pPr>
             <w:r>
@@ -9755,7 +9386,7 @@
           </w:tcPr>
           <w:p>
             <w:pPr>
-              <w:pStyle w:val="af3"/>
+              <w:pStyle w:val="ListParagraph"/>
               <w:ind w:left="0" w:firstLine="0"/>
             </w:pPr>
             <w:r>
@@ -9769,7 +9400,7 @@
           </w:tcPr>
           <w:p>
             <w:pPr>
-              <w:pStyle w:val="af3"/>
+              <w:pStyle w:val="ListParagraph"/>
               <w:ind w:left="0" w:firstLine="0"/>
               <w:rPr>
                 <w:lang w:val="en-US"/>
@@ -9799,7 +9430,7 @@
           </w:tcPr>
           <w:p>
             <w:pPr>
-              <w:pStyle w:val="af3"/>
+              <w:pStyle w:val="ListParagraph"/>
               <w:ind w:left="0" w:firstLine="0"/>
               <w:jc w:val="center"/>
             </w:pPr>
@@ -9814,7 +9445,7 @@
           </w:tcPr>
           <w:p>
             <w:pPr>
-              <w:pStyle w:val="af3"/>
+              <w:pStyle w:val="ListParagraph"/>
               <w:ind w:left="0" w:firstLine="0"/>
             </w:pPr>
             <w:r>
@@ -9828,7 +9459,7 @@
           </w:tcPr>
           <w:p>
             <w:pPr>
-              <w:pStyle w:val="af3"/>
+              <w:pStyle w:val="ListParagraph"/>
               <w:ind w:left="0" w:firstLine="0"/>
             </w:pPr>
             <w:r>
@@ -9848,7 +9479,7 @@
           </w:tcPr>
           <w:p>
             <w:pPr>
-              <w:pStyle w:val="af3"/>
+              <w:pStyle w:val="ListParagraph"/>
               <w:ind w:left="0" w:firstLine="0"/>
               <w:rPr>
                 <w:lang w:val="en-US"/>
@@ -9884,7 +9515,7 @@
           </w:tcPr>
           <w:p>
             <w:pPr>
-              <w:pStyle w:val="af3"/>
+              <w:pStyle w:val="ListParagraph"/>
               <w:ind w:left="0" w:firstLine="0"/>
               <w:rPr>
                 <w:lang w:val="en-US"/>
@@ -9908,7 +9539,7 @@
           </w:tcPr>
           <w:p>
             <w:pPr>
-              <w:pStyle w:val="af3"/>
+              <w:pStyle w:val="ListParagraph"/>
               <w:ind w:left="0" w:firstLine="0"/>
               <w:jc w:val="center"/>
             </w:pPr>
@@ -9923,7 +9554,7 @@
           </w:tcPr>
           <w:p>
             <w:pPr>
-              <w:pStyle w:val="af3"/>
+              <w:pStyle w:val="ListParagraph"/>
               <w:ind w:left="0" w:firstLine="0"/>
             </w:pPr>
             <w:r>
@@ -9937,7 +9568,7 @@
           </w:tcPr>
           <w:p>
             <w:pPr>
-              <w:pStyle w:val="af3"/>
+              <w:pStyle w:val="ListParagraph"/>
               <w:ind w:left="0" w:firstLine="0"/>
             </w:pPr>
             <w:r>
@@ -9970,7 +9601,7 @@
           </w:tcPr>
           <w:p>
             <w:pPr>
-              <w:pStyle w:val="af3"/>
+              <w:pStyle w:val="ListParagraph"/>
               <w:ind w:left="0" w:firstLine="0"/>
               <w:rPr>
                 <w:lang w:val="en-US"/>
@@ -10000,7 +9631,7 @@
           </w:tcPr>
           <w:p>
             <w:pPr>
-              <w:pStyle w:val="af3"/>
+              <w:pStyle w:val="ListParagraph"/>
               <w:ind w:left="0" w:firstLine="0"/>
               <w:jc w:val="center"/>
             </w:pPr>
@@ -10015,7 +9646,7 @@
           </w:tcPr>
           <w:p>
             <w:pPr>
-              <w:pStyle w:val="af3"/>
+              <w:pStyle w:val="ListParagraph"/>
               <w:ind w:left="0" w:firstLine="0"/>
             </w:pPr>
             <w:r>
@@ -10029,7 +9660,7 @@
           </w:tcPr>
           <w:p>
             <w:pPr>
-              <w:pStyle w:val="af3"/>
+              <w:pStyle w:val="ListParagraph"/>
               <w:ind w:left="0" w:firstLine="0"/>
             </w:pPr>
             <w:r>
@@ -10043,7 +9674,7 @@
           </w:tcPr>
           <w:p>
             <w:pPr>
-              <w:pStyle w:val="af3"/>
+              <w:pStyle w:val="ListParagraph"/>
               <w:ind w:left="0" w:firstLine="0"/>
             </w:pPr>
             <w:r>
@@ -10057,7 +9688,7 @@
           </w:tcPr>
           <w:p>
             <w:pPr>
-              <w:pStyle w:val="af3"/>
+              <w:pStyle w:val="ListParagraph"/>
               <w:keepNext/>
               <w:ind w:left="0" w:firstLine="0"/>
               <w:rPr>
@@ -10078,7 +9709,7 @@
     </w:tbl>
     <w:p>
       <w:pPr>
-        <w:pStyle w:val="af6"/>
+        <w:pStyle w:val="a8"/>
         <w:rPr>
           <w:sz w:val="24"/>
           <w:szCs w:val="24"/>
@@ -10182,7 +9813,7 @@
     </w:p>
     <w:p>
       <w:pPr>
-        <w:pStyle w:val="af3"/>
+        <w:pStyle w:val="ListParagraph"/>
         <w:ind w:left="709" w:firstLine="0"/>
       </w:pPr>
       <w:r>
@@ -10233,31 +9864,31 @@
     </w:p>
     <w:p>
       <w:pPr>
-        <w:pStyle w:val="af3"/>
+        <w:pStyle w:val="ListParagraph"/>
         <w:ind w:left="709" w:firstLine="0"/>
       </w:pPr>
     </w:p>
     <w:p>
       <w:pPr>
-        <w:pStyle w:val="af3"/>
+        <w:pStyle w:val="ListParagraph"/>
         <w:ind w:left="709" w:firstLine="0"/>
       </w:pPr>
     </w:p>
     <w:p>
       <w:pPr>
-        <w:pStyle w:val="af3"/>
+        <w:pStyle w:val="ListParagraph"/>
         <w:ind w:left="709" w:firstLine="0"/>
       </w:pPr>
     </w:p>
     <w:p>
       <w:pPr>
-        <w:pStyle w:val="af3"/>
+        <w:pStyle w:val="ListParagraph"/>
         <w:ind w:left="709" w:firstLine="0"/>
       </w:pPr>
     </w:p>
     <w:p>
       <w:pPr>
-        <w:pStyle w:val="af3"/>
+        <w:pStyle w:val="ListParagraph"/>
         <w:ind w:left="709" w:firstLine="0"/>
       </w:pPr>
       <w:r>
@@ -10303,7 +9934,7 @@
     </w:p>
     <w:tbl>
       <w:tblPr>
-        <w:tblStyle w:val="af5"/>
+        <w:tblStyle w:val="TableGrid"/>
         <w:tblW w:w="0" w:type="auto"/>
         <w:tblInd w:w="-431" w:type="dxa"/>
         <w:tblLook w:val="04A0" w:firstRow="1" w:lastRow="0" w:firstColumn="1" w:lastColumn="0" w:noHBand="0" w:noVBand="1"/>
@@ -10626,7 +10257,7 @@
               <w:tblLook w:val="04A0" w:firstRow="1" w:lastRow="0" w:firstColumn="1" w:lastColumn="0" w:noHBand="0" w:noVBand="1"/>
             </w:tblPr>
             <w:tblGrid>
-              <w:gridCol w:w="1985"/>
+              <w:gridCol w:w="2163"/>
             </w:tblGrid>
             <w:tr>
               <w:trPr>
@@ -10771,19 +10402,7 @@
                     <w:rPr>
                       <w:rFonts w:cs="Times New Roman"/>
                     </w:rPr>
-                    <w:t xml:space="preserve">PC </w:t>
-                  </w:r>
-                  <w:r>
-                    <w:rPr>
-                      <w:rFonts w:cs="Times New Roman"/>
-                    </w:rPr>
-                    <w:t>=</w:t>
-                  </w:r>
-                  <w:r>
-                    <w:rPr>
-                      <w:rFonts w:cs="Times New Roman"/>
-                    </w:rPr>
-                    <w:t xml:space="preserve"> PC + 1</w:t>
+                    <w:t>PC = PC + 1</w:t>
                   </w:r>
                 </w:p>
               </w:tc>
@@ -10881,14 +10500,12 @@
                       <w:rFonts w:cs="Times New Roman"/>
                     </w:rPr>
                   </w:pPr>
-                  <w:proofErr w:type="spellStart"/>
                   <w:r>
                     <w:rPr>
                       <w:rFonts w:cs="Times New Roman"/>
                     </w:rPr>
                     <w:t>PC_inc</w:t>
                   </w:r>
-                  <w:proofErr w:type="spellEnd"/>
                 </w:p>
               </w:tc>
             </w:tr>
@@ -11016,7 +10633,7 @@
               <w:tblLook w:val="04A0" w:firstRow="1" w:lastRow="0" w:firstColumn="1" w:lastColumn="0" w:noHBand="0" w:noVBand="1"/>
             </w:tblPr>
             <w:tblGrid>
-              <w:gridCol w:w="2159"/>
+              <w:gridCol w:w="2163"/>
             </w:tblGrid>
             <w:tr>
               <w:trPr>
@@ -11085,28 +10702,12 @@
                 <w:rFonts w:cs="Times New Roman"/>
               </w:rPr>
             </w:pPr>
-            <w:proofErr w:type="spellStart"/>
-            <w:r>
-              <w:rPr>
-                <w:rFonts w:cs="Times New Roman"/>
-              </w:rPr>
-              <w:t>Flash_read</w:t>
-            </w:r>
-            <w:proofErr w:type="spellEnd"/>
-            <w:r>
-              <w:rPr>
-                <w:rFonts w:cs="Times New Roman"/>
-              </w:rPr>
-              <w:t xml:space="preserve">, </w:t>
-            </w:r>
-            <w:proofErr w:type="spellStart"/>
-            <w:r>
-              <w:rPr>
-                <w:rFonts w:cs="Times New Roman"/>
-              </w:rPr>
-              <w:t>IR_load</w:t>
-            </w:r>
-            <w:proofErr w:type="spellEnd"/>
+            <w:r>
+              <w:rPr>
+                <w:rFonts w:cs="Times New Roman"/>
+              </w:rPr>
+              <w:t>Flash_read, IR_load</w:t>
+            </w:r>
           </w:p>
         </w:tc>
       </w:tr>
@@ -11215,7 +10816,7 @@
               <w:tblLook w:val="04A0" w:firstRow="1" w:lastRow="0" w:firstColumn="1" w:lastColumn="0" w:noHBand="0" w:noVBand="1"/>
             </w:tblPr>
             <w:tblGrid>
-              <w:gridCol w:w="2159"/>
+              <w:gridCol w:w="2163"/>
             </w:tblGrid>
             <w:tr>
               <w:trPr>
@@ -11317,7 +10918,7 @@
               <w:tblLook w:val="04A0" w:firstRow="1" w:lastRow="0" w:firstColumn="1" w:lastColumn="0" w:noHBand="0" w:noVBand="1"/>
             </w:tblPr>
             <w:tblGrid>
-              <w:gridCol w:w="1934"/>
+              <w:gridCol w:w="2163"/>
             </w:tblGrid>
             <w:tr>
               <w:trPr>
@@ -11341,35 +10942,7 @@
                     <w:rPr>
                       <w:rFonts w:cs="Times New Roman"/>
                     </w:rPr>
-                    <w:t>Поля команды (</w:t>
-                  </w:r>
-                  <w:proofErr w:type="spellStart"/>
-                  <w:r>
-                    <w:rPr>
-                      <w:rFonts w:cs="Times New Roman"/>
-                    </w:rPr>
-                    <w:t>Rd</w:t>
-                  </w:r>
-                  <w:proofErr w:type="spellEnd"/>
-                  <w:r>
-                    <w:rPr>
-                      <w:rFonts w:cs="Times New Roman"/>
-                    </w:rPr>
-                    <w:t xml:space="preserve"> = R21, </w:t>
-                  </w:r>
-                  <w:proofErr w:type="spellStart"/>
-                  <w:r>
-                    <w:rPr>
-                      <w:rFonts w:cs="Times New Roman"/>
-                    </w:rPr>
-                    <w:t>Rr</w:t>
-                  </w:r>
-                  <w:proofErr w:type="spellEnd"/>
-                  <w:r>
-                    <w:rPr>
-                      <w:rFonts w:cs="Times New Roman"/>
-                    </w:rPr>
-                    <w:t xml:space="preserve"> = R1)</w:t>
+                    <w:t>Поля команды (Rd = R21, Rr = R1)</w:t>
                   </w:r>
                 </w:p>
               </w:tc>
@@ -11395,14 +10968,12 @@
                 <w:rFonts w:cs="Times New Roman"/>
               </w:rPr>
             </w:pPr>
-            <w:proofErr w:type="spellStart"/>
             <w:r>
               <w:rPr>
                 <w:rFonts w:cs="Times New Roman"/>
               </w:rPr>
               <w:t>Decode</w:t>
             </w:r>
-            <w:proofErr w:type="spellEnd"/>
           </w:p>
         </w:tc>
       </w:tr>
@@ -11492,7 +11063,7 @@
               <w:tblLook w:val="04A0" w:firstRow="1" w:lastRow="0" w:firstColumn="1" w:lastColumn="0" w:noHBand="0" w:noVBand="1"/>
             </w:tblPr>
             <w:tblGrid>
-              <w:gridCol w:w="1985"/>
+              <w:gridCol w:w="2163"/>
             </w:tblGrid>
             <w:tr>
               <w:trPr>
@@ -11594,7 +11165,7 @@
               <w:tblLook w:val="04A0" w:firstRow="1" w:lastRow="0" w:firstColumn="1" w:lastColumn="0" w:noHBand="0" w:noVBand="1"/>
             </w:tblPr>
             <w:tblGrid>
-              <w:gridCol w:w="2159"/>
+              <w:gridCol w:w="2163"/>
             </w:tblGrid>
             <w:tr>
               <w:trPr>
@@ -11696,7 +11267,7 @@
               <w:tblLook w:val="04A0" w:firstRow="1" w:lastRow="0" w:firstColumn="1" w:lastColumn="0" w:noHBand="0" w:noVBand="1"/>
             </w:tblPr>
             <w:tblGrid>
-              <w:gridCol w:w="1934"/>
+              <w:gridCol w:w="2163"/>
             </w:tblGrid>
             <w:tr>
               <w:trPr>
@@ -11746,19 +11317,11 @@
                 <w:rFonts w:cs="Times New Roman"/>
               </w:rPr>
             </w:pPr>
-            <w:proofErr w:type="spellStart"/>
-            <w:r>
-              <w:rPr>
-                <w:rFonts w:cs="Times New Roman"/>
-              </w:rPr>
-              <w:t>Reg_read</w:t>
-            </w:r>
-            <w:proofErr w:type="spellEnd"/>
-            <w:r>
-              <w:rPr>
-                <w:rFonts w:cs="Times New Roman"/>
-              </w:rPr>
-              <w:t>(R21)</w:t>
+            <w:r>
+              <w:rPr>
+                <w:rFonts w:cs="Times New Roman"/>
+              </w:rPr>
+              <w:t>Reg_read(R21)</w:t>
             </w:r>
           </w:p>
         </w:tc>
@@ -11849,7 +11412,7 @@
               <w:tblLook w:val="04A0" w:firstRow="1" w:lastRow="0" w:firstColumn="1" w:lastColumn="0" w:noHBand="0" w:noVBand="1"/>
             </w:tblPr>
             <w:tblGrid>
-              <w:gridCol w:w="1985"/>
+              <w:gridCol w:w="2163"/>
             </w:tblGrid>
             <w:tr>
               <w:trPr>
@@ -11951,7 +11514,7 @@
               <w:tblLook w:val="04A0" w:firstRow="1" w:lastRow="0" w:firstColumn="1" w:lastColumn="0" w:noHBand="0" w:noVBand="1"/>
             </w:tblPr>
             <w:tblGrid>
-              <w:gridCol w:w="2159"/>
+              <w:gridCol w:w="2163"/>
             </w:tblGrid>
             <w:tr>
               <w:trPr>
@@ -12020,19 +11583,11 @@
                 <w:rFonts w:cs="Times New Roman"/>
               </w:rPr>
             </w:pPr>
-            <w:proofErr w:type="spellStart"/>
-            <w:r>
-              <w:rPr>
-                <w:rFonts w:cs="Times New Roman"/>
-              </w:rPr>
-              <w:t>Reg_read</w:t>
-            </w:r>
-            <w:proofErr w:type="spellEnd"/>
-            <w:r>
-              <w:rPr>
-                <w:rFonts w:cs="Times New Roman"/>
-              </w:rPr>
-              <w:t>(R1)</w:t>
+            <w:r>
+              <w:rPr>
+                <w:rFonts w:cs="Times New Roman"/>
+              </w:rPr>
+              <w:t>Reg_read(R1)</w:t>
             </w:r>
           </w:p>
         </w:tc>
@@ -12123,7 +11678,7 @@
               <w:tblLook w:val="04A0" w:firstRow="1" w:lastRow="0" w:firstColumn="1" w:lastColumn="0" w:noHBand="0" w:noVBand="1"/>
             </w:tblPr>
             <w:tblGrid>
-              <w:gridCol w:w="1985"/>
+              <w:gridCol w:w="2163"/>
             </w:tblGrid>
             <w:tr>
               <w:trPr>
@@ -12366,14 +11921,12 @@
                       <w:rFonts w:cs="Times New Roman"/>
                     </w:rPr>
                   </w:pPr>
-                  <w:proofErr w:type="spellStart"/>
                   <w:r>
                     <w:rPr>
                       <w:rFonts w:cs="Times New Roman"/>
                     </w:rPr>
                     <w:t>ALU_src_sel</w:t>
                   </w:r>
-                  <w:proofErr w:type="spellEnd"/>
                 </w:p>
               </w:tc>
             </w:tr>
@@ -12536,19 +12089,7 @@
                     <w:rPr>
                       <w:rFonts w:cs="Times New Roman"/>
                     </w:rPr>
-                    <w:t xml:space="preserve">R21 </w:t>
-                  </w:r>
-                  <w:r>
-                    <w:rPr>
-                      <w:rFonts w:cs="Times New Roman"/>
-                    </w:rPr>
-                    <w:t>-</w:t>
-                  </w:r>
-                  <w:r>
-                    <w:rPr>
-                      <w:rFonts w:cs="Times New Roman"/>
-                    </w:rPr>
-                    <w:t xml:space="preserve"> R1</w:t>
+                    <w:t>R21 - R1</w:t>
                   </w:r>
                 </w:p>
               </w:tc>
@@ -12646,19 +12187,11 @@
                       <w:rFonts w:cs="Times New Roman"/>
                     </w:rPr>
                   </w:pPr>
-                  <w:proofErr w:type="spellStart"/>
                   <w:r>
                     <w:rPr>
                       <w:rFonts w:cs="Times New Roman"/>
                     </w:rPr>
-                    <w:t>ALU_op</w:t>
-                  </w:r>
-                  <w:proofErr w:type="spellEnd"/>
-                  <w:r>
-                    <w:rPr>
-                      <w:rFonts w:cs="Times New Roman"/>
-                    </w:rPr>
-                    <w:t xml:space="preserve"> = SUB</w:t>
+                    <w:t>ALU_op = SUB</w:t>
                   </w:r>
                 </w:p>
               </w:tc>
@@ -12779,7 +12312,7 @@
               <w:tblLook w:val="04A0" w:firstRow="1" w:lastRow="0" w:firstColumn="1" w:lastColumn="0" w:noHBand="0" w:noVBand="1"/>
             </w:tblPr>
             <w:tblGrid>
-              <w:gridCol w:w="2159"/>
+              <w:gridCol w:w="2163"/>
             </w:tblGrid>
             <w:tr>
               <w:trPr>
@@ -12929,14 +12462,12 @@
                       <w:rFonts w:cs="Times New Roman"/>
                     </w:rPr>
                   </w:pPr>
-                  <w:proofErr w:type="spellStart"/>
                   <w:r>
                     <w:rPr>
                       <w:rFonts w:cs="Times New Roman"/>
                     </w:rPr>
                     <w:t>SREG_write</w:t>
                   </w:r>
-                  <w:proofErr w:type="spellEnd"/>
                 </w:p>
               </w:tc>
             </w:tr>
@@ -13057,7 +12588,7 @@
               <w:tblLook w:val="04A0" w:firstRow="1" w:lastRow="0" w:firstColumn="1" w:lastColumn="0" w:noHBand="0" w:noVBand="1"/>
             </w:tblPr>
             <w:tblGrid>
-              <w:gridCol w:w="2159"/>
+              <w:gridCol w:w="2163"/>
             </w:tblGrid>
             <w:tr>
               <w:trPr>
@@ -13126,19 +12657,11 @@
                 <w:rFonts w:cs="Times New Roman"/>
               </w:rPr>
             </w:pPr>
-            <w:proofErr w:type="spellStart"/>
-            <w:r>
-              <w:rPr>
-                <w:rFonts w:cs="Times New Roman"/>
-              </w:rPr>
-              <w:t>Reg_write</w:t>
-            </w:r>
-            <w:proofErr w:type="spellEnd"/>
-            <w:r>
-              <w:rPr>
-                <w:rFonts w:cs="Times New Roman"/>
-              </w:rPr>
-              <w:t>(R21)</w:t>
+            <w:r>
+              <w:rPr>
+                <w:rFonts w:cs="Times New Roman"/>
+              </w:rPr>
+              <w:t>Reg_write(R21)</w:t>
             </w:r>
           </w:p>
         </w:tc>
@@ -13319,21 +12842,19 @@
                 <w:rFonts w:cs="Times New Roman"/>
               </w:rPr>
             </w:pPr>
-            <w:proofErr w:type="spellStart"/>
             <w:r>
               <w:rPr>
                 <w:rFonts w:cs="Times New Roman"/>
               </w:rPr>
               <w:t>Next_instr</w:t>
             </w:r>
-            <w:proofErr w:type="spellEnd"/>
           </w:p>
         </w:tc>
       </w:tr>
     </w:tbl>
     <w:p>
       <w:pPr>
-        <w:pStyle w:val="af6"/>
+        <w:pStyle w:val="a8"/>
       </w:pPr>
       <w:r>
         <w:rPr>
@@ -13383,27 +12904,20 @@
           <w:sz w:val="24"/>
           <w:szCs w:val="24"/>
         </w:rPr>
-        <w:t xml:space="preserve"> - Этапы выполнения команды </w:t>
+        <w:t xml:space="preserve"> - Этапы выполнения команды SUB R21, R1</w:t>
       </w:r>
       <w:r>
         <w:rPr>
           <w:sz w:val="24"/>
           <w:szCs w:val="24"/>
         </w:rPr>
-        <w:t>SUB R21, R1</w:t>
+        <w:t xml:space="preserve"> </w:t>
       </w:r>
       <w:r>
         <w:rPr>
           <w:sz w:val="24"/>
           <w:szCs w:val="24"/>
         </w:rPr>
-        <w:t xml:space="preserve"> </w:t>
-      </w:r>
-      <w:r>
-        <w:rPr>
-          <w:sz w:val="24"/>
-          <w:szCs w:val="24"/>
-        </w:rPr>
         <w:t xml:space="preserve">в ЦП микроконтроллера </w:t>
       </w:r>
       <w:r>
@@ -13412,7 +12926,7 @@
     </w:p>
     <w:p>
       <w:pPr>
-        <w:pStyle w:val="af3"/>
+        <w:pStyle w:val="ListParagraph"/>
         <w:numPr>
           <w:ilvl w:val="0"/>
           <w:numId w:val="44"/>
@@ -13428,7 +12942,7 @@
     </w:p>
     <w:p>
       <w:pPr>
-        <w:pStyle w:val="af6"/>
+        <w:pStyle w:val="a8"/>
         <w:rPr>
           <w:sz w:val="24"/>
           <w:szCs w:val="24"/>
@@ -13479,7 +12993,7 @@
     </w:p>
     <w:p>
       <w:pPr>
-        <w:pStyle w:val="af6"/>
+        <w:pStyle w:val="a8"/>
         <w:rPr>
           <w:sz w:val="24"/>
           <w:szCs w:val="24"/>
@@ -13533,31 +13047,22 @@
           <w:sz w:val="24"/>
           <w:szCs w:val="24"/>
         </w:rPr>
-        <w:t xml:space="preserve"> - дешифрование машинных слов </w:t>
-      </w:r>
-      <w:proofErr w:type="gramStart"/>
+        <w:t xml:space="preserve"> - дешифрование машинных слов в .</w:t>
+      </w:r>
+      <w:proofErr w:type="spellStart"/>
       <w:r>
         <w:rPr>
           <w:sz w:val="24"/>
           <w:szCs w:val="24"/>
-        </w:rPr>
-        <w:t>в .</w:t>
-      </w:r>
-      <w:proofErr w:type="spellStart"/>
+          <w:lang w:val="en-US"/>
+        </w:rPr>
+        <w:t>lss</w:t>
+      </w:r>
+      <w:proofErr w:type="spellEnd"/>
       <w:r>
         <w:rPr>
           <w:sz w:val="24"/>
           <w:szCs w:val="24"/>
-          <w:lang w:val="en-US"/>
-        </w:rPr>
-        <w:t>lss</w:t>
-      </w:r>
-      <w:proofErr w:type="spellEnd"/>
-      <w:proofErr w:type="gramEnd"/>
-      <w:r>
-        <w:rPr>
-          <w:sz w:val="24"/>
-          <w:szCs w:val="24"/>
         </w:rPr>
         <w:t xml:space="preserve"> файле</w:t>
       </w:r>
@@ -13565,9 +13070,6 @@
     <w:p>
       <w:pPr>
         <w:ind w:firstLine="0"/>
-        <w:rPr>
-          <w:lang w:val="en-US"/>
-        </w:rPr>
       </w:pPr>
     </w:p>
     <w:p>
@@ -13580,7 +13082,7 @@
     </w:p>
     <w:p>
       <w:pPr>
-        <w:pStyle w:val="af6"/>
+        <w:pStyle w:val="a8"/>
       </w:pPr>
       <w:r>
         <w:rPr>
@@ -13646,7 +13148,7 @@
     </w:p>
     <w:p>
       <w:pPr>
-        <w:pStyle w:val="af6"/>
+        <w:pStyle w:val="a8"/>
       </w:pPr>
       <w:r>
         <w:rPr>
@@ -13712,14 +13214,14 @@
     </w:p>
     <w:p>
       <w:pPr>
-        <w:pStyle w:val="af6"/>
+        <w:pStyle w:val="a8"/>
       </w:pPr>
       <w:r>
         <w:rPr>
           <w:noProof/>
         </w:rPr>
         <w:drawing>
-          <wp:inline distT="0" distB="0" distL="0" distR="0" wp14:anchorId="1EEBCB7A" wp14:editId="6532A70B">
+          <wp:inline distT="0" distB="0" distL="0" distR="0" wp14:anchorId="1EEBCB7A" wp14:editId="42D81211">
             <wp:extent cx="6300470" cy="133350"/>
             <wp:effectExtent l="0" t="0" r="5080" b="0"/>
             <wp:docPr id="1529776934" name="Рисунок 3"/>
@@ -13783,7 +13285,7 @@
     </w:p>
     <w:p>
       <w:pPr>
-        <w:pStyle w:val="af6"/>
+        <w:pStyle w:val="a8"/>
         <w:rPr>
           <w:lang w:val="en-US"/>
         </w:rPr>
@@ -13794,7 +13296,7 @@
           <w:lang w:val="en-US"/>
         </w:rPr>
         <w:drawing>
-          <wp:inline distT="0" distB="0" distL="0" distR="0" wp14:anchorId="7492B85B" wp14:editId="545BEA26">
+          <wp:inline distT="0" distB="0" distL="0" distR="0" wp14:anchorId="7492B85B" wp14:editId="42293B63">
             <wp:extent cx="6300470" cy="151765"/>
             <wp:effectExtent l="0" t="0" r="5080" b="635"/>
             <wp:docPr id="1169939812" name="Рисунок 4"/>
@@ -13927,7 +13429,7 @@
     </w:p>
     <w:p>
       <w:pPr>
-        <w:pStyle w:val="af9"/>
+        <w:pStyle w:val="a9"/>
       </w:pPr>
       <w:r>
         <w:lastRenderedPageBreak/>
@@ -13936,7 +13438,7 @@
     </w:p>
     <w:p>
       <w:pPr>
-        <w:pStyle w:val="af3"/>
+        <w:pStyle w:val="ListParagraph"/>
         <w:numPr>
           <w:ilvl w:val="0"/>
           <w:numId w:val="43"/>
@@ -14462,6 +13964,7 @@
       <w:r>
         <w:rPr>
           <w:vertAlign w:val="subscript"/>
+          <w:lang w:val="en-US"/>
         </w:rPr>
         <w:t>2</w:t>
       </w:r>
@@ -14665,15 +14168,7 @@
         <w:ind w:left="709" w:firstLine="0"/>
       </w:pPr>
       <w:r>
-        <w:t xml:space="preserve">От чего зависит время выполнения команд CPSE и BRHS? Приведите примеры кода (до </w:t>
-      </w:r>
-      <w:proofErr w:type="gramStart"/>
-      <w:r>
-        <w:t>3-10</w:t>
-      </w:r>
-      <w:proofErr w:type="gramEnd"/>
-      <w:r>
-        <w:t xml:space="preserve"> команд каждый), приводящие к различной продолжительности выполнения указанных команд.</w:t>
+        <w:t>От чего зависит время выполнения команд CPSE и BRHS? Приведите примеры кода (до 3-10 команд каждый), приводящие к различной продолжительности выполнения указанных команд.</w:t>
       </w:r>
     </w:p>
     <w:p>
@@ -14954,16 +14449,11 @@
       <w:r>
         <w:t xml:space="preserve">Время выполнения команды CPSE зависит от результата сравнения регистров и разрядности следующей инструкции. При отсутствии пропуска команда выполняется за 1 такт, при пропуске одной инструкции </w:t>
       </w:r>
-      <w:proofErr w:type="gramStart"/>
       <w:r>
         <w:t xml:space="preserve">– </w:t>
       </w:r>
       <w:r>
-        <w:t xml:space="preserve"> за</w:t>
-      </w:r>
-      <w:proofErr w:type="gramEnd"/>
-      <w:r>
-        <w:t xml:space="preserve"> 2 такта, при пропуске двухсловной инструкции </w:t>
+        <w:t xml:space="preserve"> за 2 такта, при пропуске двухсловной инструкции </w:t>
       </w:r>
       <w:r>
         <w:t xml:space="preserve">– </w:t>
@@ -15175,7 +14665,7 @@
     </w:p>
     <w:p>
       <w:pPr>
-        <w:pStyle w:val="af3"/>
+        <w:pStyle w:val="ListParagraph"/>
         <w:numPr>
           <w:ilvl w:val="0"/>
           <w:numId w:val="43"/>
@@ -15217,21 +14707,7 @@
         <w:rPr>
           <w:rFonts w:ascii="Courier New" w:hAnsi="Courier New" w:cs="Courier New"/>
         </w:rPr>
-        <w:t xml:space="preserve">LSR R16    </w:t>
-      </w:r>
-      <w:proofErr w:type="gramStart"/>
-      <w:r>
-        <w:rPr>
-          <w:rFonts w:ascii="Courier New" w:hAnsi="Courier New" w:cs="Courier New"/>
-        </w:rPr>
-        <w:t xml:space="preserve">  ;</w:t>
-      </w:r>
-      <w:proofErr w:type="gramEnd"/>
-      <w:r>
-        <w:rPr>
-          <w:rFonts w:ascii="Courier New" w:hAnsi="Courier New" w:cs="Courier New"/>
-        </w:rPr>
-        <w:t xml:space="preserve"> младший бит – C, старший бит = 0</w:t>
+        <w:t>LSR R16      ; младший бит – C, старший бит = 0</w:t>
       </w:r>
     </w:p>
     <w:p>
@@ -15250,21 +14726,7 @@
         <w:rPr>
           <w:rFonts w:ascii="Courier New" w:hAnsi="Courier New" w:cs="Courier New"/>
         </w:rPr>
-        <w:t xml:space="preserve">BRCC skip </w:t>
-      </w:r>
-      <w:proofErr w:type="gramStart"/>
-      <w:r>
-        <w:rPr>
-          <w:rFonts w:ascii="Courier New" w:hAnsi="Courier New" w:cs="Courier New"/>
-        </w:rPr>
-        <w:t xml:space="preserve">  ;</w:t>
-      </w:r>
-      <w:proofErr w:type="gramEnd"/>
-      <w:r>
-        <w:rPr>
-          <w:rFonts w:ascii="Courier New" w:hAnsi="Courier New" w:cs="Courier New"/>
-        </w:rPr>
-        <w:t xml:space="preserve"> если C = 0 – переход</w:t>
+        <w:t>BRCC skip   ; если C = 0 – переход</w:t>
       </w:r>
     </w:p>
     <w:p>
@@ -15542,7 +15004,7 @@
     </w:p>
     <w:p>
       <w:pPr>
-        <w:pStyle w:val="af3"/>
+        <w:pStyle w:val="ListParagraph"/>
         <w:numPr>
           <w:ilvl w:val="0"/>
           <w:numId w:val="43"/>
@@ -15779,7 +15241,7 @@
     </w:p>
     <w:p>
       <w:pPr>
-        <w:pStyle w:val="af9"/>
+        <w:pStyle w:val="a9"/>
       </w:pPr>
       <w:r>
         <w:lastRenderedPageBreak/>
@@ -15847,11 +15309,7 @@
         <w:t>-</w:t>
       </w:r>
       <w:r>
-        <w:t xml:space="preserve">архитектуры. В процессе работы был создан и отлажен ассемблерный проект, сформированы файлы </w:t>
-      </w:r>
-      <w:proofErr w:type="gramStart"/>
-      <w:r>
-        <w:t xml:space="preserve">форматов </w:t>
+        <w:t xml:space="preserve">архитектуры. В процессе работы был создан и отлажен ассемблерный проект, сформированы файлы форматов </w:t>
       </w:r>
       <w:r>
         <w:t>.</w:t>
@@ -15864,11 +15322,9 @@
         <w:t>lss</w:t>
       </w:r>
       <w:proofErr w:type="spellEnd"/>
-      <w:proofErr w:type="gramEnd"/>
       <w:r>
         <w:t xml:space="preserve"> </w:t>
       </w:r>
-      <w:proofErr w:type="gramStart"/>
       <w:r>
         <w:t xml:space="preserve">и </w:t>
       </w:r>
@@ -15881,7 +15337,6 @@
         </w:rPr>
         <w:t>hex</w:t>
       </w:r>
-      <w:proofErr w:type="gramEnd"/>
       <w:r>
         <w:t xml:space="preserve">, а также выполнена запись программы в микроконтроллер. Проанализирован алгоритм работы программы, реализующей циклический сдвиг многоразрядного числа и программную задержку, а также рассчитано время выполнения фрагмента кода в зависимости от тактовой частоты и используемых констант. Дополнительно были изучены условные и безусловные команды передачи управления, особенности выполнения команд с переменным числом тактов, работа с флагами регистра </w:t>
       </w:r>
@@ -16050,11 +15505,29 @@
     </w:p>
     <w:p>
       <w:pPr>
-        <w:pStyle w:val="af9"/>
+        <w:pStyle w:val="a9"/>
+        <w:rPr>
+          <w:lang w:val="en-US"/>
+        </w:rPr>
       </w:pPr>
       <w:r>
         <w:lastRenderedPageBreak/>
-        <w:t xml:space="preserve">Приложение а </w:t>
+        <w:t>Приложение</w:t>
+      </w:r>
+      <w:r>
+        <w:rPr>
+          <w:lang w:val="en-US"/>
+        </w:rPr>
+        <w:t xml:space="preserve"> </w:t>
+      </w:r>
+      <w:r>
+        <w:t>а</w:t>
+      </w:r>
+      <w:r>
+        <w:rPr>
+          <w:lang w:val="en-US"/>
+        </w:rPr>
+        <w:t xml:space="preserve"> </w:t>
       </w:r>
     </w:p>
     <w:p>
@@ -17441,28 +16914,8 @@
           <w:sz w:val="18"/>
           <w:szCs w:val="18"/>
         </w:rPr>
-        <w:t xml:space="preserve">000025 cff3                      RJMP </w:t>
-      </w:r>
-      <w:proofErr w:type="spellStart"/>
-      <w:proofErr w:type="gramStart"/>
-      <w:r>
-        <w:rPr>
-          <w:rFonts w:ascii="Courier New" w:hAnsi="Courier New" w:cs="Courier New"/>
-          <w:sz w:val="18"/>
-          <w:szCs w:val="18"/>
-        </w:rPr>
-        <w:t>loop</w:t>
-      </w:r>
-      <w:proofErr w:type="spellEnd"/>
-      <w:r>
-        <w:rPr>
-          <w:rFonts w:ascii="Courier New" w:hAnsi="Courier New" w:cs="Courier New"/>
-          <w:sz w:val="18"/>
-          <w:szCs w:val="18"/>
-        </w:rPr>
-        <w:t xml:space="preserve"> ;</w:t>
-      </w:r>
-      <w:proofErr w:type="gramEnd"/>
+        <w:t>000025 cff3                      RJMP loop ;</w:t>
+      </w:r>
     </w:p>
     <w:sectPr>
       <w:headerReference w:type="even" r:id="rId16"/>
@@ -17486,7 +16939,7 @@
   <w:endnote w:type="separator" w:id="-1">
     <w:p>
       <w:pPr>
-        <w:pStyle w:val="ab"/>
+        <w:pStyle w:val="a5"/>
         <w:spacing w:line="240" w:lineRule="auto"/>
         <w:rPr>
           <w:rFonts w:eastAsiaTheme="minorEastAsia" w:cstheme="minorBidi"/>
@@ -17502,7 +16955,7 @@
   <w:endnote w:type="continuationSeparator" w:id="0">
     <w:p>
       <w:pPr>
-        <w:pStyle w:val="ab"/>
+        <w:pStyle w:val="a5"/>
         <w:spacing w:line="240" w:lineRule="auto"/>
         <w:rPr>
           <w:rFonts w:eastAsiaTheme="minorEastAsia" w:cstheme="minorBidi"/>
@@ -17522,7 +16975,7 @@
 <w:ftr xmlns:wpc="http://schemas.microsoft.com/office/word/2010/wordprocessingCanvas" xmlns:cx="http://schemas.microsoft.com/office/drawing/2014/chartex" xmlns:cx1="http://schemas.microsoft.com/office/drawing/2015/9/8/chartex" xmlns:cx2="http://schemas.microsoft.com/office/drawing/2015/10/21/chartex" xmlns:cx3="http://schemas.microsoft.com/office/drawing/2016/5/9/chartex" xmlns:cx4="http://schemas.microsoft.com/office/drawing/2016/5/10/chartex" xmlns:cx5="http://schemas.microsoft.com/office/drawing/2016/5/11/chartex" xmlns:cx6="http://schemas.microsoft.com/office/drawing/2016/5/12/chartex" xmlns:cx7="http://schemas.microsoft.com/office/drawing/2016/5/13/chartex" xmlns:cx8="http://schemas.microsoft.com/office/drawing/2016/5/14/chartex" xmlns:mc="http://schemas.openxmlformats.org/markup-compatibility/2006" xmlns:aink="http://schemas.microsoft.com/office/drawing/2016/ink" xmlns:am3d="http://schemas.microsoft.com/office/drawing/2017/model3d" xmlns:o="urn:schemas-microsoft-com:office:office" xmlns:oel="http://schemas.microsoft.com/office/2019/extlst" xmlns:r="http://schemas.openxmlformats.org/officeDocument/2006/relationships" xmlns:m="http://schemas.openxmlformats.org/officeDocument/2006/math" xmlns:v="urn:schemas-microsoft-com:vml" xmlns:wp14="http://schemas.microsoft.com/office/word/2010/wordprocessingDrawing" xmlns:wp="http://schemas.openxmlformats.org/drawingml/2006/wordprocessingDrawing" xmlns:w10="urn:schemas-microsoft-com:office:word" xmlns:w="http://schemas.openxmlformats.org/wordprocessingml/2006/main" xmlns:w14="http://schemas.microsoft.com/office/word/2010/wordml" xmlns:w15="http://schemas.microsoft.com/office/word/2012/wordml" xmlns:w16cex="http://schemas.microsoft.com/office/word/2018/wordml/cex" xmlns:w16cid="http://schemas.microsoft.com/office/word/2016/wordml/cid" xmlns:w16="http://schemas.microsoft.com/office/word/2018/wordml" xmlns:w16du="http://schemas.microsoft.com/office/word/2023/wordml/word16du" xmlns:w16sdtdh="http://schemas.microsoft.com/office/word/2020/wordml/sdtdatahash" xmlns:w16sdtfl="http://schemas.microsoft.com/office/word/2024/wordml/sdtformatlock" xmlns:w16se="http://schemas.microsoft.com/office/word/2015/wordml/symex" xmlns:wpg="http://schemas.microsoft.com/office/word/2010/wordprocessingGroup" xmlns:wpi="http://schemas.microsoft.com/office/word/2010/wordprocessingInk" xmlns:wne="http://schemas.microsoft.com/office/word/2006/wordml" xmlns:wps="http://schemas.microsoft.com/office/word/2010/wordprocessingShape" mc:Ignorable="w14 w15 w16se w16cid w16 w16cex w16sdtdh w16sdtfl w16du wp14">
   <w:p>
     <w:pPr>
-      <w:pStyle w:val="afc"/>
+      <w:pStyle w:val="Footer"/>
     </w:pPr>
   </w:p>
 </w:ftr>
@@ -17547,7 +17000,7 @@
     <w:sdtContent>
       <w:p>
         <w:pPr>
-          <w:pStyle w:val="afc"/>
+          <w:pStyle w:val="Footer"/>
           <w:ind w:firstLine="0"/>
           <w:jc w:val="center"/>
           <w:rPr>
@@ -17601,7 +17054,7 @@
 <w:ftr xmlns:wpc="http://schemas.microsoft.com/office/word/2010/wordprocessingCanvas" xmlns:cx="http://schemas.microsoft.com/office/drawing/2014/chartex" xmlns:cx1="http://schemas.microsoft.com/office/drawing/2015/9/8/chartex" xmlns:cx2="http://schemas.microsoft.com/office/drawing/2015/10/21/chartex" xmlns:cx3="http://schemas.microsoft.com/office/drawing/2016/5/9/chartex" xmlns:cx4="http://schemas.microsoft.com/office/drawing/2016/5/10/chartex" xmlns:cx5="http://schemas.microsoft.com/office/drawing/2016/5/11/chartex" xmlns:cx6="http://schemas.microsoft.com/office/drawing/2016/5/12/chartex" xmlns:cx7="http://schemas.microsoft.com/office/drawing/2016/5/13/chartex" xmlns:cx8="http://schemas.microsoft.com/office/drawing/2016/5/14/chartex" xmlns:mc="http://schemas.openxmlformats.org/markup-compatibility/2006" xmlns:aink="http://schemas.microsoft.com/office/drawing/2016/ink" xmlns:am3d="http://schemas.microsoft.com/office/drawing/2017/model3d" xmlns:o="urn:schemas-microsoft-com:office:office" xmlns:oel="http://schemas.microsoft.com/office/2019/extlst" xmlns:r="http://schemas.openxmlformats.org/officeDocument/2006/relationships" xmlns:m="http://schemas.openxmlformats.org/officeDocument/2006/math" xmlns:v="urn:schemas-microsoft-com:vml" xmlns:wp14="http://schemas.microsoft.com/office/word/2010/wordprocessingDrawing" xmlns:wp="http://schemas.openxmlformats.org/drawingml/2006/wordprocessingDrawing" xmlns:w10="urn:schemas-microsoft-com:office:word" xmlns:w="http://schemas.openxmlformats.org/wordprocessingml/2006/main" xmlns:w14="http://schemas.microsoft.com/office/word/2010/wordml" xmlns:w15="http://schemas.microsoft.com/office/word/2012/wordml" xmlns:w16cex="http://schemas.microsoft.com/office/word/2018/wordml/cex" xmlns:w16cid="http://schemas.microsoft.com/office/word/2016/wordml/cid" xmlns:w16="http://schemas.microsoft.com/office/word/2018/wordml" xmlns:w16du="http://schemas.microsoft.com/office/word/2023/wordml/word16du" xmlns:w16sdtdh="http://schemas.microsoft.com/office/word/2020/wordml/sdtdatahash" xmlns:w16sdtfl="http://schemas.microsoft.com/office/word/2024/wordml/sdtformatlock" xmlns:w16se="http://schemas.microsoft.com/office/word/2015/wordml/symex" xmlns:wpg="http://schemas.microsoft.com/office/word/2010/wordprocessingGroup" xmlns:wpi="http://schemas.microsoft.com/office/word/2010/wordprocessingInk" xmlns:wne="http://schemas.microsoft.com/office/word/2006/wordml" xmlns:wps="http://schemas.microsoft.com/office/word/2010/wordprocessingShape" mc:Ignorable="w14 w15 w16se w16cid w16 w16cex w16sdtdh w16sdtfl w16du wp14">
   <w:p>
     <w:pPr>
-      <w:pStyle w:val="afc"/>
+      <w:pStyle w:val="Footer"/>
     </w:pPr>
   </w:p>
 </w:ftr>
@@ -17612,7 +17065,7 @@
   <w:footnote w:type="separator" w:id="-1">
     <w:p>
       <w:pPr>
-        <w:pStyle w:val="ab"/>
+        <w:pStyle w:val="a5"/>
         <w:spacing w:line="240" w:lineRule="auto"/>
         <w:rPr>
           <w:rFonts w:eastAsiaTheme="minorEastAsia" w:cstheme="minorBidi"/>
@@ -17628,7 +17081,7 @@
   <w:footnote w:type="continuationSeparator" w:id="0">
     <w:p>
       <w:pPr>
-        <w:pStyle w:val="ab"/>
+        <w:pStyle w:val="a5"/>
         <w:spacing w:line="240" w:lineRule="auto"/>
         <w:rPr>
           <w:rFonts w:eastAsiaTheme="minorEastAsia" w:cstheme="minorBidi"/>
@@ -17648,7 +17101,7 @@
 <w:hdr xmlns:wpc="http://schemas.microsoft.com/office/word/2010/wordprocessingCanvas" xmlns:cx="http://schemas.microsoft.com/office/drawing/2014/chartex" xmlns:cx1="http://schemas.microsoft.com/office/drawing/2015/9/8/chartex" xmlns:cx2="http://schemas.microsoft.com/office/drawing/2015/10/21/chartex" xmlns:cx3="http://schemas.microsoft.com/office/drawing/2016/5/9/chartex" xmlns:cx4="http://schemas.microsoft.com/office/drawing/2016/5/10/chartex" xmlns:cx5="http://schemas.microsoft.com/office/drawing/2016/5/11/chartex" xmlns:cx6="http://schemas.microsoft.com/office/drawing/2016/5/12/chartex" xmlns:cx7="http://schemas.microsoft.com/office/drawing/2016/5/13/chartex" xmlns:cx8="http://schemas.microsoft.com/office/drawing/2016/5/14/chartex" xmlns:mc="http://schemas.openxmlformats.org/markup-compatibility/2006" xmlns:aink="http://schemas.microsoft.com/office/drawing/2016/ink" xmlns:am3d="http://schemas.microsoft.com/office/drawing/2017/model3d" xmlns:o="urn:schemas-microsoft-com:office:office" xmlns:oel="http://schemas.microsoft.com/office/2019/extlst" xmlns:r="http://schemas.openxmlformats.org/officeDocument/2006/relationships" xmlns:m="http://schemas.openxmlformats.org/officeDocument/2006/math" xmlns:v="urn:schemas-microsoft-com:vml" xmlns:wp14="http://schemas.microsoft.com/office/word/2010/wordprocessingDrawing" xmlns:wp="http://schemas.openxmlformats.org/drawingml/2006/wordprocessingDrawing" xmlns:w10="urn:schemas-microsoft-com:office:word" xmlns:w="http://schemas.openxmlformats.org/wordprocessingml/2006/main" xmlns:w14="http://schemas.microsoft.com/office/word/2010/wordml" xmlns:w15="http://schemas.microsoft.com/office/word/2012/wordml" xmlns:w16cex="http://schemas.microsoft.com/office/word/2018/wordml/cex" xmlns:w16cid="http://schemas.microsoft.com/office/word/2016/wordml/cid" xmlns:w16="http://schemas.microsoft.com/office/word/2018/wordml" xmlns:w16du="http://schemas.microsoft.com/office/word/2023/wordml/word16du" xmlns:w16sdtdh="http://schemas.microsoft.com/office/word/2020/wordml/sdtdatahash" xmlns:w16sdtfl="http://schemas.microsoft.com/office/word/2024/wordml/sdtformatlock" xmlns:w16se="http://schemas.microsoft.com/office/word/2015/wordml/symex" xmlns:wpg="http://schemas.microsoft.com/office/word/2010/wordprocessingGroup" xmlns:wpi="http://schemas.microsoft.com/office/word/2010/wordprocessingInk" xmlns:wne="http://schemas.microsoft.com/office/word/2006/wordml" xmlns:wps="http://schemas.microsoft.com/office/word/2010/wordprocessingShape" mc:Ignorable="w14 w15 w16se w16cid w16 w16cex w16sdtdh w16sdtfl w16du wp14">
   <w:p>
     <w:pPr>
-      <w:pStyle w:val="afa"/>
+      <w:pStyle w:val="Header"/>
     </w:pPr>
   </w:p>
 </w:hdr>
@@ -17658,7 +17111,7 @@
 <w:hdr xmlns:wpc="http://schemas.microsoft.com/office/word/2010/wordprocessingCanvas" xmlns:cx="http://schemas.microsoft.com/office/drawing/2014/chartex" xmlns:cx1="http://schemas.microsoft.com/office/drawing/2015/9/8/chartex" xmlns:cx2="http://schemas.microsoft.com/office/drawing/2015/10/21/chartex" xmlns:cx3="http://schemas.microsoft.com/office/drawing/2016/5/9/chartex" xmlns:cx4="http://schemas.microsoft.com/office/drawing/2016/5/10/chartex" xmlns:cx5="http://schemas.microsoft.com/office/drawing/2016/5/11/chartex" xmlns:cx6="http://schemas.microsoft.com/office/drawing/2016/5/12/chartex" xmlns:cx7="http://schemas.microsoft.com/office/drawing/2016/5/13/chartex" xmlns:cx8="http://schemas.microsoft.com/office/drawing/2016/5/14/chartex" xmlns:mc="http://schemas.openxmlformats.org/markup-compatibility/2006" xmlns:aink="http://schemas.microsoft.com/office/drawing/2016/ink" xmlns:am3d="http://schemas.microsoft.com/office/drawing/2017/model3d" xmlns:o="urn:schemas-microsoft-com:office:office" xmlns:oel="http://schemas.microsoft.com/office/2019/extlst" xmlns:r="http://schemas.openxmlformats.org/officeDocument/2006/relationships" xmlns:m="http://schemas.openxmlformats.org/officeDocument/2006/math" xmlns:v="urn:schemas-microsoft-com:vml" xmlns:wp14="http://schemas.microsoft.com/office/word/2010/wordprocessingDrawing" xmlns:wp="http://schemas.openxmlformats.org/drawingml/2006/wordprocessingDrawing" xmlns:w10="urn:schemas-microsoft-com:office:word" xmlns:w="http://schemas.openxmlformats.org/wordprocessingml/2006/main" xmlns:w14="http://schemas.microsoft.com/office/word/2010/wordml" xmlns:w15="http://schemas.microsoft.com/office/word/2012/wordml" xmlns:w16cex="http://schemas.microsoft.com/office/word/2018/wordml/cex" xmlns:w16cid="http://schemas.microsoft.com/office/word/2016/wordml/cid" xmlns:w16="http://schemas.microsoft.com/office/word/2018/wordml" xmlns:w16du="http://schemas.microsoft.com/office/word/2023/wordml/word16du" xmlns:w16sdtdh="http://schemas.microsoft.com/office/word/2020/wordml/sdtdatahash" xmlns:w16sdtfl="http://schemas.microsoft.com/office/word/2024/wordml/sdtformatlock" xmlns:w16se="http://schemas.microsoft.com/office/word/2015/wordml/symex" xmlns:wpg="http://schemas.microsoft.com/office/word/2010/wordprocessingGroup" xmlns:wpi="http://schemas.microsoft.com/office/word/2010/wordprocessingInk" xmlns:wne="http://schemas.microsoft.com/office/word/2006/wordml" xmlns:wps="http://schemas.microsoft.com/office/word/2010/wordprocessingShape" mc:Ignorable="w14 w15 w16se w16cid w16 w16cex w16sdtdh w16sdtfl w16du wp14">
   <w:p>
     <w:pPr>
-      <w:pStyle w:val="afa"/>
+      <w:pStyle w:val="Header"/>
     </w:pPr>
   </w:p>
 </w:hdr>
@@ -17668,7 +17121,7 @@
 <w:hdr xmlns:wpc="http://schemas.microsoft.com/office/word/2010/wordprocessingCanvas" xmlns:cx="http://schemas.microsoft.com/office/drawing/2014/chartex" xmlns:cx1="http://schemas.microsoft.com/office/drawing/2015/9/8/chartex" xmlns:cx2="http://schemas.microsoft.com/office/drawing/2015/10/21/chartex" xmlns:cx3="http://schemas.microsoft.com/office/drawing/2016/5/9/chartex" xmlns:cx4="http://schemas.microsoft.com/office/drawing/2016/5/10/chartex" xmlns:cx5="http://schemas.microsoft.com/office/drawing/2016/5/11/chartex" xmlns:cx6="http://schemas.microsoft.com/office/drawing/2016/5/12/chartex" xmlns:cx7="http://schemas.microsoft.com/office/drawing/2016/5/13/chartex" xmlns:cx8="http://schemas.microsoft.com/office/drawing/2016/5/14/chartex" xmlns:mc="http://schemas.openxmlformats.org/markup-compatibility/2006" xmlns:aink="http://schemas.microsoft.com/office/drawing/2016/ink" xmlns:am3d="http://schemas.microsoft.com/office/drawing/2017/model3d" xmlns:o="urn:schemas-microsoft-com:office:office" xmlns:oel="http://schemas.microsoft.com/office/2019/extlst" xmlns:r="http://schemas.openxmlformats.org/officeDocument/2006/relationships" xmlns:m="http://schemas.openxmlformats.org/officeDocument/2006/math" xmlns:v="urn:schemas-microsoft-com:vml" xmlns:wp14="http://schemas.microsoft.com/office/word/2010/wordprocessingDrawing" xmlns:wp="http://schemas.openxmlformats.org/drawingml/2006/wordprocessingDrawing" xmlns:w10="urn:schemas-microsoft-com:office:word" xmlns:w="http://schemas.openxmlformats.org/wordprocessingml/2006/main" xmlns:w14="http://schemas.microsoft.com/office/word/2010/wordml" xmlns:w15="http://schemas.microsoft.com/office/word/2012/wordml" xmlns:w16cex="http://schemas.microsoft.com/office/word/2018/wordml/cex" xmlns:w16cid="http://schemas.microsoft.com/office/word/2016/wordml/cid" xmlns:w16="http://schemas.microsoft.com/office/word/2018/wordml" xmlns:w16du="http://schemas.microsoft.com/office/word/2023/wordml/word16du" xmlns:w16sdtdh="http://schemas.microsoft.com/office/word/2020/wordml/sdtdatahash" xmlns:w16sdtfl="http://schemas.microsoft.com/office/word/2024/wordml/sdtformatlock" xmlns:w16se="http://schemas.microsoft.com/office/word/2015/wordml/symex" xmlns:wpg="http://schemas.microsoft.com/office/word/2010/wordprocessingGroup" xmlns:wpi="http://schemas.microsoft.com/office/word/2010/wordprocessingInk" xmlns:wne="http://schemas.microsoft.com/office/word/2006/wordml" xmlns:wps="http://schemas.microsoft.com/office/word/2010/wordprocessingShape" mc:Ignorable="w14 w15 w16se w16cid w16 w16cex w16sdtdh w16sdtfl w16du wp14">
   <w:p>
     <w:pPr>
-      <w:pStyle w:val="afa"/>
+      <w:pStyle w:val="Header"/>
     </w:pPr>
   </w:p>
 </w:hdr>
@@ -17683,7 +17136,7 @@
     <w:lvl w:ilvl="0">
       <w:start w:val="1"/>
       <w:numFmt w:val="bullet"/>
-      <w:pStyle w:val="2"/>
+      <w:pStyle w:val="ListBullet2"/>
       <w:lvlText w:val=""/>
       <w:lvlJc w:val="left"/>
       <w:pPr>
@@ -18126,7 +17579,7 @@
     <w:lvl w:ilvl="0" w:tplc="1370131E">
       <w:start w:val="1"/>
       <w:numFmt w:val="decimal"/>
-      <w:pStyle w:val="20"/>
+      <w:pStyle w:val="2"/>
       <w:lvlText w:val="%1)"/>
       <w:lvlJc w:val="left"/>
       <w:pPr>
@@ -18302,7 +17755,7 @@
     <w:lvl w:ilvl="0">
       <w:start w:val="1"/>
       <w:numFmt w:val="decimal"/>
-      <w:pStyle w:val="1"/>
+      <w:pStyle w:val="Heading1"/>
       <w:lvlText w:val="%1"/>
       <w:lvlJc w:val="left"/>
       <w:pPr>
@@ -18315,7 +17768,7 @@
     <w:lvl w:ilvl="1">
       <w:start w:val="1"/>
       <w:numFmt w:val="decimal"/>
-      <w:pStyle w:val="21"/>
+      <w:pStyle w:val="Heading2"/>
       <w:lvlText w:val="%1.%2"/>
       <w:lvlJc w:val="left"/>
       <w:pPr>
@@ -18328,7 +17781,7 @@
     <w:lvl w:ilvl="2">
       <w:start w:val="1"/>
       <w:numFmt w:val="decimal"/>
-      <w:pStyle w:val="3"/>
+      <w:pStyle w:val="Heading3"/>
       <w:lvlText w:val="%1.%2.%3"/>
       <w:lvlJc w:val="left"/>
       <w:pPr>
@@ -18341,7 +17794,7 @@
     <w:lvl w:ilvl="3">
       <w:start w:val="1"/>
       <w:numFmt w:val="decimal"/>
-      <w:pStyle w:val="4"/>
+      <w:pStyle w:val="Heading4"/>
       <w:lvlText w:val="%1.%2.%3.%4"/>
       <w:lvlJc w:val="left"/>
       <w:pPr>
@@ -18354,7 +17807,7 @@
     <w:lvl w:ilvl="4">
       <w:start w:val="1"/>
       <w:numFmt w:val="decimal"/>
-      <w:pStyle w:val="5"/>
+      <w:pStyle w:val="Heading5"/>
       <w:lvlText w:val="%1.%2.%3.%4.%5"/>
       <w:lvlJc w:val="left"/>
       <w:pPr>
@@ -18367,7 +17820,7 @@
     <w:lvl w:ilvl="5">
       <w:start w:val="1"/>
       <w:numFmt w:val="decimal"/>
-      <w:pStyle w:val="6"/>
+      <w:pStyle w:val="Heading6"/>
       <w:lvlText w:val="%1.%2.%3.%4.%5.%6"/>
       <w:lvlJc w:val="left"/>
       <w:pPr>
@@ -18380,7 +17833,7 @@
     <w:lvl w:ilvl="6">
       <w:start w:val="1"/>
       <w:numFmt w:val="decimal"/>
-      <w:pStyle w:val="7"/>
+      <w:pStyle w:val="Heading7"/>
       <w:lvlText w:val="%1.%2.%3.%4.%5.%6.%7"/>
       <w:lvlJc w:val="left"/>
       <w:pPr>
@@ -18393,7 +17846,7 @@
     <w:lvl w:ilvl="7">
       <w:start w:val="1"/>
       <w:numFmt w:val="decimal"/>
-      <w:pStyle w:val="8"/>
+      <w:pStyle w:val="Heading8"/>
       <w:lvlText w:val="%1.%2.%3.%4.%5.%6.%7.%8"/>
       <w:lvlJc w:val="left"/>
       <w:pPr>
@@ -18406,7 +17859,7 @@
     <w:lvl w:ilvl="8">
       <w:start w:val="1"/>
       <w:numFmt w:val="decimal"/>
-      <w:pStyle w:val="9"/>
+      <w:pStyle w:val="Heading9"/>
       <w:lvlText w:val="%1.%2.%3.%4.%5.%6.%7.%8.%9"/>
       <w:lvlJc w:val="left"/>
       <w:pPr>
@@ -21045,7 +20498,7 @@
     <w:nsid w:val="69B51D24"/>
     <w:multiLevelType w:val="multilevel"/>
     <w:tmpl w:val="6F544936"/>
-    <w:styleLink w:val="22"/>
+    <w:styleLink w:val="20"/>
     <w:lvl w:ilvl="0">
       <w:start w:val="1"/>
       <w:numFmt w:val="bullet"/>
@@ -22332,7 +21785,7 @@
     <w:lsdException w:name="Unresolved Mention" w:locked="0" w:semiHidden="1" w:unhideWhenUsed="1"/>
     <w:lsdException w:name="Smart Link" w:locked="0" w:semiHidden="1" w:unhideWhenUsed="1"/>
   </w:latentStyles>
-  <w:style w:type="paragraph" w:default="1" w:styleId="a4">
+  <w:style w:type="paragraph" w:default="1" w:styleId="Normal">
     <w:name w:val="Normal"/>
     <w:qFormat/>
     <w:rsid w:val="007B19E5"/>
@@ -22346,11 +21799,11 @@
       <w:szCs w:val="28"/>
     </w:rPr>
   </w:style>
-  <w:style w:type="paragraph" w:styleId="1">
+  <w:style w:type="paragraph" w:styleId="Heading1">
     <w:name w:val="heading 1"/>
-    <w:basedOn w:val="a4"/>
-    <w:next w:val="a4"/>
-    <w:link w:val="10"/>
+    <w:basedOn w:val="Normal"/>
+    <w:next w:val="Normal"/>
+    <w:link w:val="Heading1Char"/>
     <w:uiPriority w:val="1"/>
     <w:qFormat/>
     <w:rsid w:val="00C53ADA"/>
@@ -22372,11 +21825,11 @@
       <w:szCs w:val="32"/>
     </w:rPr>
   </w:style>
-  <w:style w:type="paragraph" w:styleId="21">
+  <w:style w:type="paragraph" w:styleId="Heading2">
     <w:name w:val="heading 2"/>
-    <w:basedOn w:val="a4"/>
-    <w:next w:val="a4"/>
-    <w:link w:val="23"/>
+    <w:basedOn w:val="Normal"/>
+    <w:next w:val="Normal"/>
+    <w:link w:val="Heading2Char"/>
     <w:uiPriority w:val="1"/>
     <w:qFormat/>
     <w:rsid w:val="007B19E5"/>
@@ -22401,11 +21854,11 @@
       <w:szCs w:val="36"/>
     </w:rPr>
   </w:style>
-  <w:style w:type="paragraph" w:styleId="3">
+  <w:style w:type="paragraph" w:styleId="Heading3">
     <w:name w:val="heading 3"/>
-    <w:basedOn w:val="a4"/>
-    <w:next w:val="a4"/>
-    <w:link w:val="30"/>
+    <w:basedOn w:val="Normal"/>
+    <w:next w:val="Normal"/>
+    <w:link w:val="Heading3Char"/>
     <w:uiPriority w:val="1"/>
     <w:qFormat/>
     <w:rsid w:val="00BE19C9"/>
@@ -22429,11 +21882,11 @@
       <w:szCs w:val="26"/>
     </w:rPr>
   </w:style>
-  <w:style w:type="paragraph" w:styleId="4">
+  <w:style w:type="paragraph" w:styleId="Heading4">
     <w:name w:val="heading 4"/>
-    <w:basedOn w:val="a4"/>
-    <w:next w:val="a4"/>
-    <w:link w:val="40"/>
+    <w:basedOn w:val="Normal"/>
+    <w:next w:val="Normal"/>
+    <w:link w:val="Heading4Char"/>
     <w:uiPriority w:val="1"/>
     <w:qFormat/>
     <w:rsid w:val="00384ECC"/>
@@ -22452,11 +21905,11 @@
       <w:i/>
     </w:rPr>
   </w:style>
-  <w:style w:type="paragraph" w:styleId="5">
+  <w:style w:type="paragraph" w:styleId="Heading5">
     <w:name w:val="heading 5"/>
-    <w:basedOn w:val="a4"/>
-    <w:next w:val="a4"/>
-    <w:link w:val="50"/>
+    <w:basedOn w:val="Normal"/>
+    <w:next w:val="Normal"/>
+    <w:link w:val="Heading5Char"/>
     <w:uiPriority w:val="1"/>
     <w:qFormat/>
     <w:rsid w:val="00384ECC"/>
@@ -22475,11 +21928,11 @@
       <w:szCs w:val="26"/>
     </w:rPr>
   </w:style>
-  <w:style w:type="paragraph" w:styleId="6">
+  <w:style w:type="paragraph" w:styleId="Heading6">
     <w:name w:val="heading 6"/>
-    <w:basedOn w:val="a4"/>
-    <w:next w:val="a4"/>
-    <w:link w:val="60"/>
+    <w:basedOn w:val="Normal"/>
+    <w:next w:val="Normal"/>
+    <w:link w:val="Heading6Char"/>
     <w:uiPriority w:val="5"/>
     <w:semiHidden/>
     <w:qFormat/>
@@ -22501,11 +21954,11 @@
       <w:szCs w:val="20"/>
     </w:rPr>
   </w:style>
-  <w:style w:type="paragraph" w:styleId="7">
+  <w:style w:type="paragraph" w:styleId="Heading7">
     <w:name w:val="heading 7"/>
-    <w:basedOn w:val="a4"/>
-    <w:next w:val="a4"/>
-    <w:link w:val="70"/>
+    <w:basedOn w:val="Normal"/>
+    <w:next w:val="Normal"/>
+    <w:link w:val="Heading7Char"/>
     <w:uiPriority w:val="5"/>
     <w:semiHidden/>
     <w:qFormat/>
@@ -22525,11 +21978,11 @@
       <w:szCs w:val="24"/>
     </w:rPr>
   </w:style>
-  <w:style w:type="paragraph" w:styleId="8">
+  <w:style w:type="paragraph" w:styleId="Heading8">
     <w:name w:val="heading 8"/>
-    <w:basedOn w:val="a4"/>
-    <w:next w:val="a4"/>
-    <w:link w:val="80"/>
+    <w:basedOn w:val="Normal"/>
+    <w:next w:val="Normal"/>
+    <w:link w:val="Heading8Char"/>
     <w:uiPriority w:val="5"/>
     <w:semiHidden/>
     <w:qFormat/>
@@ -22551,11 +22004,11 @@
       <w:szCs w:val="24"/>
     </w:rPr>
   </w:style>
-  <w:style w:type="paragraph" w:styleId="9">
+  <w:style w:type="paragraph" w:styleId="Heading9">
     <w:name w:val="heading 9"/>
-    <w:basedOn w:val="a4"/>
-    <w:next w:val="a4"/>
-    <w:link w:val="90"/>
+    <w:basedOn w:val="Normal"/>
+    <w:next w:val="Normal"/>
+    <w:link w:val="Heading9Char"/>
     <w:uiPriority w:val="5"/>
     <w:semiHidden/>
     <w:qFormat/>
@@ -22575,12 +22028,13 @@
       <w:szCs w:val="20"/>
     </w:rPr>
   </w:style>
-  <w:style w:type="character" w:default="1" w:styleId="a5">
+  <w:style w:type="character" w:default="1" w:styleId="DefaultParagraphFont">
     <w:name w:val="Default Paragraph Font"/>
     <w:uiPriority w:val="1"/>
+    <w:semiHidden/>
     <w:unhideWhenUsed/>
   </w:style>
-  <w:style w:type="table" w:default="1" w:styleId="a6">
+  <w:style w:type="table" w:default="1" w:styleId="TableNormal">
     <w:name w:val="Normal Table"/>
     <w:uiPriority w:val="99"/>
     <w:semiHidden/>
@@ -22595,17 +22049,17 @@
       </w:tblCellMar>
     </w:tblPr>
   </w:style>
-  <w:style w:type="numbering" w:default="1" w:styleId="a7">
+  <w:style w:type="numbering" w:default="1" w:styleId="NoList">
     <w:name w:val="No List"/>
     <w:uiPriority w:val="99"/>
     <w:semiHidden/>
     <w:unhideWhenUsed/>
   </w:style>
-  <w:style w:type="paragraph" w:styleId="a8">
+  <w:style w:type="paragraph" w:styleId="Title">
     <w:name w:val="Title"/>
-    <w:basedOn w:val="a4"/>
-    <w:next w:val="a4"/>
-    <w:link w:val="a9"/>
+    <w:basedOn w:val="Normal"/>
+    <w:next w:val="Normal"/>
+    <w:link w:val="TitleChar"/>
     <w:uiPriority w:val="99"/>
     <w:semiHidden/>
     <w:locked/>
@@ -22626,10 +22080,10 @@
       <w:szCs w:val="52"/>
     </w:rPr>
   </w:style>
-  <w:style w:type="paragraph" w:customStyle="1" w:styleId="aa">
+  <w:style w:type="paragraph" w:customStyle="1" w:styleId="a4">
     <w:name w:val="Название рисунка"/>
-    <w:basedOn w:val="a4"/>
-    <w:next w:val="a4"/>
+    <w:basedOn w:val="Normal"/>
+    <w:next w:val="Normal"/>
     <w:uiPriority w:val="2"/>
     <w:qFormat/>
     <w:rsid w:val="00F52F00"/>
@@ -22644,10 +22098,10 @@
       <w:szCs w:val="20"/>
     </w:rPr>
   </w:style>
-  <w:style w:type="paragraph" w:customStyle="1" w:styleId="ab">
+  <w:style w:type="paragraph" w:customStyle="1" w:styleId="a5">
     <w:name w:val="Название таблицы"/>
-    <w:basedOn w:val="a4"/>
-    <w:next w:val="a4"/>
+    <w:basedOn w:val="Normal"/>
+    <w:next w:val="Normal"/>
     <w:uiPriority w:val="2"/>
     <w:qFormat/>
     <w:rsid w:val="00BE19C9"/>
@@ -22663,10 +22117,10 @@
       <w:szCs w:val="20"/>
     </w:rPr>
   </w:style>
-  <w:style w:type="character" w:customStyle="1" w:styleId="a9">
-    <w:name w:val="Заголовок Знак"/>
-    <w:basedOn w:val="a5"/>
-    <w:link w:val="a8"/>
+  <w:style w:type="character" w:customStyle="1" w:styleId="TitleChar">
+    <w:name w:val="Title Char"/>
+    <w:basedOn w:val="DefaultParagraphFont"/>
+    <w:link w:val="Title"/>
     <w:uiPriority w:val="99"/>
     <w:semiHidden/>
     <w:rsid w:val="0093477C"/>
@@ -22679,10 +22133,10 @@
       <w:szCs w:val="52"/>
     </w:rPr>
   </w:style>
-  <w:style w:type="paragraph" w:customStyle="1" w:styleId="ac">
+  <w:style w:type="paragraph" w:customStyle="1" w:styleId="a6">
     <w:name w:val="Программный код"/>
-    <w:basedOn w:val="a4"/>
-    <w:next w:val="a4"/>
+    <w:basedOn w:val="Normal"/>
+    <w:next w:val="Normal"/>
     <w:uiPriority w:val="3"/>
     <w:qFormat/>
     <w:rsid w:val="00F52F00"/>
@@ -22696,9 +22150,9 @@
       <w:lang w:val="en-US"/>
     </w:rPr>
   </w:style>
-  <w:style w:type="paragraph" w:customStyle="1" w:styleId="ad">
+  <w:style w:type="paragraph" w:customStyle="1" w:styleId="a7">
     <w:name w:val="Текст внутри таблицы"/>
-    <w:basedOn w:val="a4"/>
+    <w:basedOn w:val="Normal"/>
     <w:uiPriority w:val="2"/>
     <w:qFormat/>
     <w:rsid w:val="00F52F00"/>
@@ -22710,10 +22164,10 @@
       <w:rFonts w:eastAsia="Times New Roman" w:cs="Times New Roman"/>
     </w:rPr>
   </w:style>
-  <w:style w:type="character" w:customStyle="1" w:styleId="10">
-    <w:name w:val="Заголовок 1 Знак"/>
-    <w:basedOn w:val="a5"/>
-    <w:link w:val="1"/>
+  <w:style w:type="character" w:customStyle="1" w:styleId="Heading1Char">
+    <w:name w:val="Heading 1 Char"/>
+    <w:basedOn w:val="DefaultParagraphFont"/>
+    <w:link w:val="Heading1"/>
     <w:uiPriority w:val="1"/>
     <w:rsid w:val="00C53ADA"/>
     <w:rPr>
@@ -22726,10 +22180,10 @@
       <w:szCs w:val="32"/>
     </w:rPr>
   </w:style>
-  <w:style w:type="character" w:customStyle="1" w:styleId="23">
-    <w:name w:val="Заголовок 2 Знак"/>
-    <w:basedOn w:val="a5"/>
-    <w:link w:val="21"/>
+  <w:style w:type="character" w:customStyle="1" w:styleId="Heading2Char">
+    <w:name w:val="Heading 2 Char"/>
+    <w:basedOn w:val="DefaultParagraphFont"/>
+    <w:link w:val="Heading2"/>
     <w:uiPriority w:val="1"/>
     <w:rsid w:val="007B19E5"/>
     <w:rPr>
@@ -22741,10 +22195,10 @@
       <w:szCs w:val="36"/>
     </w:rPr>
   </w:style>
-  <w:style w:type="character" w:customStyle="1" w:styleId="30">
-    <w:name w:val="Заголовок 3 Знак"/>
-    <w:basedOn w:val="a5"/>
-    <w:link w:val="3"/>
+  <w:style w:type="character" w:customStyle="1" w:styleId="Heading3Char">
+    <w:name w:val="Heading 3 Char"/>
+    <w:basedOn w:val="DefaultParagraphFont"/>
+    <w:link w:val="Heading3"/>
     <w:uiPriority w:val="1"/>
     <w:rsid w:val="00BE19C9"/>
     <w:rPr>
@@ -22756,10 +22210,10 @@
       <w:szCs w:val="26"/>
     </w:rPr>
   </w:style>
-  <w:style w:type="character" w:customStyle="1" w:styleId="40">
-    <w:name w:val="Заголовок 4 Знак"/>
-    <w:basedOn w:val="a5"/>
-    <w:link w:val="4"/>
+  <w:style w:type="character" w:customStyle="1" w:styleId="Heading4Char">
+    <w:name w:val="Heading 4 Char"/>
+    <w:basedOn w:val="DefaultParagraphFont"/>
+    <w:link w:val="Heading4"/>
     <w:uiPriority w:val="1"/>
     <w:rsid w:val="00384ECC"/>
     <w:rPr>
@@ -22771,10 +22225,10 @@
       <w:szCs w:val="28"/>
     </w:rPr>
   </w:style>
-  <w:style w:type="character" w:customStyle="1" w:styleId="50">
-    <w:name w:val="Заголовок 5 Знак"/>
-    <w:basedOn w:val="a5"/>
-    <w:link w:val="5"/>
+  <w:style w:type="character" w:customStyle="1" w:styleId="Heading5Char">
+    <w:name w:val="Heading 5 Char"/>
+    <w:basedOn w:val="DefaultParagraphFont"/>
+    <w:link w:val="Heading5"/>
     <w:uiPriority w:val="1"/>
     <w:rsid w:val="00384ECC"/>
     <w:rPr>
@@ -22786,10 +22240,10 @@
       <w:szCs w:val="26"/>
     </w:rPr>
   </w:style>
-  <w:style w:type="character" w:customStyle="1" w:styleId="60">
-    <w:name w:val="Заголовок 6 Знак"/>
-    <w:basedOn w:val="a5"/>
-    <w:link w:val="6"/>
+  <w:style w:type="character" w:customStyle="1" w:styleId="Heading6Char">
+    <w:name w:val="Heading 6 Char"/>
+    <w:basedOn w:val="DefaultParagraphFont"/>
+    <w:link w:val="Heading6"/>
     <w:uiPriority w:val="5"/>
     <w:semiHidden/>
     <w:rsid w:val="00F52F00"/>
@@ -22801,10 +22255,10 @@
       <w:szCs w:val="20"/>
     </w:rPr>
   </w:style>
-  <w:style w:type="character" w:customStyle="1" w:styleId="70">
-    <w:name w:val="Заголовок 7 Знак"/>
-    <w:basedOn w:val="a5"/>
-    <w:link w:val="7"/>
+  <w:style w:type="character" w:customStyle="1" w:styleId="Heading7Char">
+    <w:name w:val="Heading 7 Char"/>
+    <w:basedOn w:val="DefaultParagraphFont"/>
+    <w:link w:val="Heading7"/>
     <w:uiPriority w:val="5"/>
     <w:semiHidden/>
     <w:rsid w:val="00F52F00"/>
@@ -22814,10 +22268,10 @@
       <w:szCs w:val="24"/>
     </w:rPr>
   </w:style>
-  <w:style w:type="character" w:customStyle="1" w:styleId="80">
-    <w:name w:val="Заголовок 8 Знак"/>
-    <w:basedOn w:val="a5"/>
-    <w:link w:val="8"/>
+  <w:style w:type="character" w:customStyle="1" w:styleId="Heading8Char">
+    <w:name w:val="Heading 8 Char"/>
+    <w:basedOn w:val="DefaultParagraphFont"/>
+    <w:link w:val="Heading8"/>
     <w:uiPriority w:val="5"/>
     <w:semiHidden/>
     <w:rsid w:val="00F52F00"/>
@@ -22829,10 +22283,10 @@
       <w:szCs w:val="24"/>
     </w:rPr>
   </w:style>
-  <w:style w:type="character" w:customStyle="1" w:styleId="90">
-    <w:name w:val="Заголовок 9 Знак"/>
-    <w:basedOn w:val="a5"/>
-    <w:link w:val="9"/>
+  <w:style w:type="character" w:customStyle="1" w:styleId="Heading9Char">
+    <w:name w:val="Heading 9 Char"/>
+    <w:basedOn w:val="DefaultParagraphFont"/>
+    <w:link w:val="Heading9"/>
     <w:uiPriority w:val="5"/>
     <w:semiHidden/>
     <w:rsid w:val="00F52F00"/>
@@ -22844,7 +22298,7 @@
   </w:style>
   <w:style w:type="paragraph" w:customStyle="1" w:styleId="a1">
     <w:name w:val="НИР нумерованный список"/>
-    <w:basedOn w:val="a4"/>
+    <w:basedOn w:val="Normal"/>
     <w:locked/>
     <w:rsid w:val="002E373A"/>
     <w:pPr>
@@ -22861,7 +22315,7 @@
   </w:style>
   <w:style w:type="paragraph" w:customStyle="1" w:styleId="-">
     <w:name w:val="НИР-простой список"/>
-    <w:basedOn w:val="a4"/>
+    <w:basedOn w:val="Normal"/>
     <w:semiHidden/>
     <w:locked/>
     <w:rsid w:val="00985035"/>
@@ -22880,9 +22334,9 @@
       <w:szCs w:val="20"/>
     </w:rPr>
   </w:style>
-  <w:style w:type="character" w:styleId="ae">
+  <w:style w:type="character" w:styleId="IntenseReference">
     <w:name w:val="Intense Reference"/>
-    <w:basedOn w:val="a5"/>
+    <w:basedOn w:val="DefaultParagraphFont"/>
     <w:uiPriority w:val="32"/>
     <w:semiHidden/>
     <w:locked/>
@@ -22896,10 +22350,10 @@
       <w:u w:val="single"/>
     </w:rPr>
   </w:style>
-  <w:style w:type="paragraph" w:styleId="11">
+  <w:style w:type="paragraph" w:styleId="TOC1">
     <w:name w:val="toc 1"/>
-    <w:basedOn w:val="a4"/>
-    <w:next w:val="a4"/>
+    <w:basedOn w:val="Normal"/>
+    <w:next w:val="Normal"/>
     <w:autoRedefine/>
     <w:uiPriority w:val="39"/>
     <w:locked/>
@@ -22917,10 +22371,10 @@
       <w:noProof/>
     </w:rPr>
   </w:style>
-  <w:style w:type="paragraph" w:styleId="24">
+  <w:style w:type="paragraph" w:styleId="TOC2">
     <w:name w:val="toc 2"/>
-    <w:basedOn w:val="a4"/>
-    <w:next w:val="a4"/>
+    <w:basedOn w:val="Normal"/>
+    <w:next w:val="Normal"/>
     <w:autoRedefine/>
     <w:uiPriority w:val="39"/>
     <w:locked/>
@@ -22934,10 +22388,10 @@
       <w:ind w:left="851" w:hanging="567"/>
     </w:pPr>
   </w:style>
-  <w:style w:type="paragraph" w:styleId="31">
+  <w:style w:type="paragraph" w:styleId="TOC3">
     <w:name w:val="toc 3"/>
-    <w:basedOn w:val="a4"/>
-    <w:next w:val="a4"/>
+    <w:basedOn w:val="Normal"/>
+    <w:next w:val="Normal"/>
     <w:autoRedefine/>
     <w:uiPriority w:val="39"/>
     <w:locked/>
@@ -22951,19 +22405,19 @@
       <w:ind w:left="1843" w:hanging="851"/>
     </w:pPr>
   </w:style>
-  <w:style w:type="paragraph" w:styleId="af">
+  <w:style w:type="paragraph" w:styleId="E-mailSignature">
     <w:name w:val="E-mail Signature"/>
-    <w:basedOn w:val="a4"/>
-    <w:link w:val="af0"/>
+    <w:basedOn w:val="Normal"/>
+    <w:link w:val="E-mailSignatureChar"/>
     <w:uiPriority w:val="99"/>
     <w:semiHidden/>
     <w:locked/>
     <w:rsid w:val="00F67AC2"/>
   </w:style>
-  <w:style w:type="character" w:customStyle="1" w:styleId="af0">
-    <w:name w:val="Электронная подпись Знак"/>
-    <w:basedOn w:val="a5"/>
-    <w:link w:val="af"/>
+  <w:style w:type="character" w:customStyle="1" w:styleId="E-mailSignatureChar">
+    <w:name w:val="E-mail Signature Char"/>
+    <w:basedOn w:val="DefaultParagraphFont"/>
+    <w:link w:val="E-mailSignature"/>
     <w:uiPriority w:val="99"/>
     <w:semiHidden/>
     <w:rsid w:val="00F67AC2"/>
@@ -22972,9 +22426,9 @@
       <w:lang w:eastAsia="ru-RU"/>
     </w:rPr>
   </w:style>
-  <w:style w:type="character" w:styleId="af1">
+  <w:style w:type="character" w:styleId="BookTitle">
     <w:name w:val="Book Title"/>
-    <w:basedOn w:val="a5"/>
+    <w:basedOn w:val="DefaultParagraphFont"/>
     <w:uiPriority w:val="33"/>
     <w:semiHidden/>
     <w:locked/>
@@ -22986,9 +22440,9 @@
       <w:spacing w:val="5"/>
     </w:rPr>
   </w:style>
-  <w:style w:type="character" w:styleId="af2">
+  <w:style w:type="character" w:styleId="SubtleReference">
     <w:name w:val="Subtle Reference"/>
-    <w:basedOn w:val="a5"/>
+    <w:basedOn w:val="DefaultParagraphFont"/>
     <w:uiPriority w:val="31"/>
     <w:semiHidden/>
     <w:locked/>
@@ -22999,9 +22453,9 @@
       <w:u w:val="single"/>
     </w:rPr>
   </w:style>
-  <w:style w:type="table" w:customStyle="1" w:styleId="12">
+  <w:style w:type="table" w:customStyle="1" w:styleId="1">
     <w:name w:val="Светлая заливка1"/>
-    <w:basedOn w:val="a6"/>
+    <w:basedOn w:val="TableNormal"/>
     <w:uiPriority w:val="60"/>
     <w:locked/>
     <w:rsid w:val="004B37E8"/>
@@ -23093,9 +22547,9 @@
       </w:tcPr>
     </w:tblStylePr>
   </w:style>
-  <w:style w:type="paragraph" w:styleId="2">
+  <w:style w:type="paragraph" w:styleId="ListBullet2">
     <w:name w:val="List Bullet 2"/>
-    <w:basedOn w:val="a4"/>
+    <w:basedOn w:val="Normal"/>
     <w:uiPriority w:val="99"/>
     <w:semiHidden/>
     <w:locked/>
@@ -23107,10 +22561,10 @@
       <w:contextualSpacing/>
     </w:pPr>
   </w:style>
-  <w:style w:type="paragraph" w:styleId="af3">
+  <w:style w:type="paragraph" w:styleId="ListParagraph">
     <w:name w:val="List Paragraph"/>
-    <w:basedOn w:val="a4"/>
-    <w:link w:val="af4"/>
+    <w:basedOn w:val="Normal"/>
+    <w:link w:val="ListParagraphChar"/>
     <w:uiPriority w:val="34"/>
     <w:qFormat/>
     <w:locked/>
@@ -23120,9 +22574,9 @@
       <w:contextualSpacing/>
     </w:pPr>
   </w:style>
-  <w:style w:type="table" w:styleId="af5">
+  <w:style w:type="table" w:styleId="TableGrid">
     <w:name w:val="Table Grid"/>
-    <w:basedOn w:val="a6"/>
+    <w:basedOn w:val="TableNormal"/>
     <w:uiPriority w:val="39"/>
     <w:locked/>
     <w:rsid w:val="00475C3D"/>
@@ -23137,10 +22591,10 @@
       </w:tblBorders>
     </w:tblPr>
   </w:style>
-  <w:style w:type="paragraph" w:customStyle="1" w:styleId="af6">
+  <w:style w:type="paragraph" w:customStyle="1" w:styleId="a8">
     <w:name w:val="Рисунок"/>
-    <w:basedOn w:val="a4"/>
-    <w:next w:val="aa"/>
+    <w:basedOn w:val="Normal"/>
+    <w:next w:val="a4"/>
     <w:qFormat/>
     <w:rsid w:val="00BE19C9"/>
     <w:pPr>
@@ -23149,10 +22603,10 @@
       <w:jc w:val="center"/>
     </w:pPr>
   </w:style>
-  <w:style w:type="paragraph" w:styleId="af7">
+  <w:style w:type="paragraph" w:styleId="BalloonText">
     <w:name w:val="Balloon Text"/>
-    <w:basedOn w:val="a4"/>
-    <w:link w:val="af8"/>
+    <w:basedOn w:val="Normal"/>
+    <w:link w:val="BalloonTextChar"/>
     <w:uiPriority w:val="99"/>
     <w:semiHidden/>
     <w:locked/>
@@ -23163,10 +22617,10 @@
       <w:szCs w:val="16"/>
     </w:rPr>
   </w:style>
-  <w:style w:type="paragraph" w:customStyle="1" w:styleId="af9">
+  <w:style w:type="paragraph" w:customStyle="1" w:styleId="a9">
     <w:name w:val="Введение_заключение"/>
-    <w:basedOn w:val="1"/>
-    <w:next w:val="a4"/>
+    <w:basedOn w:val="Heading1"/>
+    <w:next w:val="Normal"/>
     <w:qFormat/>
     <w:rsid w:val="00F52F00"/>
     <w:pPr>
@@ -23176,10 +22630,10 @@
       <w:jc w:val="center"/>
     </w:pPr>
   </w:style>
-  <w:style w:type="character" w:customStyle="1" w:styleId="af8">
-    <w:name w:val="Текст выноски Знак"/>
-    <w:basedOn w:val="a5"/>
-    <w:link w:val="af7"/>
+  <w:style w:type="character" w:customStyle="1" w:styleId="BalloonTextChar">
+    <w:name w:val="Balloon Text Char"/>
+    <w:basedOn w:val="DefaultParagraphFont"/>
+    <w:link w:val="BalloonText"/>
     <w:uiPriority w:val="99"/>
     <w:semiHidden/>
     <w:rsid w:val="00C5031D"/>
@@ -23191,7 +22645,7 @@
   </w:style>
   <w:style w:type="paragraph" w:customStyle="1" w:styleId="a0">
     <w:name w:val="Список_ТИРЕ"/>
-    <w:basedOn w:val="a4"/>
+    <w:basedOn w:val="Normal"/>
     <w:qFormat/>
     <w:rsid w:val="00384ECC"/>
     <w:pPr>
@@ -23225,7 +22679,7 @@
       <w:ind w:left="0" w:firstLine="851"/>
     </w:pPr>
   </w:style>
-  <w:style w:type="paragraph" w:customStyle="1" w:styleId="20">
+  <w:style w:type="paragraph" w:customStyle="1" w:styleId="2">
     <w:name w:val="Список_2_уровня"/>
     <w:basedOn w:val="a"/>
     <w:qFormat/>
@@ -23239,7 +22693,7 @@
   </w:style>
   <w:style w:type="paragraph" w:customStyle="1" w:styleId="a3">
     <w:name w:val="Список источников"/>
-    <w:basedOn w:val="a4"/>
+    <w:basedOn w:val="Normal"/>
     <w:qFormat/>
     <w:rsid w:val="00384ECC"/>
     <w:pPr>
@@ -23249,10 +22703,10 @@
       <w:ind w:left="0" w:firstLine="851"/>
     </w:pPr>
   </w:style>
-  <w:style w:type="paragraph" w:styleId="afa">
+  <w:style w:type="paragraph" w:styleId="Header">
     <w:name w:val="header"/>
-    <w:basedOn w:val="a4"/>
-    <w:link w:val="afb"/>
+    <w:basedOn w:val="Normal"/>
+    <w:link w:val="HeaderChar"/>
     <w:uiPriority w:val="99"/>
     <w:locked/>
     <w:rsid w:val="00D60F71"/>
@@ -23264,10 +22718,10 @@
       <w:spacing w:line="240" w:lineRule="auto"/>
     </w:pPr>
   </w:style>
-  <w:style w:type="character" w:customStyle="1" w:styleId="afb">
-    <w:name w:val="Верхний колонтитул Знак"/>
-    <w:basedOn w:val="a5"/>
-    <w:link w:val="afa"/>
+  <w:style w:type="character" w:customStyle="1" w:styleId="HeaderChar">
+    <w:name w:val="Header Char"/>
+    <w:basedOn w:val="DefaultParagraphFont"/>
+    <w:link w:val="Header"/>
     <w:uiPriority w:val="99"/>
     <w:rsid w:val="00D60F71"/>
     <w:rPr>
@@ -23275,10 +22729,10 @@
       <w:sz w:val="28"/>
     </w:rPr>
   </w:style>
-  <w:style w:type="paragraph" w:styleId="afc">
+  <w:style w:type="paragraph" w:styleId="Footer">
     <w:name w:val="footer"/>
-    <w:basedOn w:val="a4"/>
-    <w:link w:val="afd"/>
+    <w:basedOn w:val="Normal"/>
+    <w:link w:val="FooterChar"/>
     <w:uiPriority w:val="99"/>
     <w:locked/>
     <w:rsid w:val="00D60F71"/>
@@ -23290,10 +22744,10 @@
       <w:spacing w:line="240" w:lineRule="auto"/>
     </w:pPr>
   </w:style>
-  <w:style w:type="character" w:customStyle="1" w:styleId="afd">
-    <w:name w:val="Нижний колонтитул Знак"/>
-    <w:basedOn w:val="a5"/>
-    <w:link w:val="afc"/>
+  <w:style w:type="character" w:customStyle="1" w:styleId="FooterChar">
+    <w:name w:val="Footer Char"/>
+    <w:basedOn w:val="DefaultParagraphFont"/>
+    <w:link w:val="Footer"/>
     <w:uiPriority w:val="99"/>
     <w:rsid w:val="00D60F71"/>
     <w:rPr>
@@ -23301,9 +22755,9 @@
       <w:sz w:val="28"/>
     </w:rPr>
   </w:style>
-  <w:style w:type="paragraph" w:styleId="afe">
+  <w:style w:type="paragraph" w:styleId="NormalWeb">
     <w:name w:val="Normal (Web)"/>
-    <w:basedOn w:val="a4"/>
+    <w:basedOn w:val="Normal"/>
     <w:uiPriority w:val="99"/>
     <w:locked/>
     <w:rsid w:val="00917645"/>
@@ -23315,9 +22769,9 @@
       <w:rFonts w:eastAsia="Times New Roman" w:cs="Times New Roman"/>
     </w:rPr>
   </w:style>
-  <w:style w:type="paragraph" w:customStyle="1" w:styleId="aff">
+  <w:style w:type="paragraph" w:customStyle="1" w:styleId="aa">
     <w:name w:val="_Название рисунка"/>
-    <w:basedOn w:val="aff0"/>
+    <w:basedOn w:val="Caption"/>
     <w:uiPriority w:val="99"/>
     <w:rsid w:val="00917645"/>
     <w:pPr>
@@ -23334,9 +22788,9 @@
       <w:szCs w:val="20"/>
     </w:rPr>
   </w:style>
-  <w:style w:type="paragraph" w:customStyle="1" w:styleId="aff1">
+  <w:style w:type="paragraph" w:customStyle="1" w:styleId="ab">
     <w:name w:val="_Рисунок"/>
-    <w:basedOn w:val="a4"/>
+    <w:basedOn w:val="Normal"/>
     <w:uiPriority w:val="99"/>
     <w:rsid w:val="00917645"/>
     <w:pPr>
@@ -23349,7 +22803,7 @@
       <w:rFonts w:eastAsia="Times New Roman" w:cs="Times New Roman"/>
     </w:rPr>
   </w:style>
-  <w:style w:type="numbering" w:customStyle="1" w:styleId="22">
+  <w:style w:type="numbering" w:customStyle="1" w:styleId="20">
     <w:name w:val="_Маркированный2"/>
     <w:uiPriority w:val="99"/>
     <w:rsid w:val="00917645"/>
@@ -23359,12 +22813,12 @@
       </w:numPr>
     </w:pPr>
   </w:style>
-  <w:style w:type="paragraph" w:styleId="aff0">
+  <w:style w:type="paragraph" w:styleId="Caption">
     <w:name w:val="caption"/>
     <w:aliases w:val="Вставленный объект"/>
-    <w:basedOn w:val="a4"/>
-    <w:next w:val="a4"/>
-    <w:link w:val="aff2"/>
+    <w:basedOn w:val="Normal"/>
+    <w:next w:val="Normal"/>
+    <w:link w:val="CaptionChar"/>
     <w:uiPriority w:val="35"/>
     <w:locked/>
     <w:rsid w:val="00917645"/>
@@ -23379,9 +22833,9 @@
       <w:szCs w:val="18"/>
     </w:rPr>
   </w:style>
-  <w:style w:type="character" w:styleId="aff3">
+  <w:style w:type="character" w:styleId="Hyperlink">
     <w:name w:val="Hyperlink"/>
-    <w:basedOn w:val="a5"/>
+    <w:basedOn w:val="DefaultParagraphFont"/>
     <w:uiPriority w:val="99"/>
     <w:locked/>
     <w:rsid w:val="00917645"/>
@@ -23390,10 +22844,10 @@
       <w:u w:val="single"/>
     </w:rPr>
   </w:style>
-  <w:style w:type="character" w:customStyle="1" w:styleId="aff2">
-    <w:name w:val="Название объекта Знак"/>
-    <w:aliases w:val="Вставленный объект Знак"/>
-    <w:link w:val="aff0"/>
+  <w:style w:type="character" w:customStyle="1" w:styleId="CaptionChar">
+    <w:name w:val="Caption Char"/>
+    <w:aliases w:val="Вставленный объект Char"/>
+    <w:link w:val="Caption"/>
     <w:uiPriority w:val="35"/>
     <w:rsid w:val="00F74364"/>
     <w:rPr>
@@ -23405,10 +22859,10 @@
       <w:szCs w:val="18"/>
     </w:rPr>
   </w:style>
-  <w:style w:type="character" w:customStyle="1" w:styleId="13">
-    <w:name w:val="Основной текст Знак1"/>
-    <w:basedOn w:val="a5"/>
-    <w:link w:val="aff4"/>
+  <w:style w:type="character" w:customStyle="1" w:styleId="BodyTextChar">
+    <w:name w:val="Body Text Char"/>
+    <w:basedOn w:val="DefaultParagraphFont"/>
+    <w:link w:val="BodyText"/>
     <w:uiPriority w:val="99"/>
     <w:locked/>
     <w:rsid w:val="00F74364"/>
@@ -23419,10 +22873,10 @@
       <w:shd w:val="clear" w:color="auto" w:fill="FFFFFF"/>
     </w:rPr>
   </w:style>
-  <w:style w:type="character" w:customStyle="1" w:styleId="aff5">
+  <w:style w:type="character" w:customStyle="1" w:styleId="ac">
     <w:name w:val="Основной текст + Курсив"/>
     <w:aliases w:val="Интервал 0 pt15"/>
-    <w:basedOn w:val="13"/>
+    <w:basedOn w:val="BodyTextChar"/>
     <w:uiPriority w:val="99"/>
     <w:rsid w:val="00F74364"/>
     <w:rPr>
@@ -23436,10 +22890,10 @@
       <w:lang w:val="en-US" w:eastAsia="en-US"/>
     </w:rPr>
   </w:style>
-  <w:style w:type="paragraph" w:styleId="aff4">
+  <w:style w:type="paragraph" w:styleId="BodyText">
     <w:name w:val="Body Text"/>
-    <w:basedOn w:val="a4"/>
-    <w:link w:val="13"/>
+    <w:basedOn w:val="Normal"/>
+    <w:link w:val="BodyTextChar"/>
     <w:uiPriority w:val="99"/>
     <w:locked/>
     <w:rsid w:val="00F74364"/>
@@ -23455,9 +22909,9 @@
       <w:szCs w:val="21"/>
     </w:rPr>
   </w:style>
-  <w:style w:type="character" w:customStyle="1" w:styleId="aff6">
+  <w:style w:type="character" w:customStyle="1" w:styleId="ad">
     <w:name w:val="Основной текст Знак"/>
-    <w:basedOn w:val="a5"/>
+    <w:basedOn w:val="DefaultParagraphFont"/>
     <w:uiPriority w:val="99"/>
     <w:semiHidden/>
     <w:rsid w:val="00F74364"/>
@@ -23467,10 +22921,10 @@
       <w:szCs w:val="28"/>
     </w:rPr>
   </w:style>
-  <w:style w:type="character" w:customStyle="1" w:styleId="aff7">
+  <w:style w:type="character" w:customStyle="1" w:styleId="ae">
     <w:name w:val="Подпись к картинке_"/>
-    <w:basedOn w:val="a5"/>
-    <w:link w:val="aff8"/>
+    <w:basedOn w:val="DefaultParagraphFont"/>
+    <w:link w:val="af"/>
     <w:uiPriority w:val="99"/>
     <w:locked/>
     <w:rsid w:val="00F74364"/>
@@ -23481,10 +22935,10 @@
       <w:shd w:val="clear" w:color="auto" w:fill="FFFFFF"/>
     </w:rPr>
   </w:style>
-  <w:style w:type="paragraph" w:customStyle="1" w:styleId="aff8">
+  <w:style w:type="paragraph" w:customStyle="1" w:styleId="af">
     <w:name w:val="Подпись к картинке"/>
-    <w:basedOn w:val="a4"/>
-    <w:link w:val="aff7"/>
+    <w:basedOn w:val="Normal"/>
+    <w:link w:val="ae"/>
     <w:uiPriority w:val="99"/>
     <w:rsid w:val="00F74364"/>
     <w:pPr>
@@ -23502,7 +22956,7 @@
   </w:style>
   <w:style w:type="character" w:customStyle="1" w:styleId="1pt">
     <w:name w:val="Основной текст + Интервал 1 pt"/>
-    <w:basedOn w:val="13"/>
+    <w:basedOn w:val="BodyTextChar"/>
     <w:rsid w:val="00F74364"/>
     <w:rPr>
       <w:rFonts w:ascii="Times New Roman" w:hAnsi="Times New Roman" w:cs="Times New Roman"/>
@@ -23514,10 +22968,10 @@
       <w:lang w:val="en-US" w:eastAsia="en-US"/>
     </w:rPr>
   </w:style>
-  <w:style w:type="character" w:customStyle="1" w:styleId="61">
+  <w:style w:type="character" w:customStyle="1" w:styleId="6">
     <w:name w:val="Основной текст (6)_"/>
-    <w:basedOn w:val="a5"/>
-    <w:link w:val="62"/>
+    <w:basedOn w:val="DefaultParagraphFont"/>
+    <w:link w:val="60"/>
     <w:uiPriority w:val="99"/>
     <w:locked/>
     <w:rsid w:val="00F74364"/>
@@ -23530,10 +22984,10 @@
       <w:lang w:val="en-US"/>
     </w:rPr>
   </w:style>
-  <w:style w:type="paragraph" w:customStyle="1" w:styleId="62">
+  <w:style w:type="paragraph" w:customStyle="1" w:styleId="60">
     <w:name w:val="Основной текст (6)"/>
-    <w:basedOn w:val="a4"/>
-    <w:link w:val="61"/>
+    <w:basedOn w:val="Normal"/>
+    <w:link w:val="6"/>
     <w:uiPriority w:val="99"/>
     <w:rsid w:val="00F74364"/>
     <w:pPr>
@@ -23551,10 +23005,10 @@
       <w:lang w:val="en-US"/>
     </w:rPr>
   </w:style>
-  <w:style w:type="character" w:customStyle="1" w:styleId="aff9">
+  <w:style w:type="character" w:customStyle="1" w:styleId="af0">
     <w:name w:val="Подпись к картинке + Курсив"/>
     <w:aliases w:val="Интервал 0 pt11"/>
-    <w:basedOn w:val="aff7"/>
+    <w:basedOn w:val="ae"/>
     <w:uiPriority w:val="99"/>
     <w:rsid w:val="00F74364"/>
     <w:rPr>
@@ -23569,10 +23023,10 @@
       <w:lang w:val="en-US" w:eastAsia="en-US"/>
     </w:rPr>
   </w:style>
-  <w:style w:type="character" w:customStyle="1" w:styleId="af4">
-    <w:name w:val="Абзац списка Знак"/>
-    <w:basedOn w:val="a5"/>
-    <w:link w:val="af3"/>
+  <w:style w:type="character" w:customStyle="1" w:styleId="ListParagraphChar">
+    <w:name w:val="List Paragraph Char"/>
+    <w:basedOn w:val="DefaultParagraphFont"/>
+    <w:link w:val="ListParagraph"/>
     <w:uiPriority w:val="34"/>
     <w:rsid w:val="00D001AA"/>
     <w:rPr>
@@ -23581,9 +23035,9 @@
       <w:szCs w:val="28"/>
     </w:rPr>
   </w:style>
-  <w:style w:type="character" w:styleId="affa">
+  <w:style w:type="character" w:styleId="PlaceholderText">
     <w:name w:val="Placeholder Text"/>
-    <w:basedOn w:val="a5"/>
+    <w:basedOn w:val="DefaultParagraphFont"/>
     <w:uiPriority w:val="99"/>
     <w:semiHidden/>
     <w:locked/>
@@ -23594,7 +23048,7 @@
   </w:style>
   <w:style w:type="paragraph" w:customStyle="1" w:styleId="msonormal0">
     <w:name w:val="msonormal"/>
-    <w:basedOn w:val="a4"/>
+    <w:basedOn w:val="Normal"/>
     <w:rsid w:val="00D370F8"/>
     <w:pPr>
       <w:spacing w:before="100" w:beforeAutospacing="1" w:after="100" w:afterAutospacing="1" w:line="240" w:lineRule="auto"/>
@@ -23607,9 +23061,9 @@
       <w:szCs w:val="24"/>
     </w:rPr>
   </w:style>
-  <w:style w:type="character" w:styleId="affb">
+  <w:style w:type="character" w:styleId="UnresolvedMention">
     <w:name w:val="Unresolved Mention"/>
-    <w:basedOn w:val="a5"/>
+    <w:basedOn w:val="DefaultParagraphFont"/>
     <w:uiPriority w:val="99"/>
     <w:semiHidden/>
     <w:unhideWhenUsed/>
